--- a/cd/doc/userGuide/WspolpracaZespoluPlanistow.docx
+++ b/cd/doc/userGuide/WspolpracaZespoluPlanistow.docx
@@ -354,6 +354,8 @@
         <w:jc w:val="both"/>
       </w:pPr>
     </w:p>
+    <w:bookmarkStart w:id="0" w:name="_GoBack"/>
+    <w:bookmarkEnd w:id="0"/>
     <w:p>
       <w:pPr>
         <w:pStyle w:val="Spistreci2"/>
@@ -377,17 +379,22 @@
         <w:fldChar w:fldCharType="begin"/>
       </w:r>
       <w:r>
-        <w:instrText xml:space="preserve"> TOC \o "1-3" \h \z \u </w:instrText>
-      </w:r>
-      <w:r>
         <w:rPr>
           <w:b/>
           <w:noProof/>
           <w:sz w:val="28"/>
         </w:rPr>
+        <w:instrText xml:space="preserve"> TOC \o "1-4" \h \z \u </w:instrText>
+      </w:r>
+      <w:r>
+        <w:rPr>
+          <w:b/>
+          <w:noProof/>
+          <w:sz w:val="28"/>
+        </w:rPr>
         <w:fldChar w:fldCharType="separate"/>
       </w:r>
-      <w:hyperlink w:anchor="_Toc226851767" w:history="1">
+      <w:hyperlink w:anchor="_Toc239915727" w:history="1">
         <w:r>
           <w:rPr>
             <w:rStyle w:val="Hipercze"/>
@@ -395,8 +402,6 @@
           </w:rPr>
           <w:t>1.1 Współpraca kilku planistów</w:t>
         </w:r>
-        <w:bookmarkStart w:id="0" w:name="_GoBack"/>
-        <w:bookmarkEnd w:id="0"/>
         <w:r>
           <w:rPr>
             <w:noProof/>
@@ -416,7 +421,7 @@
             <w:noProof/>
             <w:webHidden/>
           </w:rPr>
-          <w:instrText xml:space="preserve"> PAGEREF _Toc226851767 \h </w:instrText>
+          <w:instrText xml:space="preserve"> PAGEREF _Toc239915727 \h </w:instrText>
         </w:r>
         <w:r>
           <w:rPr>
@@ -462,7 +467,7 @@
           <w:lang w:eastAsia="pl-PL"/>
         </w:rPr>
       </w:pPr>
-      <w:hyperlink w:anchor="_Toc226851768" w:history="1">
+      <w:hyperlink w:anchor="_Toc239915728" w:history="1">
         <w:r>
           <w:rPr>
             <w:rStyle w:val="Hipercze"/>
@@ -506,7 +511,7 @@
             <w:noProof/>
             <w:webHidden/>
           </w:rPr>
-          <w:instrText xml:space="preserve"> PAGEREF _Toc226851768 \h </w:instrText>
+          <w:instrText xml:space="preserve"> PAGEREF _Toc239915728 \h </w:instrText>
         </w:r>
         <w:r>
           <w:rPr>
@@ -552,7 +557,7 @@
           <w:lang w:eastAsia="pl-PL"/>
         </w:rPr>
       </w:pPr>
-      <w:hyperlink w:anchor="_Toc226851769" w:history="1">
+      <w:hyperlink w:anchor="_Toc239915729" w:history="1">
         <w:r>
           <w:rPr>
             <w:rStyle w:val="Hipercze"/>
@@ -596,7 +601,7 @@
             <w:noProof/>
             <w:webHidden/>
           </w:rPr>
-          <w:instrText xml:space="preserve"> PAGEREF _Toc226851769 \h </w:instrText>
+          <w:instrText xml:space="preserve"> PAGEREF _Toc239915729 \h </w:instrText>
         </w:r>
         <w:r>
           <w:rPr>
@@ -642,7 +647,7 @@
           <w:lang w:eastAsia="pl-PL"/>
         </w:rPr>
       </w:pPr>
-      <w:hyperlink w:anchor="_Toc226851770" w:history="1">
+      <w:hyperlink w:anchor="_Toc239915730" w:history="1">
         <w:r>
           <w:rPr>
             <w:rStyle w:val="Hipercze"/>
@@ -686,7 +691,7 @@
             <w:noProof/>
             <w:webHidden/>
           </w:rPr>
-          <w:instrText xml:space="preserve"> PAGEREF _Toc226851770 \h </w:instrText>
+          <w:instrText xml:space="preserve"> PAGEREF _Toc239915730 \h </w:instrText>
         </w:r>
         <w:r>
           <w:rPr>
@@ -706,7 +711,7 @@
             <w:noProof/>
             <w:webHidden/>
           </w:rPr>
-          <w:t>8</w:t>
+          <w:t>7</w:t>
         </w:r>
         <w:r>
           <w:rPr>
@@ -732,7 +737,7 @@
           <w:lang w:eastAsia="pl-PL"/>
         </w:rPr>
       </w:pPr>
-      <w:hyperlink w:anchor="_Toc226851771" w:history="1">
+      <w:hyperlink w:anchor="_Toc239915731" w:history="1">
         <w:r>
           <w:rPr>
             <w:rStyle w:val="Hipercze"/>
@@ -776,7 +781,7 @@
             <w:noProof/>
             <w:webHidden/>
           </w:rPr>
-          <w:instrText xml:space="preserve"> PAGEREF _Toc226851771 \h </w:instrText>
+          <w:instrText xml:space="preserve"> PAGEREF _Toc239915731 \h </w:instrText>
         </w:r>
         <w:r>
           <w:rPr>
@@ -796,7 +801,7 @@
             <w:noProof/>
             <w:webHidden/>
           </w:rPr>
-          <w:t>13</w:t>
+          <w:t>12</w:t>
         </w:r>
         <w:r>
           <w:rPr>
@@ -822,7 +827,7 @@
           <w:lang w:eastAsia="pl-PL"/>
         </w:rPr>
       </w:pPr>
-      <w:hyperlink w:anchor="_Toc226851772" w:history="1">
+      <w:hyperlink w:anchor="_Toc239915732" w:history="1">
         <w:r>
           <w:rPr>
             <w:rStyle w:val="Hipercze"/>
@@ -866,7 +871,7 @@
             <w:noProof/>
             <w:webHidden/>
           </w:rPr>
-          <w:instrText xml:space="preserve"> PAGEREF _Toc226851772 \h </w:instrText>
+          <w:instrText xml:space="preserve"> PAGEREF _Toc239915732 \h </w:instrText>
         </w:r>
         <w:r>
           <w:rPr>
@@ -886,7 +891,535 @@
             <w:noProof/>
             <w:webHidden/>
           </w:rPr>
+          <w:t>13</w:t>
+        </w:r>
+        <w:r>
+          <w:rPr>
+            <w:noProof/>
+            <w:webHidden/>
+          </w:rPr>
+          <w:fldChar w:fldCharType="end"/>
+        </w:r>
+      </w:hyperlink>
+    </w:p>
+    <w:p>
+      <w:pPr>
+        <w:pStyle w:val="Spistreci4"/>
+        <w:tabs>
+          <w:tab w:val="left" w:pos="1680"/>
+          <w:tab w:val="right" w:leader="dot" w:pos="9062"/>
+        </w:tabs>
+        <w:rPr>
+          <w:rFonts w:asciiTheme="minorHAnsi" w:eastAsiaTheme="minorEastAsia" w:hAnsiTheme="minorHAnsi" w:cstheme="minorBidi"/>
+          <w:noProof/>
+          <w:sz w:val="22"/>
+          <w:szCs w:val="22"/>
+        </w:rPr>
+      </w:pPr>
+      <w:hyperlink w:anchor="_Toc239915733" w:history="1">
+        <w:r>
+          <w:rPr>
+            <w:rStyle w:val="Hipercze"/>
+            <w:noProof/>
+          </w:rPr>
+          <w:t>1.1.5.1</w:t>
+        </w:r>
+        <w:r>
+          <w:rPr>
+            <w:rFonts w:asciiTheme="minorHAnsi" w:eastAsiaTheme="minorEastAsia" w:hAnsiTheme="minorHAnsi" w:cstheme="minorBidi"/>
+            <w:noProof/>
+            <w:sz w:val="22"/>
+            <w:szCs w:val="22"/>
+          </w:rPr>
+          <w:tab/>
+        </w:r>
+        <w:r>
+          <w:rPr>
+            <w:rStyle w:val="Hipercze"/>
+            <w:noProof/>
+          </w:rPr>
+          <w:t>Co to jest autoryzacja?</w:t>
+        </w:r>
+        <w:r>
+          <w:rPr>
+            <w:noProof/>
+            <w:webHidden/>
+          </w:rPr>
+          <w:tab/>
+        </w:r>
+        <w:r>
+          <w:rPr>
+            <w:noProof/>
+            <w:webHidden/>
+          </w:rPr>
+          <w:fldChar w:fldCharType="begin"/>
+        </w:r>
+        <w:r>
+          <w:rPr>
+            <w:noProof/>
+            <w:webHidden/>
+          </w:rPr>
+          <w:instrText xml:space="preserve"> PAGEREF _Toc239915733 \h </w:instrText>
+        </w:r>
+        <w:r>
+          <w:rPr>
+            <w:noProof/>
+            <w:webHidden/>
+          </w:rPr>
+        </w:r>
+        <w:r>
+          <w:rPr>
+            <w:noProof/>
+            <w:webHidden/>
+          </w:rPr>
+          <w:fldChar w:fldCharType="separate"/>
+        </w:r>
+        <w:r>
+          <w:rPr>
+            <w:noProof/>
+            <w:webHidden/>
+          </w:rPr>
           <w:t>14</w:t>
+        </w:r>
+        <w:r>
+          <w:rPr>
+            <w:noProof/>
+            <w:webHidden/>
+          </w:rPr>
+          <w:fldChar w:fldCharType="end"/>
+        </w:r>
+      </w:hyperlink>
+    </w:p>
+    <w:p>
+      <w:pPr>
+        <w:pStyle w:val="Spistreci4"/>
+        <w:tabs>
+          <w:tab w:val="left" w:pos="1680"/>
+          <w:tab w:val="right" w:leader="dot" w:pos="9062"/>
+        </w:tabs>
+        <w:rPr>
+          <w:rFonts w:asciiTheme="minorHAnsi" w:eastAsiaTheme="minorEastAsia" w:hAnsiTheme="minorHAnsi" w:cstheme="minorBidi"/>
+          <w:noProof/>
+          <w:sz w:val="22"/>
+          <w:szCs w:val="22"/>
+        </w:rPr>
+      </w:pPr>
+      <w:hyperlink w:anchor="_Toc239915734" w:history="1">
+        <w:r>
+          <w:rPr>
+            <w:rStyle w:val="Hipercze"/>
+            <w:noProof/>
+          </w:rPr>
+          <w:t>1.1.5.2</w:t>
+        </w:r>
+        <w:r>
+          <w:rPr>
+            <w:rFonts w:asciiTheme="minorHAnsi" w:eastAsiaTheme="minorEastAsia" w:hAnsiTheme="minorHAnsi" w:cstheme="minorBidi"/>
+            <w:noProof/>
+            <w:sz w:val="22"/>
+            <w:szCs w:val="22"/>
+          </w:rPr>
+          <w:tab/>
+        </w:r>
+        <w:r>
+          <w:rPr>
+            <w:rStyle w:val="Hipercze"/>
+            <w:noProof/>
+          </w:rPr>
+          <w:t>Autoryzacja WSZYSTKO</w:t>
+        </w:r>
+        <w:r>
+          <w:rPr>
+            <w:noProof/>
+            <w:webHidden/>
+          </w:rPr>
+          <w:tab/>
+        </w:r>
+        <w:r>
+          <w:rPr>
+            <w:noProof/>
+            <w:webHidden/>
+          </w:rPr>
+          <w:fldChar w:fldCharType="begin"/>
+        </w:r>
+        <w:r>
+          <w:rPr>
+            <w:noProof/>
+            <w:webHidden/>
+          </w:rPr>
+          <w:instrText xml:space="preserve"> PAGEREF _Toc239915734 \h </w:instrText>
+        </w:r>
+        <w:r>
+          <w:rPr>
+            <w:noProof/>
+            <w:webHidden/>
+          </w:rPr>
+        </w:r>
+        <w:r>
+          <w:rPr>
+            <w:noProof/>
+            <w:webHidden/>
+          </w:rPr>
+          <w:fldChar w:fldCharType="separate"/>
+        </w:r>
+        <w:r>
+          <w:rPr>
+            <w:noProof/>
+            <w:webHidden/>
+          </w:rPr>
+          <w:t>17</w:t>
+        </w:r>
+        <w:r>
+          <w:rPr>
+            <w:noProof/>
+            <w:webHidden/>
+          </w:rPr>
+          <w:fldChar w:fldCharType="end"/>
+        </w:r>
+      </w:hyperlink>
+    </w:p>
+    <w:p>
+      <w:pPr>
+        <w:pStyle w:val="Spistreci4"/>
+        <w:tabs>
+          <w:tab w:val="left" w:pos="1680"/>
+          <w:tab w:val="right" w:leader="dot" w:pos="9062"/>
+        </w:tabs>
+        <w:rPr>
+          <w:rFonts w:asciiTheme="minorHAnsi" w:eastAsiaTheme="minorEastAsia" w:hAnsiTheme="minorHAnsi" w:cstheme="minorBidi"/>
+          <w:noProof/>
+          <w:sz w:val="22"/>
+          <w:szCs w:val="22"/>
+        </w:rPr>
+      </w:pPr>
+      <w:hyperlink w:anchor="_Toc239915735" w:history="1">
+        <w:r>
+          <w:rPr>
+            <w:rStyle w:val="Hipercze"/>
+            <w:noProof/>
+          </w:rPr>
+          <w:t>1.1.5.3</w:t>
+        </w:r>
+        <w:r>
+          <w:rPr>
+            <w:rFonts w:asciiTheme="minorHAnsi" w:eastAsiaTheme="minorEastAsia" w:hAnsiTheme="minorHAnsi" w:cstheme="minorBidi"/>
+            <w:noProof/>
+            <w:sz w:val="22"/>
+            <w:szCs w:val="22"/>
+          </w:rPr>
+          <w:tab/>
+        </w:r>
+        <w:r>
+          <w:rPr>
+            <w:rStyle w:val="Hipercze"/>
+            <w:noProof/>
+          </w:rPr>
+          <w:t>Uprawnienia od odczytu lub edycji</w:t>
+        </w:r>
+        <w:r>
+          <w:rPr>
+            <w:noProof/>
+            <w:webHidden/>
+          </w:rPr>
+          <w:tab/>
+        </w:r>
+        <w:r>
+          <w:rPr>
+            <w:noProof/>
+            <w:webHidden/>
+          </w:rPr>
+          <w:fldChar w:fldCharType="begin"/>
+        </w:r>
+        <w:r>
+          <w:rPr>
+            <w:noProof/>
+            <w:webHidden/>
+          </w:rPr>
+          <w:instrText xml:space="preserve"> PAGEREF _Toc239915735 \h </w:instrText>
+        </w:r>
+        <w:r>
+          <w:rPr>
+            <w:noProof/>
+            <w:webHidden/>
+          </w:rPr>
+        </w:r>
+        <w:r>
+          <w:rPr>
+            <w:noProof/>
+            <w:webHidden/>
+          </w:rPr>
+          <w:fldChar w:fldCharType="separate"/>
+        </w:r>
+        <w:r>
+          <w:rPr>
+            <w:noProof/>
+            <w:webHidden/>
+          </w:rPr>
+          <w:t>17</w:t>
+        </w:r>
+        <w:r>
+          <w:rPr>
+            <w:noProof/>
+            <w:webHidden/>
+          </w:rPr>
+          <w:fldChar w:fldCharType="end"/>
+        </w:r>
+      </w:hyperlink>
+    </w:p>
+    <w:p>
+      <w:pPr>
+        <w:pStyle w:val="Spistreci4"/>
+        <w:tabs>
+          <w:tab w:val="left" w:pos="1680"/>
+          <w:tab w:val="right" w:leader="dot" w:pos="9062"/>
+        </w:tabs>
+        <w:rPr>
+          <w:rFonts w:asciiTheme="minorHAnsi" w:eastAsiaTheme="minorEastAsia" w:hAnsiTheme="minorHAnsi" w:cstheme="minorBidi"/>
+          <w:noProof/>
+          <w:sz w:val="22"/>
+          <w:szCs w:val="22"/>
+        </w:rPr>
+      </w:pPr>
+      <w:hyperlink w:anchor="_Toc239915736" w:history="1">
+        <w:r>
+          <w:rPr>
+            <w:rStyle w:val="Hipercze"/>
+            <w:noProof/>
+          </w:rPr>
+          <w:t>1.1.5.4</w:t>
+        </w:r>
+        <w:r>
+          <w:rPr>
+            <w:rFonts w:asciiTheme="minorHAnsi" w:eastAsiaTheme="minorEastAsia" w:hAnsiTheme="minorHAnsi" w:cstheme="minorBidi"/>
+            <w:noProof/>
+            <w:sz w:val="22"/>
+            <w:szCs w:val="22"/>
+          </w:rPr>
+          <w:tab/>
+        </w:r>
+        <w:r>
+          <w:rPr>
+            <w:rStyle w:val="Hipercze"/>
+            <w:noProof/>
+          </w:rPr>
+          <w:t>Transfer danych</w:t>
+        </w:r>
+        <w:r>
+          <w:rPr>
+            <w:noProof/>
+            <w:webHidden/>
+          </w:rPr>
+          <w:tab/>
+        </w:r>
+        <w:r>
+          <w:rPr>
+            <w:noProof/>
+            <w:webHidden/>
+          </w:rPr>
+          <w:fldChar w:fldCharType="begin"/>
+        </w:r>
+        <w:r>
+          <w:rPr>
+            <w:noProof/>
+            <w:webHidden/>
+          </w:rPr>
+          <w:instrText xml:space="preserve"> PAGEREF _Toc239915736 \h </w:instrText>
+        </w:r>
+        <w:r>
+          <w:rPr>
+            <w:noProof/>
+            <w:webHidden/>
+          </w:rPr>
+        </w:r>
+        <w:r>
+          <w:rPr>
+            <w:noProof/>
+            <w:webHidden/>
+          </w:rPr>
+          <w:fldChar w:fldCharType="separate"/>
+        </w:r>
+        <w:r>
+          <w:rPr>
+            <w:noProof/>
+            <w:webHidden/>
+          </w:rPr>
+          <w:t>18</w:t>
+        </w:r>
+        <w:r>
+          <w:rPr>
+            <w:noProof/>
+            <w:webHidden/>
+          </w:rPr>
+          <w:fldChar w:fldCharType="end"/>
+        </w:r>
+      </w:hyperlink>
+    </w:p>
+    <w:p>
+      <w:pPr>
+        <w:pStyle w:val="Spistreci4"/>
+        <w:tabs>
+          <w:tab w:val="left" w:pos="1680"/>
+          <w:tab w:val="right" w:leader="dot" w:pos="9062"/>
+        </w:tabs>
+        <w:rPr>
+          <w:rFonts w:asciiTheme="minorHAnsi" w:eastAsiaTheme="minorEastAsia" w:hAnsiTheme="minorHAnsi" w:cstheme="minorBidi"/>
+          <w:noProof/>
+          <w:sz w:val="22"/>
+          <w:szCs w:val="22"/>
+        </w:rPr>
+      </w:pPr>
+      <w:hyperlink w:anchor="_Toc239915737" w:history="1">
+        <w:r>
+          <w:rPr>
+            <w:rStyle w:val="Hipercze"/>
+            <w:noProof/>
+          </w:rPr>
+          <w:t>1.1.5.5</w:t>
+        </w:r>
+        <w:r>
+          <w:rPr>
+            <w:rFonts w:asciiTheme="minorHAnsi" w:eastAsiaTheme="minorEastAsia" w:hAnsiTheme="minorHAnsi" w:cstheme="minorBidi"/>
+            <w:noProof/>
+            <w:sz w:val="22"/>
+            <w:szCs w:val="22"/>
+          </w:rPr>
+          <w:tab/>
+        </w:r>
+        <w:r>
+          <w:rPr>
+            <w:rStyle w:val="Hipercze"/>
+            <w:noProof/>
+          </w:rPr>
+          <w:t>Wyszukiwanie wykładowców wg jednostki organizacyjnej</w:t>
+        </w:r>
+        <w:r>
+          <w:rPr>
+            <w:noProof/>
+            <w:webHidden/>
+          </w:rPr>
+          <w:tab/>
+        </w:r>
+        <w:r>
+          <w:rPr>
+            <w:noProof/>
+            <w:webHidden/>
+          </w:rPr>
+          <w:fldChar w:fldCharType="begin"/>
+        </w:r>
+        <w:r>
+          <w:rPr>
+            <w:noProof/>
+            <w:webHidden/>
+          </w:rPr>
+          <w:instrText xml:space="preserve"> PAGEREF _Toc239915737 \h </w:instrText>
+        </w:r>
+        <w:r>
+          <w:rPr>
+            <w:noProof/>
+            <w:webHidden/>
+          </w:rPr>
+        </w:r>
+        <w:r>
+          <w:rPr>
+            <w:noProof/>
+            <w:webHidden/>
+          </w:rPr>
+          <w:fldChar w:fldCharType="separate"/>
+        </w:r>
+        <w:r>
+          <w:rPr>
+            <w:noProof/>
+            <w:webHidden/>
+          </w:rPr>
+          <w:t>20</w:t>
+        </w:r>
+        <w:r>
+          <w:rPr>
+            <w:noProof/>
+            <w:webHidden/>
+          </w:rPr>
+          <w:fldChar w:fldCharType="end"/>
+        </w:r>
+      </w:hyperlink>
+    </w:p>
+    <w:p>
+      <w:pPr>
+        <w:pStyle w:val="Spistreci4"/>
+        <w:tabs>
+          <w:tab w:val="left" w:pos="1680"/>
+          <w:tab w:val="right" w:leader="dot" w:pos="9062"/>
+        </w:tabs>
+        <w:rPr>
+          <w:rFonts w:asciiTheme="minorHAnsi" w:eastAsiaTheme="minorEastAsia" w:hAnsiTheme="minorHAnsi" w:cstheme="minorBidi"/>
+          <w:noProof/>
+          <w:sz w:val="22"/>
+          <w:szCs w:val="22"/>
+        </w:rPr>
+      </w:pPr>
+      <w:hyperlink w:anchor="_Toc239915738" w:history="1">
+        <w:r>
+          <w:rPr>
+            <w:rStyle w:val="Hipercze"/>
+            <w:noProof/>
+          </w:rPr>
+          <w:t>1.1.5.1</w:t>
+        </w:r>
+        <w:r>
+          <w:rPr>
+            <w:rFonts w:asciiTheme="minorHAnsi" w:eastAsiaTheme="minorEastAsia" w:hAnsiTheme="minorHAnsi" w:cstheme="minorBidi"/>
+            <w:noProof/>
+            <w:sz w:val="22"/>
+            <w:szCs w:val="22"/>
+          </w:rPr>
+          <w:tab/>
+        </w:r>
+        <w:r>
+          <w:rPr>
+            <w:rStyle w:val="Hipercze"/>
+            <w:noProof/>
+          </w:rPr>
+          <w:t>Użytkownicy portalowi</w:t>
+        </w:r>
+        <w:r>
+          <w:rPr>
+            <w:noProof/>
+            <w:webHidden/>
+          </w:rPr>
+          <w:tab/>
+        </w:r>
+        <w:r>
+          <w:rPr>
+            <w:noProof/>
+            <w:webHidden/>
+          </w:rPr>
+          <w:fldChar w:fldCharType="begin"/>
+        </w:r>
+        <w:r>
+          <w:rPr>
+            <w:noProof/>
+            <w:webHidden/>
+          </w:rPr>
+          <w:instrText xml:space="preserve"> PAGEREF _Toc239915738 \h </w:instrText>
+        </w:r>
+        <w:r>
+          <w:rPr>
+            <w:noProof/>
+            <w:webHidden/>
+          </w:rPr>
+        </w:r>
+        <w:r>
+          <w:rPr>
+            <w:noProof/>
+            <w:webHidden/>
+          </w:rPr>
+          <w:fldChar w:fldCharType="separate"/>
+        </w:r>
+        <w:r>
+          <w:rPr>
+            <w:noProof/>
+            <w:webHidden/>
+          </w:rPr>
+          <w:t>21</w:t>
         </w:r>
         <w:r>
           <w:rPr>
@@ -912,7 +1445,7 @@
           <w:lang w:eastAsia="pl-PL"/>
         </w:rPr>
       </w:pPr>
-      <w:hyperlink w:anchor="_Toc226851773" w:history="1">
+      <w:hyperlink w:anchor="_Toc239915739" w:history="1">
         <w:r>
           <w:rPr>
             <w:rStyle w:val="Hipercze"/>
@@ -956,7 +1489,7 @@
             <w:noProof/>
             <w:webHidden/>
           </w:rPr>
-          <w:instrText xml:space="preserve"> PAGEREF _Toc226851773 \h </w:instrText>
+          <w:instrText xml:space="preserve"> PAGEREF _Toc239915739 \h </w:instrText>
         </w:r>
         <w:r>
           <w:rPr>
@@ -976,7 +1509,7 @@
             <w:noProof/>
             <w:webHidden/>
           </w:rPr>
-          <w:t>23</w:t>
+          <w:t>21</w:t>
         </w:r>
         <w:r>
           <w:rPr>
@@ -1002,7 +1535,7 @@
           <w:lang w:eastAsia="pl-PL"/>
         </w:rPr>
       </w:pPr>
-      <w:hyperlink w:anchor="_Toc226851774" w:history="1">
+      <w:hyperlink w:anchor="_Toc239915740" w:history="1">
         <w:r>
           <w:rPr>
             <w:rStyle w:val="Hipercze"/>
@@ -1025,7 +1558,7 @@
             <w:rStyle w:val="Hipercze"/>
             <w:noProof/>
           </w:rPr>
-          <w:t>Blokowanie planowania zajęć na poziomie semestru</w:t>
+          <w:t>Blokowanie planowania zajęć na poziomie okresu</w:t>
         </w:r>
         <w:r>
           <w:rPr>
@@ -1046,7 +1579,7 @@
             <w:noProof/>
             <w:webHidden/>
           </w:rPr>
-          <w:instrText xml:space="preserve"> PAGEREF _Toc226851774 \h </w:instrText>
+          <w:instrText xml:space="preserve"> PAGEREF _Toc239915740 \h </w:instrText>
         </w:r>
         <w:r>
           <w:rPr>
@@ -1066,7 +1599,7 @@
             <w:noProof/>
             <w:webHidden/>
           </w:rPr>
-          <w:t>25</w:t>
+          <w:t>23</w:t>
         </w:r>
         <w:r>
           <w:rPr>
@@ -1092,7 +1625,7 @@
           <w:lang w:eastAsia="pl-PL"/>
         </w:rPr>
       </w:pPr>
-      <w:hyperlink w:anchor="_Toc226851775" w:history="1">
+      <w:hyperlink w:anchor="_Toc239915741" w:history="1">
         <w:r>
           <w:rPr>
             <w:rStyle w:val="Hipercze"/>
@@ -1136,7 +1669,7 @@
             <w:noProof/>
             <w:webHidden/>
           </w:rPr>
-          <w:instrText xml:space="preserve"> PAGEREF _Toc226851775 \h </w:instrText>
+          <w:instrText xml:space="preserve"> PAGEREF _Toc239915741 \h </w:instrText>
         </w:r>
         <w:r>
           <w:rPr>
@@ -1156,7 +1689,7 @@
             <w:noProof/>
             <w:webHidden/>
           </w:rPr>
-          <w:t>27</w:t>
+          <w:t>24</w:t>
         </w:r>
         <w:r>
           <w:rPr>
@@ -1182,7 +1715,7 @@
           <w:lang w:eastAsia="pl-PL"/>
         </w:rPr>
       </w:pPr>
-      <w:hyperlink w:anchor="_Toc226851776" w:history="1">
+      <w:hyperlink w:anchor="_Toc239915742" w:history="1">
         <w:r>
           <w:rPr>
             <w:rStyle w:val="Hipercze"/>
@@ -1226,7 +1759,7 @@
             <w:noProof/>
             <w:webHidden/>
           </w:rPr>
-          <w:instrText xml:space="preserve"> PAGEREF _Toc226851776 \h </w:instrText>
+          <w:instrText xml:space="preserve"> PAGEREF _Toc239915742 \h </w:instrText>
         </w:r>
         <w:r>
           <w:rPr>
@@ -1246,7 +1779,7 @@
             <w:noProof/>
             <w:webHidden/>
           </w:rPr>
-          <w:t>30</w:t>
+          <w:t>27</w:t>
         </w:r>
         <w:r>
           <w:rPr>
@@ -1272,7 +1805,7 @@
           <w:lang w:eastAsia="pl-PL"/>
         </w:rPr>
       </w:pPr>
-      <w:hyperlink w:anchor="_Toc226851777" w:history="1">
+      <w:hyperlink w:anchor="_Toc239915743" w:history="1">
         <w:r>
           <w:rPr>
             <w:rStyle w:val="Hipercze"/>
@@ -1316,7 +1849,7 @@
             <w:noProof/>
             <w:webHidden/>
           </w:rPr>
-          <w:instrText xml:space="preserve"> PAGEREF _Toc226851777 \h </w:instrText>
+          <w:instrText xml:space="preserve"> PAGEREF _Toc239915743 \h </w:instrText>
         </w:r>
         <w:r>
           <w:rPr>
@@ -1336,7 +1869,7 @@
             <w:noProof/>
             <w:webHidden/>
           </w:rPr>
-          <w:t>30</w:t>
+          <w:t>27</w:t>
         </w:r>
         <w:r>
           <w:rPr>
@@ -1362,7 +1895,7 @@
           <w:lang w:eastAsia="pl-PL"/>
         </w:rPr>
       </w:pPr>
-      <w:hyperlink w:anchor="_Toc226851778" w:history="1">
+      <w:hyperlink w:anchor="_Toc239915744" w:history="1">
         <w:r>
           <w:rPr>
             <w:rStyle w:val="Hipercze"/>
@@ -1406,7 +1939,7 @@
             <w:noProof/>
             <w:webHidden/>
           </w:rPr>
-          <w:instrText xml:space="preserve"> PAGEREF _Toc226851778 \h </w:instrText>
+          <w:instrText xml:space="preserve"> PAGEREF _Toc239915744 \h </w:instrText>
         </w:r>
         <w:r>
           <w:rPr>
@@ -1426,7 +1959,7 @@
             <w:noProof/>
             <w:webHidden/>
           </w:rPr>
-          <w:t>30</w:t>
+          <w:t>28</w:t>
         </w:r>
         <w:r>
           <w:rPr>
@@ -1452,7 +1985,7 @@
           <w:lang w:eastAsia="pl-PL"/>
         </w:rPr>
       </w:pPr>
-      <w:hyperlink w:anchor="_Toc226851779" w:history="1">
+      <w:hyperlink w:anchor="_Toc239915745" w:history="1">
         <w:r>
           <w:rPr>
             <w:rStyle w:val="Hipercze"/>
@@ -1496,7 +2029,7 @@
             <w:noProof/>
             <w:webHidden/>
           </w:rPr>
-          <w:instrText xml:space="preserve"> PAGEREF _Toc226851779 \h </w:instrText>
+          <w:instrText xml:space="preserve"> PAGEREF _Toc239915745 \h </w:instrText>
         </w:r>
         <w:r>
           <w:rPr>
@@ -1516,7 +2049,7 @@
             <w:noProof/>
             <w:webHidden/>
           </w:rPr>
-          <w:t>32</w:t>
+          <w:t>29</w:t>
         </w:r>
         <w:r>
           <w:rPr>
@@ -1542,7 +2075,7 @@
           <w:lang w:eastAsia="pl-PL"/>
         </w:rPr>
       </w:pPr>
-      <w:hyperlink w:anchor="_Toc226851780" w:history="1">
+      <w:hyperlink w:anchor="_Toc239915746" w:history="1">
         <w:r>
           <w:rPr>
             <w:rStyle w:val="Hipercze"/>
@@ -1586,7 +2119,7 @@
             <w:noProof/>
             <w:webHidden/>
           </w:rPr>
-          <w:instrText xml:space="preserve"> PAGEREF _Toc226851780 \h </w:instrText>
+          <w:instrText xml:space="preserve"> PAGEREF _Toc239915746 \h </w:instrText>
         </w:r>
         <w:r>
           <w:rPr>
@@ -1606,7 +2139,7 @@
             <w:noProof/>
             <w:webHidden/>
           </w:rPr>
-          <w:t>32</w:t>
+          <w:t>29</w:t>
         </w:r>
         <w:r>
           <w:rPr>
@@ -1631,7 +2164,7 @@
           <w:lang w:eastAsia="pl-PL"/>
         </w:rPr>
       </w:pPr>
-      <w:hyperlink w:anchor="_Toc226851781" w:history="1">
+      <w:hyperlink w:anchor="_Toc239915747" w:history="1">
         <w:r>
           <w:rPr>
             <w:rStyle w:val="Hipercze"/>
@@ -1658,7 +2191,7 @@
             <w:noProof/>
             <w:webHidden/>
           </w:rPr>
-          <w:instrText xml:space="preserve"> PAGEREF _Toc226851781 \h </w:instrText>
+          <w:instrText xml:space="preserve"> PAGEREF _Toc239915747 \h </w:instrText>
         </w:r>
         <w:r>
           <w:rPr>
@@ -1678,7 +2211,359 @@
             <w:noProof/>
             <w:webHidden/>
           </w:rPr>
-          <w:t>34</w:t>
+          <w:t>31</w:t>
+        </w:r>
+        <w:r>
+          <w:rPr>
+            <w:noProof/>
+            <w:webHidden/>
+          </w:rPr>
+          <w:fldChar w:fldCharType="end"/>
+        </w:r>
+      </w:hyperlink>
+    </w:p>
+    <w:p>
+      <w:pPr>
+        <w:pStyle w:val="Spistreci4"/>
+        <w:tabs>
+          <w:tab w:val="left" w:pos="1680"/>
+          <w:tab w:val="right" w:leader="dot" w:pos="9062"/>
+        </w:tabs>
+        <w:rPr>
+          <w:rFonts w:asciiTheme="minorHAnsi" w:eastAsiaTheme="minorEastAsia" w:hAnsiTheme="minorHAnsi" w:cstheme="minorBidi"/>
+          <w:noProof/>
+          <w:sz w:val="22"/>
+          <w:szCs w:val="22"/>
+        </w:rPr>
+      </w:pPr>
+      <w:hyperlink w:anchor="_Toc239915748" w:history="1">
+        <w:r>
+          <w:rPr>
+            <w:rStyle w:val="Hipercze"/>
+            <w:noProof/>
+          </w:rPr>
+          <w:t>1.2.1.1</w:t>
+        </w:r>
+        <w:r>
+          <w:rPr>
+            <w:rFonts w:asciiTheme="minorHAnsi" w:eastAsiaTheme="minorEastAsia" w:hAnsiTheme="minorHAnsi" w:cstheme="minorBidi"/>
+            <w:noProof/>
+            <w:sz w:val="22"/>
+            <w:szCs w:val="22"/>
+          </w:rPr>
+          <w:tab/>
+        </w:r>
+        <w:r>
+          <w:rPr>
+            <w:rStyle w:val="Hipercze"/>
+            <w:noProof/>
+          </w:rPr>
+          <w:t>Definiowanie okna czasowego</w:t>
+        </w:r>
+        <w:r>
+          <w:rPr>
+            <w:noProof/>
+            <w:webHidden/>
+          </w:rPr>
+          <w:tab/>
+        </w:r>
+        <w:r>
+          <w:rPr>
+            <w:noProof/>
+            <w:webHidden/>
+          </w:rPr>
+          <w:fldChar w:fldCharType="begin"/>
+        </w:r>
+        <w:r>
+          <w:rPr>
+            <w:noProof/>
+            <w:webHidden/>
+          </w:rPr>
+          <w:instrText xml:space="preserve"> PAGEREF _Toc239915748 \h </w:instrText>
+        </w:r>
+        <w:r>
+          <w:rPr>
+            <w:noProof/>
+            <w:webHidden/>
+          </w:rPr>
+        </w:r>
+        <w:r>
+          <w:rPr>
+            <w:noProof/>
+            <w:webHidden/>
+          </w:rPr>
+          <w:fldChar w:fldCharType="separate"/>
+        </w:r>
+        <w:r>
+          <w:rPr>
+            <w:noProof/>
+            <w:webHidden/>
+          </w:rPr>
+          <w:t>33</w:t>
+        </w:r>
+        <w:r>
+          <w:rPr>
+            <w:noProof/>
+            <w:webHidden/>
+          </w:rPr>
+          <w:fldChar w:fldCharType="end"/>
+        </w:r>
+      </w:hyperlink>
+    </w:p>
+    <w:p>
+      <w:pPr>
+        <w:pStyle w:val="Spistreci4"/>
+        <w:tabs>
+          <w:tab w:val="left" w:pos="1680"/>
+          <w:tab w:val="right" w:leader="dot" w:pos="9062"/>
+        </w:tabs>
+        <w:rPr>
+          <w:rFonts w:asciiTheme="minorHAnsi" w:eastAsiaTheme="minorEastAsia" w:hAnsiTheme="minorHAnsi" w:cstheme="minorBidi"/>
+          <w:noProof/>
+          <w:sz w:val="22"/>
+          <w:szCs w:val="22"/>
+        </w:rPr>
+      </w:pPr>
+      <w:hyperlink w:anchor="_Toc239915749" w:history="1">
+        <w:r>
+          <w:rPr>
+            <w:rStyle w:val="Hipercze"/>
+            <w:noProof/>
+          </w:rPr>
+          <w:t>1.2.1.2</w:t>
+        </w:r>
+        <w:r>
+          <w:rPr>
+            <w:rFonts w:asciiTheme="minorHAnsi" w:eastAsiaTheme="minorEastAsia" w:hAnsiTheme="minorHAnsi" w:cstheme="minorBidi"/>
+            <w:noProof/>
+            <w:sz w:val="22"/>
+            <w:szCs w:val="22"/>
+          </w:rPr>
+          <w:tab/>
+        </w:r>
+        <w:r>
+          <w:rPr>
+            <w:rStyle w:val="Hipercze"/>
+            <w:noProof/>
+          </w:rPr>
+          <w:t>Założenie konta logowania dla osoby wyznaczonej</w:t>
+        </w:r>
+        <w:r>
+          <w:rPr>
+            <w:noProof/>
+            <w:webHidden/>
+          </w:rPr>
+          <w:tab/>
+        </w:r>
+        <w:r>
+          <w:rPr>
+            <w:noProof/>
+            <w:webHidden/>
+          </w:rPr>
+          <w:fldChar w:fldCharType="begin"/>
+        </w:r>
+        <w:r>
+          <w:rPr>
+            <w:noProof/>
+            <w:webHidden/>
+          </w:rPr>
+          <w:instrText xml:space="preserve"> PAGEREF _Toc239915749 \h </w:instrText>
+        </w:r>
+        <w:r>
+          <w:rPr>
+            <w:noProof/>
+            <w:webHidden/>
+          </w:rPr>
+        </w:r>
+        <w:r>
+          <w:rPr>
+            <w:noProof/>
+            <w:webHidden/>
+          </w:rPr>
+          <w:fldChar w:fldCharType="separate"/>
+        </w:r>
+        <w:r>
+          <w:rPr>
+            <w:noProof/>
+            <w:webHidden/>
+          </w:rPr>
+          <w:t>33</w:t>
+        </w:r>
+        <w:r>
+          <w:rPr>
+            <w:noProof/>
+            <w:webHidden/>
+          </w:rPr>
+          <w:fldChar w:fldCharType="end"/>
+        </w:r>
+      </w:hyperlink>
+    </w:p>
+    <w:p>
+      <w:pPr>
+        <w:pStyle w:val="Spistreci4"/>
+        <w:tabs>
+          <w:tab w:val="left" w:pos="1680"/>
+          <w:tab w:val="right" w:leader="dot" w:pos="9062"/>
+        </w:tabs>
+        <w:rPr>
+          <w:rFonts w:asciiTheme="minorHAnsi" w:eastAsiaTheme="minorEastAsia" w:hAnsiTheme="minorHAnsi" w:cstheme="minorBidi"/>
+          <w:noProof/>
+          <w:sz w:val="22"/>
+          <w:szCs w:val="22"/>
+        </w:rPr>
+      </w:pPr>
+      <w:hyperlink w:anchor="_Toc239915750" w:history="1">
+        <w:r>
+          <w:rPr>
+            <w:rStyle w:val="Hipercze"/>
+            <w:noProof/>
+          </w:rPr>
+          <w:t>1.2.1.3</w:t>
+        </w:r>
+        <w:r>
+          <w:rPr>
+            <w:rFonts w:asciiTheme="minorHAnsi" w:eastAsiaTheme="minorEastAsia" w:hAnsiTheme="minorHAnsi" w:cstheme="minorBidi"/>
+            <w:noProof/>
+            <w:sz w:val="22"/>
+            <w:szCs w:val="22"/>
+          </w:rPr>
+          <w:tab/>
+        </w:r>
+        <w:r>
+          <w:rPr>
+            <w:rStyle w:val="Hipercze"/>
+            <w:noProof/>
+          </w:rPr>
+          <w:t>Mój zespół</w:t>
+        </w:r>
+        <w:r>
+          <w:rPr>
+            <w:noProof/>
+            <w:webHidden/>
+          </w:rPr>
+          <w:tab/>
+        </w:r>
+        <w:r>
+          <w:rPr>
+            <w:noProof/>
+            <w:webHidden/>
+          </w:rPr>
+          <w:fldChar w:fldCharType="begin"/>
+        </w:r>
+        <w:r>
+          <w:rPr>
+            <w:noProof/>
+            <w:webHidden/>
+          </w:rPr>
+          <w:instrText xml:space="preserve"> PAGEREF _Toc239915750 \h </w:instrText>
+        </w:r>
+        <w:r>
+          <w:rPr>
+            <w:noProof/>
+            <w:webHidden/>
+          </w:rPr>
+        </w:r>
+        <w:r>
+          <w:rPr>
+            <w:noProof/>
+            <w:webHidden/>
+          </w:rPr>
+          <w:fldChar w:fldCharType="separate"/>
+        </w:r>
+        <w:r>
+          <w:rPr>
+            <w:noProof/>
+            <w:webHidden/>
+          </w:rPr>
+          <w:t>35</w:t>
+        </w:r>
+        <w:r>
+          <w:rPr>
+            <w:noProof/>
+            <w:webHidden/>
+          </w:rPr>
+          <w:fldChar w:fldCharType="end"/>
+        </w:r>
+      </w:hyperlink>
+    </w:p>
+    <w:p>
+      <w:pPr>
+        <w:pStyle w:val="Spistreci4"/>
+        <w:tabs>
+          <w:tab w:val="left" w:pos="1680"/>
+          <w:tab w:val="right" w:leader="dot" w:pos="9062"/>
+        </w:tabs>
+        <w:rPr>
+          <w:rFonts w:asciiTheme="minorHAnsi" w:eastAsiaTheme="minorEastAsia" w:hAnsiTheme="minorHAnsi" w:cstheme="minorBidi"/>
+          <w:noProof/>
+          <w:sz w:val="22"/>
+          <w:szCs w:val="22"/>
+        </w:rPr>
+      </w:pPr>
+      <w:hyperlink w:anchor="_Toc239915751" w:history="1">
+        <w:r>
+          <w:rPr>
+            <w:rStyle w:val="Hipercze"/>
+            <w:noProof/>
+          </w:rPr>
+          <w:t>1.2.1.4</w:t>
+        </w:r>
+        <w:r>
+          <w:rPr>
+            <w:rFonts w:asciiTheme="minorHAnsi" w:eastAsiaTheme="minorEastAsia" w:hAnsiTheme="minorHAnsi" w:cstheme="minorBidi"/>
+            <w:noProof/>
+            <w:sz w:val="22"/>
+            <w:szCs w:val="22"/>
+          </w:rPr>
+          <w:tab/>
+        </w:r>
+        <w:r>
+          <w:rPr>
+            <w:rStyle w:val="Hipercze"/>
+            <w:noProof/>
+          </w:rPr>
+          <w:t>Nadanie dostępu do wykładowców, grup, sal</w:t>
+        </w:r>
+        <w:r>
+          <w:rPr>
+            <w:noProof/>
+            <w:webHidden/>
+          </w:rPr>
+          <w:tab/>
+        </w:r>
+        <w:r>
+          <w:rPr>
+            <w:noProof/>
+            <w:webHidden/>
+          </w:rPr>
+          <w:fldChar w:fldCharType="begin"/>
+        </w:r>
+        <w:r>
+          <w:rPr>
+            <w:noProof/>
+            <w:webHidden/>
+          </w:rPr>
+          <w:instrText xml:space="preserve"> PAGEREF _Toc239915751 \h </w:instrText>
+        </w:r>
+        <w:r>
+          <w:rPr>
+            <w:noProof/>
+            <w:webHidden/>
+          </w:rPr>
+        </w:r>
+        <w:r>
+          <w:rPr>
+            <w:noProof/>
+            <w:webHidden/>
+          </w:rPr>
+          <w:fldChar w:fldCharType="separate"/>
+        </w:r>
+        <w:r>
+          <w:rPr>
+            <w:noProof/>
+            <w:webHidden/>
+          </w:rPr>
+          <w:t>35</w:t>
         </w:r>
         <w:r>
           <w:rPr>
@@ -1703,7 +2588,7 @@
           <w:lang w:eastAsia="pl-PL"/>
         </w:rPr>
       </w:pPr>
-      <w:hyperlink w:anchor="_Toc226851782" w:history="1">
+      <w:hyperlink w:anchor="_Toc239915752" w:history="1">
         <w:r>
           <w:rPr>
             <w:rStyle w:val="Hipercze"/>
@@ -1730,7 +2615,7 @@
             <w:noProof/>
             <w:webHidden/>
           </w:rPr>
-          <w:instrText xml:space="preserve"> PAGEREF _Toc226851782 \h </w:instrText>
+          <w:instrText xml:space="preserve"> PAGEREF _Toc239915752 \h </w:instrText>
         </w:r>
         <w:r>
           <w:rPr>
@@ -1750,7 +2635,7 @@
             <w:noProof/>
             <w:webHidden/>
           </w:rPr>
-          <w:t>39</w:t>
+          <w:t>36</w:t>
         </w:r>
         <w:r>
           <w:rPr>
@@ -1776,7 +2661,7 @@
           <w:lang w:eastAsia="pl-PL"/>
         </w:rPr>
       </w:pPr>
-      <w:hyperlink w:anchor="_Toc226851783" w:history="1">
+      <w:hyperlink w:anchor="_Toc239915753" w:history="1">
         <w:r>
           <w:rPr>
             <w:rStyle w:val="Hipercze"/>
@@ -1820,7 +2705,7 @@
             <w:noProof/>
             <w:webHidden/>
           </w:rPr>
-          <w:instrText xml:space="preserve"> PAGEREF _Toc226851783 \h </w:instrText>
+          <w:instrText xml:space="preserve"> PAGEREF _Toc239915753 \h </w:instrText>
         </w:r>
         <w:r>
           <w:rPr>
@@ -1840,7 +2725,7 @@
             <w:noProof/>
             <w:webHidden/>
           </w:rPr>
-          <w:t>39</w:t>
+          <w:t>36</w:t>
         </w:r>
         <w:r>
           <w:rPr>
@@ -1866,7 +2751,7 @@
           <w:lang w:eastAsia="pl-PL"/>
         </w:rPr>
       </w:pPr>
-      <w:hyperlink w:anchor="_Toc226851784" w:history="1">
+      <w:hyperlink w:anchor="_Toc239915754" w:history="1">
         <w:r>
           <w:rPr>
             <w:rStyle w:val="Hipercze"/>
@@ -1910,7 +2795,7 @@
             <w:noProof/>
             <w:webHidden/>
           </w:rPr>
-          <w:instrText xml:space="preserve"> PAGEREF _Toc226851784 \h </w:instrText>
+          <w:instrText xml:space="preserve"> PAGEREF _Toc239915754 \h </w:instrText>
         </w:r>
         <w:r>
           <w:rPr>
@@ -1930,7 +2815,7 @@
             <w:noProof/>
             <w:webHidden/>
           </w:rPr>
-          <w:t>39</w:t>
+          <w:t>36</w:t>
         </w:r>
         <w:r>
           <w:rPr>
@@ -1956,7 +2841,7 @@
           <w:lang w:eastAsia="pl-PL"/>
         </w:rPr>
       </w:pPr>
-      <w:hyperlink w:anchor="_Toc226851785" w:history="1">
+      <w:hyperlink w:anchor="_Toc239915755" w:history="1">
         <w:r>
           <w:rPr>
             <w:rStyle w:val="Hipercze"/>
@@ -2000,7 +2885,7 @@
             <w:noProof/>
             <w:webHidden/>
           </w:rPr>
-          <w:instrText xml:space="preserve"> PAGEREF _Toc226851785 \h </w:instrText>
+          <w:instrText xml:space="preserve"> PAGEREF _Toc239915755 \h </w:instrText>
         </w:r>
         <w:r>
           <w:rPr>
@@ -2020,7 +2905,7 @@
             <w:noProof/>
             <w:webHidden/>
           </w:rPr>
-          <w:t>40</w:t>
+          <w:t>37</w:t>
         </w:r>
         <w:r>
           <w:rPr>
@@ -2040,6 +2925,11 @@
         <w:spacing w:line="276" w:lineRule="auto"/>
       </w:pPr>
       <w:r>
+        <w:rPr>
+          <w:b/>
+          <w:noProof/>
+          <w:sz w:val="28"/>
+        </w:rPr>
         <w:fldChar w:fldCharType="end"/>
       </w:r>
       <w:r>
@@ -2057,6 +2947,7 @@
       <w:bookmarkStart w:id="1" w:name="_Toc503604149"/>
       <w:bookmarkStart w:id="2" w:name="_Toc101825906"/>
       <w:bookmarkStart w:id="3" w:name="_Toc226851767"/>
+      <w:bookmarkStart w:id="4" w:name="_Toc239915727"/>
       <w:r>
         <w:rPr>
           <w:rFonts w:ascii="Times New Roman" w:hAnsi="Times New Roman" w:cs="Times New Roman"/>
@@ -2067,6 +2958,7 @@
       <w:bookmarkEnd w:id="1"/>
       <w:bookmarkEnd w:id="2"/>
       <w:bookmarkEnd w:id="3"/>
+      <w:bookmarkEnd w:id="4"/>
     </w:p>
     <w:p>
       <w:pPr>
@@ -2315,7 +3207,7 @@
         <w:jc w:val="both"/>
       </w:pPr>
       <w:r>
-        <w:t>Wszyscy planiści widzą semestry i zajęcia innych planistów.</w:t>
+        <w:t>Wszyscy planiści widzą okresy i zajęcia innych planistów.</w:t>
       </w:r>
     </w:p>
     <w:p>
@@ -2340,16 +3232,11 @@
         <w:t>jest</w:t>
       </w:r>
       <w:r>
-        <w:t xml:space="preserve"> dodawany w trybie aktywnej autoryzacji, wówczas automatycznie </w:t>
-      </w:r>
-      <w:proofErr w:type="spellStart"/>
-      <w:r>
-        <w:t>zosta</w:t>
-      </w:r>
-      <w:r>
-        <w:t>ja</w:t>
-      </w:r>
-      <w:proofErr w:type="spellEnd"/>
+        <w:t xml:space="preserve"> dodawany w trybie aktywnej autoryzacji, wówczas automatycznie zosta</w:t>
+      </w:r>
+      <w:r>
+        <w:t>ją</w:t>
+      </w:r>
       <w:r>
         <w:t xml:space="preserve"> nadane stosowne uprawnienia również aktywnej autoryzacji;</w:t>
       </w:r>
@@ -2391,7 +3278,7 @@
       </w:pPr>
       <w:r>
         <w:lastRenderedPageBreak/>
-        <w:t>Semestr może tworzyć każdy planista. Zmienić albo usunąć semestr może tylko ten, kto go utworzył;</w:t>
+        <w:t>Okres może tworzyć każdy planista. Zmienić albo usunąć okres może tylko ten, kto go utworzył;</w:t>
       </w:r>
     </w:p>
     <w:p>
@@ -2426,7 +3313,7 @@
         <w:t xml:space="preserve">Można blokować dodawanie zajęć na poziomie wykładowcy, grupy lub Sali. </w:t>
       </w:r>
       <w:r>
-        <w:t>Inne podobne funkcjonalności to blokowanie na poziomie semestru, udostępnianie zasobów na poziomie planistów lub autoryzacji, właścicielstwo zajęcia, uprawnienia systemowe do planowania zajęć nadawane na poziomie planisty.</w:t>
+        <w:t>Inne podobne funkcjonalności to blokowanie na poziomie okresu, udostępnianie zasobów na poziomie planistów lub autoryzacji, właścicielstwo zajęcia, uprawnienia systemowe do planowania zajęć nadawane na poziomie planisty.</w:t>
       </w:r>
     </w:p>
     <w:p>
@@ -2532,44 +3419,46 @@
           <w:rFonts w:ascii="Times New Roman" w:hAnsi="Times New Roman" w:cs="Times New Roman"/>
         </w:rPr>
       </w:pPr>
-      <w:bookmarkStart w:id="4" w:name="_Toc101825907"/>
-      <w:bookmarkStart w:id="5" w:name="_Toc503604150"/>
+      <w:bookmarkStart w:id="5" w:name="_Toc101825907"/>
       <w:bookmarkStart w:id="6" w:name="_Toc226851768"/>
+      <w:bookmarkStart w:id="7" w:name="_Toc503604150"/>
+      <w:bookmarkStart w:id="8" w:name="_Toc239915728"/>
       <w:r>
         <w:rPr>
           <w:rFonts w:ascii="Times New Roman" w:hAnsi="Times New Roman" w:cs="Times New Roman"/>
         </w:rPr>
         <w:t>Właściciel zajęcia</w:t>
       </w:r>
-      <w:bookmarkEnd w:id="4"/>
+      <w:bookmarkEnd w:id="5"/>
       <w:bookmarkEnd w:id="6"/>
-    </w:p>
-    <w:p>
-      <w:pPr>
-        <w:spacing w:line="276" w:lineRule="auto"/>
-        <w:jc w:val="both"/>
-      </w:pPr>
-      <w:r>
-        <w:t xml:space="preserve">Właściciel zajęcia to użytkownik, który może modyfikować zajęcie. Domyślnie właścicielem zajęcia jest osoba, która utworzyła zajęcie. Właściciel zajęcia może być zmieniany, a w nowej wersji Aplikacji istnieje możliwość przypisania do zajęcia kilku właścicieli. </w:t>
-      </w:r>
-    </w:p>
-    <w:p>
-      <w:pPr>
-        <w:spacing w:line="276" w:lineRule="auto"/>
-        <w:jc w:val="both"/>
-      </w:pPr>
-    </w:p>
-    <w:p>
-      <w:pPr>
-        <w:spacing w:line="276" w:lineRule="auto"/>
-        <w:jc w:val="both"/>
-      </w:pPr>
-      <w:r>
-        <w:t xml:space="preserve">Przypisanie kilku właścicieli do zajęcia jest przydatne, gdy pewne zajęcia dla danego wydziału, dajmy na to dla wydziału Cybernetyki, prowadzone są przez inny wydział np. </w:t>
+      <w:bookmarkEnd w:id="8"/>
+    </w:p>
+    <w:p>
+      <w:pPr>
+        <w:spacing w:line="276" w:lineRule="auto"/>
+        <w:jc w:val="both"/>
+      </w:pPr>
+      <w:r>
+        <w:t xml:space="preserve">Właściciel zajęcia to użytkownik, który może modyfikować zajęcie. Domyślnie właścicielem zajęcia jest osoba, która utworzyła zajęcie. </w:t>
+      </w:r>
+    </w:p>
+    <w:p>
+      <w:pPr>
+        <w:spacing w:line="276" w:lineRule="auto"/>
+        <w:jc w:val="both"/>
+      </w:pPr>
+    </w:p>
+    <w:p>
+      <w:pPr>
+        <w:spacing w:line="276" w:lineRule="auto"/>
+        <w:jc w:val="both"/>
+      </w:pPr>
+      <w:r>
+        <w:t xml:space="preserve">Przypisanie kilku właścicieli do zajęcia jest przydatne, gdy pewne zajęcia dla danego wydziału, dajmy na to dla wydziału Cybernetyki, prowadzone są przez inny wydział np. Chemii. W takim planista wydziału Cybernetyki planuje zajęcia z podaniem wszystkich </w:t>
       </w:r>
       <w:r>
         <w:lastRenderedPageBreak/>
-        <w:t>Chemii. W takim planista wydziału Cybernetyki planuje zajęcia z podaniem wszystkich szczegółów oprócz wykładowców, natomiast planista wydziału Chemii przypisuje wykładowców.</w:t>
+        <w:t>szczegółów oprócz wykładowców, natomiast planista wydziału Chemii przypisuje wykładowców.</w:t>
       </w:r>
     </w:p>
     <w:p>
@@ -2697,187 +3586,23 @@
         <w:jc w:val="both"/>
       </w:pPr>
       <w:r>
-        <w:t>Aby zobaczyć zmiany należy pobrać aktualizację Aplikacji.</w:t>
-      </w:r>
-    </w:p>
-    <w:p>
-      <w:pPr>
-        <w:spacing w:line="276" w:lineRule="auto"/>
-        <w:jc w:val="both"/>
-      </w:pPr>
-    </w:p>
-    <w:p>
-      <w:pPr>
-        <w:pStyle w:val="Podtytu"/>
-        <w:spacing w:after="240"/>
-      </w:pPr>
-      <w:bookmarkStart w:id="7" w:name="_Toc503604161"/>
-      <w:bookmarkStart w:id="8" w:name="_Toc101825915"/>
-      <w:r>
-        <w:t>Kilku właścicieli zajęcia</w:t>
-      </w:r>
-      <w:bookmarkEnd w:id="7"/>
-      <w:bookmarkEnd w:id="8"/>
-    </w:p>
-    <w:p>
-      <w:pPr>
-        <w:spacing w:line="276" w:lineRule="auto"/>
-        <w:jc w:val="both"/>
-      </w:pPr>
-      <w:r>
-        <w:t xml:space="preserve">Właściciel zajęcia to użytkownik, który może modyfikować zajęcie. Domyślnie właścicielem zajęcia jest osoba, która utworzyła zajęcie. Właściciel zajęcia może być zmieniany, istnieje możliwość przypisania do zajęcia kilku właścicieli. </w:t>
-      </w:r>
-    </w:p>
-    <w:p>
-      <w:pPr>
-        <w:spacing w:line="276" w:lineRule="auto"/>
-        <w:jc w:val="both"/>
-      </w:pPr>
-    </w:p>
-    <w:p>
-      <w:pPr>
-        <w:spacing w:line="276" w:lineRule="auto"/>
-        <w:jc w:val="both"/>
-      </w:pPr>
-      <w:r>
-        <w:t>Przypisanie kilku właścicieli do zajęcia jest przydatne, gdy pewne zajęcia dla danego wydziału, dajmy na to dla wydziału Cybernetyki, prowadzone są</w:t>
-      </w:r>
-      <w:r>
-        <w:t xml:space="preserve"> przez inny wydział np. Chemii, gdy </w:t>
-      </w:r>
-      <w:r>
-        <w:t xml:space="preserve">planista wydziału Cybernetyki planuje zajęcia z podaniem wszystkich </w:t>
-      </w:r>
+        <w:t>A co, jeśli w danej organizacji jest kilku planistów, którzy powinni wzajemnie móc zmieniać swoje zajęcia? W takim przypadku zamiast pola właściciela używamy innego mechanizmu: pola Mój Zespół na formularzu planiści.</w:t>
+      </w:r>
+    </w:p>
+    <w:p>
+      <w:pPr>
+        <w:spacing w:line="276" w:lineRule="auto"/>
+      </w:pPr>
+    </w:p>
+    <w:p>
+      <w:pPr>
+        <w:pStyle w:val="Nagwek3"/>
+      </w:pPr>
+      <w:bookmarkStart w:id="9" w:name="_Toc226851769"/>
+      <w:bookmarkStart w:id="10" w:name="_Toc101825908"/>
+      <w:bookmarkStart w:id="11" w:name="_Toc239915729"/>
       <w:r>
         <w:lastRenderedPageBreak/>
-        <w:t>szczegółów oprócz wykładowców, natomiast planista wydziału Chemii przypisuje wykładowców.</w:t>
-      </w:r>
-    </w:p>
-    <w:p>
-      <w:pPr>
-        <w:spacing w:line="276" w:lineRule="auto"/>
-        <w:jc w:val="both"/>
-      </w:pPr>
-    </w:p>
-    <w:p>
-      <w:pPr>
-        <w:spacing w:line="276" w:lineRule="auto"/>
-        <w:jc w:val="both"/>
-      </w:pPr>
-      <w:r>
-        <w:t>M</w:t>
-      </w:r>
-      <w:r>
-        <w:t>ożliwe jest wpisanie (lub wybranie z listy) kilku właścicieli.</w:t>
-      </w:r>
-    </w:p>
-    <w:p>
-      <w:pPr>
-        <w:spacing w:line="276" w:lineRule="auto"/>
-        <w:jc w:val="both"/>
-      </w:pPr>
-    </w:p>
-    <w:p>
-      <w:pPr>
-        <w:spacing w:line="276" w:lineRule="auto"/>
-        <w:jc w:val="both"/>
-      </w:pPr>
-      <w:r>
-        <w:rPr>
-          <w:noProof/>
-          <w:lang w:eastAsia="pl-PL"/>
-        </w:rPr>
-        <w:drawing>
-          <wp:inline distT="0" distB="0" distL="0" distR="0" wp14:anchorId="79622740" wp14:editId="4588AF7F">
-            <wp:extent cx="5972810" cy="3822065"/>
-            <wp:effectExtent l="0" t="0" r="8890" b="6985"/>
-            <wp:docPr id="956" name="Obraz 956"/>
-            <wp:cNvGraphicFramePr>
-              <a:graphicFrameLocks xmlns:a="http://schemas.openxmlformats.org/drawingml/2006/main" noChangeAspect="1"/>
-            </wp:cNvGraphicFramePr>
-            <a:graphic xmlns:a="http://schemas.openxmlformats.org/drawingml/2006/main">
-              <a:graphicData uri="http://schemas.openxmlformats.org/drawingml/2006/picture">
-                <pic:pic xmlns:pic="http://schemas.openxmlformats.org/drawingml/2006/picture">
-                  <pic:nvPicPr>
-                    <pic:cNvPr id="0" name=""/>
-                    <pic:cNvPicPr/>
-                  </pic:nvPicPr>
-                  <pic:blipFill>
-                    <a:blip r:embed="rId13"/>
-                    <a:stretch>
-                      <a:fillRect/>
-                    </a:stretch>
-                  </pic:blipFill>
-                  <pic:spPr>
-                    <a:xfrm>
-                      <a:off x="0" y="0"/>
-                      <a:ext cx="5972810" cy="3822065"/>
-                    </a:xfrm>
-                    <a:prstGeom prst="rect">
-                      <a:avLst/>
-                    </a:prstGeom>
-                  </pic:spPr>
-                </pic:pic>
-              </a:graphicData>
-            </a:graphic>
-          </wp:inline>
-        </w:drawing>
-      </w:r>
-    </w:p>
-    <w:p>
-      <w:pPr>
-        <w:spacing w:line="276" w:lineRule="auto"/>
-        <w:jc w:val="both"/>
-      </w:pPr>
-    </w:p>
-    <w:p>
-      <w:pPr>
-        <w:spacing w:line="276" w:lineRule="auto"/>
-        <w:jc w:val="both"/>
-      </w:pPr>
-      <w:r>
-        <w:t>Właścicieli można również dodawać za pomocą operacji grupowych:</w:t>
-      </w:r>
-    </w:p>
-    <w:p>
-      <w:pPr>
-        <w:spacing w:line="276" w:lineRule="auto"/>
-        <w:jc w:val="both"/>
-      </w:pPr>
-      <w:r>
-        <w:t>- Dołącz właściciela.</w:t>
-      </w:r>
-    </w:p>
-    <w:p>
-      <w:pPr>
-        <w:spacing w:line="276" w:lineRule="auto"/>
-        <w:jc w:val="both"/>
-      </w:pPr>
-      <w:r>
-        <w:t>- Odłącz wybranego właściciela.</w:t>
-      </w:r>
-    </w:p>
-    <w:p>
-      <w:pPr>
-        <w:spacing w:line="276" w:lineRule="auto"/>
-        <w:jc w:val="both"/>
-      </w:pPr>
-      <w:r>
-        <w:t>- Przywróć domyślnego właściciela.</w:t>
-      </w:r>
-    </w:p>
-    <w:p>
-      <w:pPr>
-        <w:spacing w:line="276" w:lineRule="auto"/>
-      </w:pPr>
-    </w:p>
-    <w:p>
-      <w:pPr>
-        <w:pStyle w:val="Nagwek3"/>
-      </w:pPr>
-      <w:bookmarkStart w:id="9" w:name="_Toc101825908"/>
-      <w:bookmarkStart w:id="10" w:name="_Toc226851769"/>
-      <w:r>
         <w:t xml:space="preserve">Właściciele przedmiotów, wykładowców, grup, </w:t>
       </w:r>
       <w:proofErr w:type="spellStart"/>
@@ -2888,15 +3613,12 @@
       <w:r>
         <w:t xml:space="preserve"> i form zajęć</w:t>
       </w:r>
-      <w:bookmarkEnd w:id="10"/>
-    </w:p>
-    <w:p>
-      <w:r>
-        <w:t xml:space="preserve">Przedmioty takie,  jak wychowanie fizyczne czy języki obce nie są prowadzone przez Wydziały, lecz ich przeprowadzenie zleca się innym jednostkom Uczelni, w naszym przykładzie są to: Studium Wychowania Fizycznego (SWF) oraz Studium Języków Obcych (SJO). W takim przypadku planista Wydziałowy planuje zajęcia z przedmiotu, ale bez </w:t>
-      </w:r>
-      <w:r>
-        <w:lastRenderedPageBreak/>
-        <w:t>przypisania wykładowcy (wykładowcy zostaną przypisani przez SWF i SJO). SWF/SJO posiadają własnych planistów.</w:t>
+      <w:bookmarkEnd w:id="9"/>
+      <w:bookmarkEnd w:id="11"/>
+    </w:p>
+    <w:p>
+      <w:r>
+        <w:t>Przedmioty takie, jak wychowanie fizyczne czy języki obce nie są prowadzone przez Wydziały, lecz ich przeprowadzenie zleca się innym jednostkom Uczelni, w naszym przykładzie są to: Studium Wychowania Fizycznego (SWF) oraz Studium Języków Obcych (SJO). W takim przypadku planista Wydziałowy planuje zajęcia z przedmiotu, ale bez przypisania wykładowcy (wykładowcy zostaną przypisani przez SWF i SJO). SWF/SJO posiadają własnych planistów.</w:t>
       </w:r>
     </w:p>
     <w:p/>
@@ -3072,7 +3794,8 @@
     <w:p/>
     <w:p>
       <w:r>
-        <w:t xml:space="preserve">Aby dodać właścicieli zajęć prosimy o  kontakt z Administratorem Systemu.  Właścicieli zostaną dodani przez administratora do tabeli </w:t>
+        <w:lastRenderedPageBreak/>
+        <w:t xml:space="preserve">Aby dodać właścicieli zajęć prosimy o kontakt z Administratorem Systemu. Właścicieli zostaną dodani przez administratora do tabeli </w:t>
       </w:r>
       <w:proofErr w:type="spellStart"/>
       <w:r>
@@ -3455,17 +4178,18 @@
           <w:rFonts w:ascii="Times New Roman" w:hAnsi="Times New Roman" w:cs="Times New Roman"/>
         </w:rPr>
       </w:pPr>
-      <w:bookmarkStart w:id="11" w:name="_Toc226851770"/>
+      <w:bookmarkStart w:id="12" w:name="_Toc226851770"/>
+      <w:bookmarkStart w:id="13" w:name="_Toc239915730"/>
       <w:r>
         <w:rPr>
           <w:rFonts w:ascii="Times New Roman" w:hAnsi="Times New Roman" w:cs="Times New Roman"/>
         </w:rPr>
-        <w:lastRenderedPageBreak/>
         <w:t>Zarządzanie kontami planistów</w:t>
       </w:r>
-      <w:bookmarkEnd w:id="5"/>
-      <w:bookmarkEnd w:id="9"/>
-      <w:bookmarkEnd w:id="11"/>
+      <w:bookmarkEnd w:id="7"/>
+      <w:bookmarkEnd w:id="10"/>
+      <w:bookmarkEnd w:id="12"/>
+      <w:bookmarkEnd w:id="13"/>
     </w:p>
     <w:p>
       <w:pPr>
@@ -3498,7 +4222,7 @@
         <w:rPr>
           <w:i/>
         </w:rPr>
-        <w:t xml:space="preserve"> | </w:t>
+        <w:t xml:space="preserve"> |</w:t>
       </w:r>
       <w:r>
         <w:rPr>
@@ -3608,6 +4332,11 @@
         <w:jc w:val="center"/>
       </w:pPr>
       <w:r>
+        <w:rPr>
+          <w:noProof/>
+          <w:lang w:eastAsia="pl-PL"/>
+        </w:rPr>
+        <w:lastRenderedPageBreak/>
         <w:drawing>
           <wp:inline distT="0" distB="0" distL="0" distR="0" wp14:anchorId="12A44C81" wp14:editId="3624A798">
             <wp:extent cx="5760720" cy="1387203"/>
@@ -3735,10 +4464,10 @@
         <w:t>Nazwa</w:t>
       </w:r>
       <w:r>
-        <w:t>,</w:t>
-      </w:r>
-      <w:r>
-        <w:t xml:space="preserve"> Z reguły: pierwsza litera imienia i nazwisko.</w:t>
+        <w:t>:</w:t>
+      </w:r>
+      <w:r>
+        <w:t xml:space="preserve"> Z reguły pierwsza litera imienia i nazwisko.</w:t>
       </w:r>
     </w:p>
     <w:p>
@@ -3770,7 +4499,6 @@
         <w:jc w:val="both"/>
       </w:pPr>
       <w:r>
-        <w:lastRenderedPageBreak/>
         <w:t xml:space="preserve">Opcjonalnie: </w:t>
       </w:r>
       <w:r>
@@ -3837,31 +4565,10 @@
     </w:p>
     <w:p>
       <w:pPr>
-        <w:numPr>
-          <w:ilvl w:val="0"/>
-          <w:numId w:val="2"/>
-        </w:numPr>
-        <w:spacing w:line="276" w:lineRule="auto"/>
-        <w:jc w:val="both"/>
-      </w:pPr>
-      <w:r>
-        <w:t xml:space="preserve">Opcjonalnie: </w:t>
-      </w:r>
-      <w:r>
-        <w:rPr>
-          <w:b/>
-        </w:rPr>
-        <w:t>Terminy</w:t>
-      </w:r>
-      <w:r>
-        <w:rPr>
-          <w:b/>
-        </w:rPr>
-        <w:t xml:space="preserve">. </w:t>
-      </w:r>
-      <w:r>
-        <w:t>Używane do wprowadzenia zakresu terminów, w których planista może dodawać zajęcia,</w:t>
-      </w:r>
+        <w:spacing w:line="276" w:lineRule="auto"/>
+        <w:ind w:left="777"/>
+        <w:jc w:val="both"/>
+      </w:pPr>
     </w:p>
     <w:p>
       <w:pPr>
@@ -3926,14 +4633,6 @@
           <w:szCs w:val="24"/>
         </w:rPr>
         <w:t>Administrator.</w:t>
-      </w:r>
-      <w:r>
-        <w:rPr>
-          <w:rFonts w:ascii="Times New Roman" w:hAnsi="Times New Roman"/>
-          <w:sz w:val="24"/>
-          <w:szCs w:val="24"/>
-        </w:rPr>
-        <w:t xml:space="preserve"> </w:t>
       </w:r>
       <w:r>
         <w:rPr>
@@ -4508,6 +5207,7 @@
           <w:sz w:val="24"/>
           <w:szCs w:val="24"/>
         </w:rPr>
+        <w:lastRenderedPageBreak/>
         <w:t>Moduł atrybuty</w:t>
       </w:r>
       <w:r>
@@ -4671,7 +5371,6 @@
           <w:szCs w:val="24"/>
           <w:lang w:eastAsia="pl-PL"/>
         </w:rPr>
-        <w:lastRenderedPageBreak/>
         <w:drawing>
           <wp:inline distT="0" distB="0" distL="0" distR="0" wp14:anchorId="3C9DE78E" wp14:editId="10C906E2">
             <wp:extent cx="4968240" cy="1493520"/>
@@ -4883,10 +5582,7 @@
         <w:t>Udostępnienie/</w:t>
       </w:r>
       <w:r>
-        <w:t>zablokowanie użytkownikom uruchamianie okna integracja.</w:t>
-      </w:r>
-      <w:r>
-        <w:t xml:space="preserve"> </w:t>
+        <w:t xml:space="preserve">zablokowanie użytkownikom uruchamianie okna integracja. </w:t>
       </w:r>
       <w:r>
         <w:t xml:space="preserve">Nazwa </w:t>
@@ -4951,16 +5647,16 @@
       <w:pPr>
         <w:pStyle w:val="Podtytu"/>
       </w:pPr>
-      <w:bookmarkStart w:id="12" w:name="_Toc503604162"/>
-      <w:bookmarkStart w:id="13" w:name="_Toc101825916"/>
+      <w:bookmarkStart w:id="14" w:name="_Toc503604162"/>
+      <w:bookmarkStart w:id="15" w:name="_Toc101825916"/>
       <w:r>
         <w:t>U</w:t>
       </w:r>
       <w:r>
         <w:t xml:space="preserve">prawnienia </w:t>
       </w:r>
-      <w:bookmarkEnd w:id="12"/>
-      <w:bookmarkEnd w:id="13"/>
+      <w:bookmarkEnd w:id="14"/>
+      <w:bookmarkEnd w:id="15"/>
       <w:r>
         <w:t>do wstawiania, kasowania, edycji</w:t>
       </w:r>
@@ -5080,6 +5776,7 @@
               <w:jc w:val="both"/>
             </w:pPr>
             <w:r>
+              <w:lastRenderedPageBreak/>
               <w:t xml:space="preserve">Edycja </w:t>
             </w:r>
             <w:proofErr w:type="spellStart"/>
@@ -5215,7 +5912,6 @@
         <w:jc w:val="both"/>
       </w:pPr>
       <w:r>
-        <w:lastRenderedPageBreak/>
         <w:t>Proces planowania wygląda wówczas następująco:</w:t>
       </w:r>
     </w:p>
@@ -5353,7 +6049,7 @@
           <w:szCs w:val="24"/>
           <w:lang w:eastAsia="pl-PL"/>
         </w:rPr>
-        <w:t xml:space="preserve">Dane | </w:t>
+        <w:t>Dane |</w:t>
       </w:r>
       <w:r>
         <w:rPr>
@@ -5492,7 +6188,17 @@
           <w:szCs w:val="24"/>
           <w:lang w:eastAsia="pl-PL"/>
         </w:rPr>
-        <w:t>Od tego momentu planista wydziału Cybernetyki może nadal zmieniać swoje zajęcia, a dodatkowo zajęcia, dla których określono drugiego właściciela, mogą być zmieniane przez planistę wydziału Chemii/WF. Planista wydziału Chemii może zmieniać tylko wykładowców, pozostałe pola nie są dostępne.</w:t>
+        <w:t xml:space="preserve">Od tego momentu planista wydziału Cybernetyki może nadal zmieniać swoje zajęcia, a dodatkowo zajęcia, dla których określono drugiego właściciela, mogą być zmieniane </w:t>
+      </w:r>
+      <w:r>
+        <w:rPr>
+          <w:rFonts w:ascii="Times New Roman" w:eastAsia="Times New Roman" w:hAnsi="Times New Roman"/>
+          <w:sz w:val="24"/>
+          <w:szCs w:val="24"/>
+          <w:lang w:eastAsia="pl-PL"/>
+        </w:rPr>
+        <w:lastRenderedPageBreak/>
+        <w:t>przez planistę wydziału Chemii/WF. Planista wydziału Chemii może zmieniać tylko wykładowców, pozostałe pola nie są dostępne.</w:t>
       </w:r>
     </w:p>
     <w:p>
@@ -5506,7 +6212,6 @@
           <w:noProof/>
           <w:lang w:eastAsia="pl-PL"/>
         </w:rPr>
-        <w:lastRenderedPageBreak/>
         <w:drawing>
           <wp:inline distT="0" distB="0" distL="0" distR="0" wp14:anchorId="2D16D904" wp14:editId="609038EE">
             <wp:extent cx="5303520" cy="3529665"/>
@@ -5787,13 +6492,15 @@
       <w:pPr>
         <w:pStyle w:val="Nagwek3"/>
       </w:pPr>
-      <w:bookmarkStart w:id="14" w:name="_Toc201965903"/>
-      <w:bookmarkStart w:id="15" w:name="_Toc226851771"/>
+      <w:bookmarkStart w:id="16" w:name="_Toc201965903"/>
+      <w:bookmarkStart w:id="17" w:name="_Toc226851771"/>
+      <w:bookmarkStart w:id="18" w:name="_Toc239915731"/>
       <w:r>
         <w:t>Resetowanie hasła użytkownika</w:t>
       </w:r>
-      <w:bookmarkEnd w:id="14"/>
-      <w:bookmarkEnd w:id="15"/>
+      <w:bookmarkEnd w:id="16"/>
+      <w:bookmarkEnd w:id="17"/>
+      <w:bookmarkEnd w:id="18"/>
     </w:p>
     <w:p>
       <w:r>
@@ -5932,7 +6639,8 @@
           <w:rFonts w:ascii="Times New Roman" w:hAnsi="Times New Roman" w:cs="Times New Roman"/>
         </w:rPr>
       </w:pPr>
-      <w:bookmarkStart w:id="16" w:name="_Toc226851772"/>
+      <w:bookmarkStart w:id="19" w:name="_Toc226851772"/>
+      <w:bookmarkStart w:id="20" w:name="_Toc239915732"/>
       <w:r>
         <w:rPr>
           <w:rFonts w:ascii="Times New Roman" w:hAnsi="Times New Roman" w:cs="Times New Roman"/>
@@ -5952,7 +6660,8 @@
         </w:rPr>
         <w:t>sal</w:t>
       </w:r>
-      <w:bookmarkEnd w:id="16"/>
+      <w:bookmarkEnd w:id="19"/>
+      <w:bookmarkEnd w:id="20"/>
       <w:proofErr w:type="spellEnd"/>
     </w:p>
     <w:p>
@@ -6041,6 +6750,10 @@
         <w:jc w:val="both"/>
       </w:pPr>
       <w:r>
+        <w:rPr>
+          <w:noProof/>
+          <w:lang w:eastAsia="pl-PL"/>
+        </w:rPr>
         <w:lastRenderedPageBreak/>
         <w:drawing>
           <wp:inline distT="0" distB="0" distL="0" distR="0" wp14:anchorId="4F993C0C" wp14:editId="2441B15B">
@@ -6137,7 +6850,7 @@
         <w:rPr>
           <w:i/>
         </w:rPr>
-        <w:t>, Semestry</w:t>
+        <w:t>, Okresy</w:t>
       </w:r>
       <w:r>
         <w:rPr>
@@ -6333,16 +7046,18 @@
       <w:pPr>
         <w:pStyle w:val="Nagwek4"/>
       </w:pPr>
-      <w:bookmarkStart w:id="17" w:name="_Toc503604160"/>
-      <w:bookmarkStart w:id="18" w:name="_Toc101825914"/>
+      <w:bookmarkStart w:id="21" w:name="_Toc503604160"/>
+      <w:bookmarkStart w:id="22" w:name="_Toc101825914"/>
+      <w:bookmarkStart w:id="23" w:name="_Toc239915733"/>
       <w:r>
         <w:t xml:space="preserve">Co to </w:t>
       </w:r>
-      <w:bookmarkEnd w:id="17"/>
-      <w:bookmarkEnd w:id="18"/>
+      <w:bookmarkEnd w:id="21"/>
+      <w:bookmarkEnd w:id="22"/>
       <w:r>
         <w:t>jest autoryzacja?</w:t>
       </w:r>
+      <w:bookmarkEnd w:id="23"/>
     </w:p>
     <w:p>
       <w:pPr>
@@ -6604,7 +7319,7 @@
         <w:jc w:val="both"/>
       </w:pPr>
       <w:r>
-        <w:t>Lub nazwa semestru</w:t>
+        <w:t>Lub nazwa okresu</w:t>
       </w:r>
     </w:p>
     <w:p>
@@ -6748,15 +7463,33 @@
     </w:p>
     <w:p>
       <w:pPr>
-        <w:spacing w:line="276" w:lineRule="auto"/>
-        <w:jc w:val="both"/>
-      </w:pPr>
-    </w:p>
-    <w:p>
-      <w:pPr>
         <w:keepNext/>
         <w:spacing w:line="276" w:lineRule="auto"/>
         <w:jc w:val="center"/>
+      </w:pPr>
+    </w:p>
+    <w:p>
+      <w:pPr>
+        <w:spacing w:line="276" w:lineRule="auto"/>
+        <w:ind w:left="222" w:firstLine="708"/>
+        <w:jc w:val="both"/>
+      </w:pPr>
+      <w:r>
+        <w:t>Można przeglądać uprawnienia samych ról albo samych użytkowników:</w:t>
+      </w:r>
+    </w:p>
+    <w:p>
+      <w:pPr>
+        <w:spacing w:line="276" w:lineRule="auto"/>
+        <w:ind w:left="222" w:firstLine="708"/>
+        <w:jc w:val="both"/>
+      </w:pPr>
+    </w:p>
+    <w:p>
+      <w:pPr>
+        <w:spacing w:line="276" w:lineRule="auto"/>
+        <w:ind w:left="222" w:firstLine="708"/>
+        <w:jc w:val="both"/>
       </w:pPr>
       <w:r>
         <w:rPr>
@@ -6764,10 +7497,10 @@
           <w:lang w:eastAsia="pl-PL"/>
         </w:rPr>
         <w:drawing>
-          <wp:inline distT="0" distB="0" distL="0" distR="0" wp14:anchorId="73BEAB97" wp14:editId="74C9AAC6">
-            <wp:extent cx="5084581" cy="3203205"/>
-            <wp:effectExtent l="0" t="0" r="1905" b="0"/>
-            <wp:docPr id="121" name="Obraz 1"/>
+          <wp:inline distT="0" distB="0" distL="0" distR="0" wp14:anchorId="696F3061" wp14:editId="699FE296">
+            <wp:extent cx="3600000" cy="3115294"/>
+            <wp:effectExtent l="0" t="0" r="0" b="0"/>
+            <wp:docPr id="27684" name="Picture 27684"/>
             <wp:cNvGraphicFramePr>
               <a:graphicFrameLocks xmlns:a="http://schemas.openxmlformats.org/drawingml/2006/main" noChangeAspect="1"/>
             </wp:cNvGraphicFramePr>
@@ -6775,33 +7508,23 @@
               <a:graphicData uri="http://schemas.openxmlformats.org/drawingml/2006/picture">
                 <pic:pic xmlns:pic="http://schemas.openxmlformats.org/drawingml/2006/picture">
                   <pic:nvPicPr>
-                    <pic:cNvPr id="0" name="Obraz 1"/>
-                    <pic:cNvPicPr>
-                      <a:picLocks noChangeAspect="1" noChangeArrowheads="1"/>
-                    </pic:cNvPicPr>
+                    <pic:cNvPr id="0" name="02_Okno_uprawnienia.png"/>
+                    <pic:cNvPicPr/>
                   </pic:nvPicPr>
                   <pic:blipFill>
-                    <a:blip r:embed="rId27" cstate="print"/>
-                    <a:srcRect/>
+                    <a:blip r:embed="rId27"/>
                     <a:stretch>
                       <a:fillRect/>
                     </a:stretch>
                   </pic:blipFill>
-                  <pic:spPr bwMode="auto">
+                  <pic:spPr>
                     <a:xfrm>
                       <a:off x="0" y="0"/>
-                      <a:ext cx="5082641" cy="3201983"/>
+                      <a:ext cx="3600000" cy="3115294"/>
                     </a:xfrm>
                     <a:prstGeom prst="rect">
                       <a:avLst/>
                     </a:prstGeom>
-                    <a:noFill/>
-                    <a:ln w="9525">
-                      <a:noFill/>
-                      <a:miter lim="800000"/>
-                      <a:headEnd/>
-                      <a:tailEnd/>
-                    </a:ln>
                   </pic:spPr>
                 </pic:pic>
               </a:graphicData>
@@ -6812,15 +7535,6 @@
     </w:p>
     <w:p>
       <w:pPr>
-        <w:pStyle w:val="StylLegendaWyrwnanydorodka3"/>
-        <w:spacing w:line="276" w:lineRule="auto"/>
-      </w:pPr>
-      <w:r>
-        <w:t>Widok okna nadawania uprawnień do autoryzacji.</w:t>
-      </w:r>
-    </w:p>
-    <w:p>
-      <w:pPr>
         <w:spacing w:line="276" w:lineRule="auto"/>
         <w:jc w:val="both"/>
       </w:pPr>
@@ -6838,7 +7552,13 @@
         <w:t xml:space="preserve"> do użycia</w:t>
       </w:r>
       <w:r>
-        <w:t xml:space="preserve">. Aktywną autoryzację wybiera się z </w:t>
+        <w:t xml:space="preserve">. </w:t>
+      </w:r>
+      <w:r>
+        <w:t>A</w:t>
+      </w:r>
+      <w:r>
+        <w:t xml:space="preserve">utoryzację wybiera się z </w:t>
       </w:r>
       <w:r>
         <w:rPr>
@@ -6847,20 +7567,21 @@
         <w:t>pulpitu planisty</w:t>
       </w:r>
       <w:r>
-        <w:t xml:space="preserve"> w sposób jak pokazano na rysunku poniżej.</w:t>
-      </w:r>
-    </w:p>
-    <w:p>
-      <w:pPr>
-        <w:spacing w:line="276" w:lineRule="auto"/>
-        <w:jc w:val="both"/>
-      </w:pPr>
-    </w:p>
-    <w:p>
-      <w:pPr>
-        <w:keepNext/>
-        <w:spacing w:line="276" w:lineRule="auto"/>
-        <w:jc w:val="center"/>
+        <w:t>, o tutaj:</w:t>
+      </w:r>
+    </w:p>
+    <w:p>
+      <w:pPr>
+        <w:spacing w:line="276" w:lineRule="auto"/>
+        <w:ind w:firstLine="210"/>
+        <w:jc w:val="both"/>
+      </w:pPr>
+    </w:p>
+    <w:p>
+      <w:pPr>
+        <w:spacing w:line="276" w:lineRule="auto"/>
+        <w:ind w:firstLine="210"/>
+        <w:jc w:val="both"/>
       </w:pPr>
       <w:r>
         <w:rPr>
@@ -6869,174 +7590,10 @@
         </w:rPr>
         <w:lastRenderedPageBreak/>
         <w:drawing>
-          <wp:inline distT="0" distB="0" distL="0" distR="0" wp14:anchorId="77A975EC" wp14:editId="3B1DD2A6">
-            <wp:extent cx="5762625" cy="3257550"/>
-            <wp:effectExtent l="19050" t="0" r="9525" b="0"/>
-            <wp:docPr id="122" name="Obraz 122"/>
-            <wp:cNvGraphicFramePr>
-              <a:graphicFrameLocks xmlns:a="http://schemas.openxmlformats.org/drawingml/2006/main" noChangeAspect="1"/>
-            </wp:cNvGraphicFramePr>
-            <a:graphic xmlns:a="http://schemas.openxmlformats.org/drawingml/2006/main">
-              <a:graphicData uri="http://schemas.openxmlformats.org/drawingml/2006/picture">
-                <pic:pic xmlns:pic="http://schemas.openxmlformats.org/drawingml/2006/picture">
-                  <pic:nvPicPr>
-                    <pic:cNvPr id="0" name="Picture 122"/>
-                    <pic:cNvPicPr>
-                      <a:picLocks noChangeAspect="1" noChangeArrowheads="1"/>
-                    </pic:cNvPicPr>
-                  </pic:nvPicPr>
-                  <pic:blipFill>
-                    <a:blip r:embed="rId28" cstate="print"/>
-                    <a:srcRect/>
-                    <a:stretch>
-                      <a:fillRect/>
-                    </a:stretch>
-                  </pic:blipFill>
-                  <pic:spPr bwMode="auto">
-                    <a:xfrm>
-                      <a:off x="0" y="0"/>
-                      <a:ext cx="5762625" cy="3257550"/>
-                    </a:xfrm>
-                    <a:prstGeom prst="rect">
-                      <a:avLst/>
-                    </a:prstGeom>
-                    <a:noFill/>
-                    <a:ln w="9525">
-                      <a:noFill/>
-                      <a:miter lim="800000"/>
-                      <a:headEnd/>
-                      <a:tailEnd/>
-                    </a:ln>
-                  </pic:spPr>
-                </pic:pic>
-              </a:graphicData>
-            </a:graphic>
-          </wp:inline>
-        </w:drawing>
-      </w:r>
-    </w:p>
-    <w:p>
-      <w:pPr>
-        <w:pStyle w:val="StylLegendaWyrwnanydorodka3"/>
-        <w:spacing w:line="276" w:lineRule="auto"/>
-      </w:pPr>
-      <w:r>
-        <w:t>Widok pulpitu planisty z zaznaczoną opcją wyboru autoryzacji oraz oknem listy zdefiniowanych autoryzacji.</w:t>
-      </w:r>
-    </w:p>
-    <w:p>
-      <w:pPr>
-        <w:spacing w:line="276" w:lineRule="auto"/>
-        <w:jc w:val="both"/>
-      </w:pPr>
-    </w:p>
-    <w:p>
-      <w:pPr>
-        <w:spacing w:line="276" w:lineRule="auto"/>
-        <w:ind w:firstLine="210"/>
-        <w:jc w:val="both"/>
-      </w:pPr>
-      <w:r>
-        <w:t xml:space="preserve">W przypadku, kiedy żadna autoryzacja nie zostanie wybrana, wówczas planista będzie miał dostęp do zasobów zgodnie z tym, jakie zasoby zostały przydzielone mu bezpośrednio (tj. nie poprzez </w:t>
-      </w:r>
-      <w:r>
-        <w:rPr>
-          <w:i/>
-        </w:rPr>
-        <w:t>autoryzację</w:t>
-      </w:r>
-      <w:r>
-        <w:t xml:space="preserve">) na formularzu </w:t>
-      </w:r>
-      <w:r>
-        <w:rPr>
-          <w:i/>
-        </w:rPr>
-        <w:t>uprawnienia do zasobów</w:t>
-      </w:r>
-      <w:r>
-        <w:t>.</w:t>
-      </w:r>
-    </w:p>
-    <w:p>
-      <w:pPr>
-        <w:spacing w:line="276" w:lineRule="auto"/>
-        <w:ind w:firstLine="210"/>
-        <w:jc w:val="both"/>
-      </w:pPr>
-      <w:r>
-        <w:t xml:space="preserve">Po wybraniu autoryzacji, planista </w:t>
-      </w:r>
-      <w:r>
-        <w:t>widzi</w:t>
-      </w:r>
-      <w:r>
-        <w:t xml:space="preserve"> tylko zasoby przydzielone tej </w:t>
-      </w:r>
-      <w:r>
-        <w:rPr>
-          <w:i/>
-        </w:rPr>
-        <w:t>autoryzacji</w:t>
-      </w:r>
-      <w:r>
-        <w:t xml:space="preserve">, wszędzie: w </w:t>
-      </w:r>
-      <w:r>
-        <w:t>oknie głównym aplikacji</w:t>
-      </w:r>
-      <w:r>
-        <w:t>, w formularzu do generowania witryny www, w formularzu legenda i tak dalej.</w:t>
-      </w:r>
-    </w:p>
-    <w:p>
-      <w:pPr>
-        <w:spacing w:line="276" w:lineRule="auto"/>
-      </w:pPr>
-    </w:p>
-    <w:p>
-      <w:pPr>
-        <w:pStyle w:val="Nagwek4"/>
-        <w:spacing w:line="276" w:lineRule="auto"/>
-      </w:pPr>
-      <w:bookmarkStart w:id="19" w:name="_Toc503604156"/>
-      <w:r>
-        <w:t>Zarządzanie dostępem do autoryzacji</w:t>
-      </w:r>
-    </w:p>
-    <w:p>
-      <w:pPr>
-        <w:spacing w:line="276" w:lineRule="auto"/>
-        <w:ind w:firstLine="210"/>
-        <w:jc w:val="both"/>
-      </w:pPr>
-      <w:r>
-        <w:t xml:space="preserve">Domyślnie okno wyświetla tylko ustawienia dla bieżącego użytkownika. Aby zobaczyć nazwy </w:t>
-      </w:r>
-      <w:r>
-        <w:t>autoryzacji</w:t>
-      </w:r>
-      <w:r>
-        <w:t xml:space="preserve"> należy wyczyścić wartość w polu Szukaj planisty. </w:t>
-      </w:r>
-    </w:p>
-    <w:p>
-      <w:pPr>
-        <w:spacing w:line="276" w:lineRule="auto"/>
-        <w:ind w:firstLine="210"/>
-        <w:jc w:val="both"/>
-      </w:pPr>
-      <w:r>
-        <w:rPr>
-          <w:noProof/>
-          <w:lang w:eastAsia="pl-PL"/>
-        </w:rPr>
-        <w:lastRenderedPageBreak/>
-        <w:drawing>
-          <wp:inline distT="0" distB="0" distL="0" distR="0" wp14:anchorId="0C272D6B" wp14:editId="56060B61">
-            <wp:extent cx="5760720" cy="3265805"/>
-            <wp:effectExtent l="0" t="0" r="0" b="0"/>
-            <wp:docPr id="148" name="Obraz 148"/>
+          <wp:inline distT="0" distB="0" distL="0" distR="0" wp14:anchorId="0DA63E9D" wp14:editId="1B023E9B">
+            <wp:extent cx="5760720" cy="794350"/>
+            <wp:effectExtent l="0" t="0" r="0" b="6350"/>
+            <wp:docPr id="10" name="Obraz 10"/>
             <wp:cNvGraphicFramePr>
               <a:graphicFrameLocks xmlns:a="http://schemas.openxmlformats.org/drawingml/2006/main" noChangeAspect="1"/>
             </wp:cNvGraphicFramePr>
@@ -7048,7 +7605,7 @@
                     <pic:cNvPicPr/>
                   </pic:nvPicPr>
                   <pic:blipFill>
-                    <a:blip r:embed="rId29"/>
+                    <a:blip r:embed="rId28"/>
                     <a:stretch>
                       <a:fillRect/>
                     </a:stretch>
@@ -7056,7 +7613,7 @@
                   <pic:spPr>
                     <a:xfrm>
                       <a:off x="0" y="0"/>
-                      <a:ext cx="5760720" cy="3265805"/>
+                      <a:ext cx="5760720" cy="794350"/>
                     </a:xfrm>
                     <a:prstGeom prst="rect">
                       <a:avLst/>
@@ -7068,228 +7625,138 @@
           </wp:inline>
         </w:drawing>
       </w:r>
-    </w:p>
-    <w:p>
-      <w:pPr>
-        <w:spacing w:line="276" w:lineRule="auto"/>
-      </w:pPr>
+      <w:r>
+        <w:t>.</w:t>
+      </w:r>
+    </w:p>
+    <w:p>
+      <w:pPr>
+        <w:spacing w:line="276" w:lineRule="auto"/>
+        <w:jc w:val="both"/>
+      </w:pPr>
+    </w:p>
+    <w:p>
+      <w:pPr>
+        <w:spacing w:line="276" w:lineRule="auto"/>
+        <w:ind w:firstLine="210"/>
+        <w:jc w:val="both"/>
+      </w:pPr>
+      <w:r>
+        <w:t>K</w:t>
+      </w:r>
+      <w:r>
+        <w:t xml:space="preserve">iedy żadna autoryzacja nie </w:t>
+      </w:r>
+      <w:proofErr w:type="spellStart"/>
+      <w:r>
+        <w:t>jesy</w:t>
+      </w:r>
+      <w:proofErr w:type="spellEnd"/>
+      <w:r>
+        <w:t xml:space="preserve"> wybrana, planista </w:t>
+      </w:r>
+      <w:r>
+        <w:t>ma</w:t>
+      </w:r>
+      <w:r>
+        <w:t xml:space="preserve"> dostęp do zasobów zgodnie z tym, jakie zasoby zostały przydzielone mu bezpośrednio (tj. nie poprzez </w:t>
+      </w:r>
+      <w:r>
+        <w:rPr>
+          <w:i/>
+        </w:rPr>
+        <w:t>autoryzację</w:t>
+      </w:r>
+      <w:r>
+        <w:t xml:space="preserve">) na formularzu </w:t>
+      </w:r>
+      <w:r>
+        <w:rPr>
+          <w:i/>
+        </w:rPr>
+        <w:t>uprawnienia do zasobów</w:t>
+      </w:r>
+      <w:r>
+        <w:t>.</w:t>
+      </w:r>
+    </w:p>
+    <w:p>
+      <w:pPr>
+        <w:spacing w:line="276" w:lineRule="auto"/>
+        <w:ind w:firstLine="210"/>
+        <w:jc w:val="both"/>
+      </w:pPr>
+      <w:r>
+        <w:t xml:space="preserve">Po wybraniu autoryzacji, planista </w:t>
+      </w:r>
+      <w:r>
+        <w:t>widzi</w:t>
+      </w:r>
+      <w:r>
+        <w:t xml:space="preserve"> tylko zasoby przydzielone tej </w:t>
+      </w:r>
+      <w:r>
+        <w:rPr>
+          <w:i/>
+        </w:rPr>
+        <w:t>autoryzacji</w:t>
+      </w:r>
+      <w:r>
+        <w:t xml:space="preserve">, wszędzie: w </w:t>
+      </w:r>
+      <w:r>
+        <w:t>oknie głównym aplikacji</w:t>
+      </w:r>
+      <w:r>
+        <w:t>, w formularzu do generowania witryny www, w formularzu legenda i tak dalej.</w:t>
+      </w:r>
     </w:p>
     <w:p>
       <w:pPr>
         <w:pStyle w:val="Nagwek4"/>
       </w:pPr>
-      <w:bookmarkStart w:id="20" w:name="_Toc503604157"/>
-      <w:bookmarkStart w:id="21" w:name="_Toc101825913"/>
-      <w:r>
-        <w:t>Transfer danych</w:t>
-      </w:r>
-      <w:bookmarkEnd w:id="20"/>
-      <w:bookmarkEnd w:id="21"/>
-    </w:p>
-    <w:p>
-      <w:pPr>
-        <w:spacing w:line="276" w:lineRule="auto"/>
-        <w:jc w:val="both"/>
-        <w:rPr>
-          <w:lang w:eastAsia="en-US"/>
-        </w:rPr>
-      </w:pPr>
-    </w:p>
-    <w:p>
-      <w:pPr>
-        <w:spacing w:line="276" w:lineRule="auto"/>
-        <w:jc w:val="both"/>
-        <w:rPr>
-          <w:lang w:eastAsia="en-US"/>
-        </w:rPr>
-      </w:pPr>
-      <w:r>
-        <w:rPr>
-          <w:lang w:eastAsia="en-US"/>
-        </w:rPr>
-        <w:t xml:space="preserve">Gdy liczba wykładowców, </w:t>
-      </w:r>
-      <w:proofErr w:type="spellStart"/>
-      <w:r>
-        <w:rPr>
-          <w:lang w:eastAsia="en-US"/>
-        </w:rPr>
-        <w:t>sal</w:t>
-      </w:r>
-      <w:proofErr w:type="spellEnd"/>
-      <w:r>
-        <w:rPr>
-          <w:lang w:eastAsia="en-US"/>
-        </w:rPr>
-        <w:t xml:space="preserve"> i zasobów w systemie przekracza kilkaset, zarządzanie uprawnieniami planistów staje się </w:t>
-      </w:r>
-      <w:r>
-        <w:rPr>
-          <w:lang w:eastAsia="en-US"/>
-        </w:rPr>
-        <w:t>wyzwaniem</w:t>
-      </w:r>
-      <w:r>
-        <w:rPr>
-          <w:lang w:eastAsia="en-US"/>
-        </w:rPr>
-        <w:t xml:space="preserve">. Funkcja transferu danych pozwala wykonać szybko </w:t>
-      </w:r>
-      <w:r>
-        <w:rPr>
-          <w:lang w:eastAsia="en-US"/>
-        </w:rPr>
-        <w:t>kopiowanie</w:t>
-      </w:r>
-      <w:r>
-        <w:rPr>
-          <w:lang w:eastAsia="en-US"/>
-        </w:rPr>
-        <w:t xml:space="preserve"> uprawnień i danych z jednego użytkownika</w:t>
-      </w:r>
-      <w:r>
-        <w:rPr>
-          <w:lang w:eastAsia="en-US"/>
-        </w:rPr>
-        <w:t>/autoryzacji</w:t>
-      </w:r>
-      <w:r>
-        <w:rPr>
-          <w:lang w:eastAsia="en-US"/>
-        </w:rPr>
-        <w:t xml:space="preserve"> do drugiego użytkownika</w:t>
-      </w:r>
-      <w:r>
-        <w:rPr>
-          <w:lang w:eastAsia="en-US"/>
-        </w:rPr>
-        <w:t>/autoryzacji</w:t>
-      </w:r>
-      <w:r>
-        <w:rPr>
-          <w:lang w:eastAsia="en-US"/>
-        </w:rPr>
-        <w:t xml:space="preserve">. </w:t>
-      </w:r>
-      <w:r>
-        <w:rPr>
-          <w:lang w:eastAsia="en-US"/>
-        </w:rPr>
-        <w:t>Kiedy używamy transferu danych:</w:t>
-      </w:r>
-    </w:p>
-    <w:p>
-      <w:pPr>
-        <w:spacing w:line="276" w:lineRule="auto"/>
-        <w:jc w:val="both"/>
-        <w:rPr>
-          <w:lang w:eastAsia="en-US"/>
-        </w:rPr>
-      </w:pPr>
-    </w:p>
-    <w:p>
-      <w:pPr>
-        <w:pStyle w:val="Akapitzlist"/>
-        <w:numPr>
-          <w:ilvl w:val="0"/>
-          <w:numId w:val="18"/>
-        </w:numPr>
-        <w:jc w:val="both"/>
-      </w:pPr>
-      <w:r>
-        <w:rPr>
-          <w:b/>
-        </w:rPr>
-        <w:t>Podczas tworzenia konta planisty</w:t>
-      </w:r>
-      <w:r>
-        <w:t>. Wydział zatrudnia drugiego planistę, drugi planista powinien mieć takie same uprawnienia co pierwszy planista. W takim przypadku kopiujemy uprawnienia pierwszego planisty drugiemu planiście.</w:t>
-      </w:r>
-    </w:p>
-    <w:p>
-      <w:pPr>
-        <w:spacing w:line="276" w:lineRule="auto"/>
-        <w:jc w:val="both"/>
-        <w:rPr>
-          <w:lang w:eastAsia="en-US"/>
-        </w:rPr>
-      </w:pPr>
-    </w:p>
-    <w:p>
-      <w:pPr>
-        <w:pStyle w:val="Akapitzlist"/>
-        <w:numPr>
-          <w:ilvl w:val="0"/>
-          <w:numId w:val="18"/>
-        </w:numPr>
-        <w:jc w:val="both"/>
-      </w:pPr>
-      <w:r>
-        <w:rPr>
-          <w:b/>
-        </w:rPr>
-        <w:t>Podczas tworzenia autoryzacji</w:t>
-      </w:r>
-      <w:r>
-        <w:t>, gdy</w:t>
-      </w:r>
-      <w:r>
-        <w:t xml:space="preserve"> </w:t>
-      </w:r>
-      <w:r>
-        <w:t>c</w:t>
-      </w:r>
-      <w:r>
-        <w:t>hcemy wyodrębnić uprawnienia danego planisty i udostępnić je w formie autoryzacji innym planistom. Wówczas tworzymy autoryzację, a następnie transferujemy uprawnienia planisty do tej autoryzacji.</w:t>
-      </w:r>
-    </w:p>
-    <w:p>
-      <w:bookmarkStart w:id="22" w:name="_Toc503604158"/>
-      <w:r>
-        <w:rPr>
-          <w:rFonts w:ascii="Calibri" w:eastAsia="Calibri" w:hAnsi="Calibri"/>
-          <w:b/>
-          <w:bCs/>
-          <w:lang w:eastAsia="en-US"/>
-        </w:rPr>
-        <w:t>Aby uruchomić transferu danych</w:t>
-      </w:r>
-      <w:bookmarkEnd w:id="22"/>
-      <w:r>
-        <w:rPr>
-          <w:rFonts w:ascii="Calibri" w:eastAsia="Calibri" w:hAnsi="Calibri"/>
-          <w:b/>
-          <w:bCs/>
-          <w:lang w:eastAsia="en-US"/>
-        </w:rPr>
-        <w:t xml:space="preserve"> wybierz polecenie</w:t>
-      </w:r>
-      <w:r>
-        <w:t xml:space="preserve"> Dane | Uprawnienia | Przycisk Transfer Uprawnień</w:t>
-      </w:r>
-    </w:p>
-    <w:p>
-      <w:pPr>
-        <w:spacing w:line="276" w:lineRule="auto"/>
-        <w:jc w:val="both"/>
-      </w:pPr>
-    </w:p>
-    <w:p>
-      <w:pPr>
-        <w:spacing w:line="276" w:lineRule="auto"/>
-        <w:jc w:val="both"/>
-      </w:pPr>
+      <w:bookmarkStart w:id="24" w:name="_Toc503604157"/>
+      <w:bookmarkStart w:id="25" w:name="_Toc101825913"/>
+      <w:bookmarkStart w:id="26" w:name="_Toc503604156"/>
+      <w:bookmarkStart w:id="27" w:name="_Toc239915734"/>
+      <w:r>
+        <w:t>Autoryzacja WSZYSTKO</w:t>
+      </w:r>
+      <w:bookmarkEnd w:id="27"/>
+    </w:p>
+    <w:p/>
+    <w:p>
+      <w:r>
+        <w:t>W systemie dostępna jest teraz systemowa autoryzacja o nazwie WSZYSTKO, dająca dostęp do całej bazy danych. Nowo utworzone zasoby są dodawane do autoryzacji WSZYSTKO automatycznie, najpóźniej w ciągu 24 godzin od ich utworzenia. Dostęp do autoryzacji WSZYSTKO nadaje administrator systemu.</w:t>
+      </w:r>
+    </w:p>
+    <w:p>
+      <w:pPr>
+        <w:pStyle w:val="Nagwek4"/>
+      </w:pPr>
+      <w:bookmarkStart w:id="28" w:name="_Toc239915735"/>
+      <w:r>
+        <w:t>Uprawnienia od odczytu lub edycji</w:t>
+      </w:r>
+      <w:bookmarkEnd w:id="28"/>
+    </w:p>
+    <w:p/>
+    <w:p>
+      <w:r>
+        <w:t>Okno Uprawnienia pozwala na nadanie dostępu do obiektów w jednym z dwóch trybów: tylko odczyt albo odczyt i zapis. Dzięki temu, między innymi, można zablokować możliwość zmiany kalendarza dni wolnych, nadając do wybranego okresu uprawnienie tylko do odczytu.</w:t>
+      </w:r>
+    </w:p>
+    <w:p>
       <w:r>
         <w:rPr>
           <w:noProof/>
           <w:lang w:eastAsia="pl-PL"/>
         </w:rPr>
-        <w:lastRenderedPageBreak/>
         <w:drawing>
-          <wp:inline distT="0" distB="0" distL="0" distR="0" wp14:anchorId="42390BF5" wp14:editId="2C24C2B5">
-            <wp:extent cx="5760720" cy="2073761"/>
-            <wp:effectExtent l="0" t="0" r="0" b="3175"/>
-            <wp:docPr id="7" name="Obraz 7"/>
+          <wp:inline distT="0" distB="0" distL="0" distR="0" wp14:anchorId="6682B089" wp14:editId="3EBB5A4D">
+            <wp:extent cx="3600000" cy="2078084"/>
+            <wp:effectExtent l="0" t="0" r="0" b="0"/>
+            <wp:docPr id="27687" name="Picture 27687"/>
             <wp:cNvGraphicFramePr>
               <a:graphicFrameLocks xmlns:a="http://schemas.openxmlformats.org/drawingml/2006/main" noChangeAspect="1"/>
             </wp:cNvGraphicFramePr>
@@ -7297,7 +7764,51 @@
               <a:graphicData uri="http://schemas.openxmlformats.org/drawingml/2006/picture">
                 <pic:pic xmlns:pic="http://schemas.openxmlformats.org/drawingml/2006/picture">
                   <pic:nvPicPr>
-                    <pic:cNvPr id="0" name=""/>
+                    <pic:cNvPr id="0" name="03_Uprawnienia_od_odczytu_lub_edycji.png"/>
+                    <pic:cNvPicPr/>
+                  </pic:nvPicPr>
+                  <pic:blipFill>
+                    <a:blip r:embed="rId29"/>
+                    <a:stretch>
+                      <a:fillRect/>
+                    </a:stretch>
+                  </pic:blipFill>
+                  <pic:spPr>
+                    <a:xfrm>
+                      <a:off x="0" y="0"/>
+                      <a:ext cx="3600000" cy="2078084"/>
+                    </a:xfrm>
+                    <a:prstGeom prst="rect">
+                      <a:avLst/>
+                    </a:prstGeom>
+                  </pic:spPr>
+                </pic:pic>
+              </a:graphicData>
+            </a:graphic>
+          </wp:inline>
+        </w:drawing>
+      </w:r>
+    </w:p>
+    <w:p>
+      <w:r>
+        <w:rPr>
+          <w:noProof/>
+          <w:lang w:eastAsia="pl-PL"/>
+        </w:rPr>
+        <w:lastRenderedPageBreak/>
+        <w:drawing>
+          <wp:inline distT="0" distB="0" distL="0" distR="0" wp14:anchorId="587FD954" wp14:editId="3BC15C0F">
+            <wp:extent cx="3600000" cy="2593221"/>
+            <wp:effectExtent l="0" t="0" r="0" b="0"/>
+            <wp:docPr id="27688" name="Picture 27688"/>
+            <wp:cNvGraphicFramePr>
+              <a:graphicFrameLocks xmlns:a="http://schemas.openxmlformats.org/drawingml/2006/main" noChangeAspect="1"/>
+            </wp:cNvGraphicFramePr>
+            <a:graphic xmlns:a="http://schemas.openxmlformats.org/drawingml/2006/main">
+              <a:graphicData uri="http://schemas.openxmlformats.org/drawingml/2006/picture">
+                <pic:pic xmlns:pic="http://schemas.openxmlformats.org/drawingml/2006/picture">
+                  <pic:nvPicPr>
+                    <pic:cNvPr id="0" name="04_Okresy__Nadawanie_uprawnień_do_edycji_ka.png"/>
                     <pic:cNvPicPr/>
                   </pic:nvPicPr>
                   <pic:blipFill>
@@ -7309,7 +7820,7 @@
                   <pic:spPr>
                     <a:xfrm>
                       <a:off x="0" y="0"/>
-                      <a:ext cx="5760720" cy="2073761"/>
+                      <a:ext cx="3600000" cy="2593221"/>
                     </a:xfrm>
                     <a:prstGeom prst="rect">
                       <a:avLst/>
@@ -7324,20 +7835,208 @@
     </w:p>
     <w:p>
       <w:pPr>
-        <w:spacing w:line="276" w:lineRule="auto"/>
-        <w:jc w:val="both"/>
-      </w:pPr>
-    </w:p>
-    <w:p>
-      <w:pPr>
-        <w:spacing w:line="276" w:lineRule="auto"/>
-        <w:jc w:val="both"/>
-      </w:pPr>
-    </w:p>
-    <w:p>
-      <w:pPr>
-        <w:spacing w:line="276" w:lineRule="auto"/>
-        <w:jc w:val="center"/>
+        <w:pStyle w:val="Nagwek4"/>
+      </w:pPr>
+      <w:bookmarkStart w:id="29" w:name="_Toc239915736"/>
+      <w:r>
+        <w:t>Transfer danych</w:t>
+      </w:r>
+      <w:bookmarkEnd w:id="24"/>
+      <w:bookmarkEnd w:id="25"/>
+      <w:bookmarkEnd w:id="29"/>
+    </w:p>
+    <w:p>
+      <w:pPr>
+        <w:spacing w:line="276" w:lineRule="auto"/>
+        <w:jc w:val="both"/>
+        <w:rPr>
+          <w:lang w:eastAsia="en-US"/>
+        </w:rPr>
+      </w:pPr>
+    </w:p>
+    <w:p>
+      <w:pPr>
+        <w:spacing w:line="276" w:lineRule="auto"/>
+        <w:jc w:val="both"/>
+        <w:rPr>
+          <w:lang w:eastAsia="en-US"/>
+        </w:rPr>
+      </w:pPr>
+      <w:r>
+        <w:rPr>
+          <w:lang w:eastAsia="en-US"/>
+        </w:rPr>
+        <w:t xml:space="preserve">Gdy liczba wykładowców, </w:t>
+      </w:r>
+      <w:proofErr w:type="spellStart"/>
+      <w:r>
+        <w:rPr>
+          <w:lang w:eastAsia="en-US"/>
+        </w:rPr>
+        <w:t>sal</w:t>
+      </w:r>
+      <w:proofErr w:type="spellEnd"/>
+      <w:r>
+        <w:rPr>
+          <w:lang w:eastAsia="en-US"/>
+        </w:rPr>
+        <w:t xml:space="preserve"> i zasobów w systemie przekracza kilkaset, zarządzanie uprawnieniami planistów staje się </w:t>
+      </w:r>
+      <w:r>
+        <w:rPr>
+          <w:lang w:eastAsia="en-US"/>
+        </w:rPr>
+        <w:t>wyzwaniem</w:t>
+      </w:r>
+      <w:r>
+        <w:rPr>
+          <w:lang w:eastAsia="en-US"/>
+        </w:rPr>
+        <w:t xml:space="preserve">. Funkcja transferu danych pozwala wykonać szybko </w:t>
+      </w:r>
+      <w:r>
+        <w:rPr>
+          <w:lang w:eastAsia="en-US"/>
+        </w:rPr>
+        <w:t>kopiowanie</w:t>
+      </w:r>
+      <w:r>
+        <w:rPr>
+          <w:lang w:eastAsia="en-US"/>
+        </w:rPr>
+        <w:t xml:space="preserve"> uprawnień i danych z jednego użytkownika</w:t>
+      </w:r>
+      <w:r>
+        <w:rPr>
+          <w:lang w:eastAsia="en-US"/>
+        </w:rPr>
+        <w:t>/autoryzacji</w:t>
+      </w:r>
+      <w:r>
+        <w:rPr>
+          <w:lang w:eastAsia="en-US"/>
+        </w:rPr>
+        <w:t xml:space="preserve"> do drugiego użytkownika</w:t>
+      </w:r>
+      <w:r>
+        <w:rPr>
+          <w:lang w:eastAsia="en-US"/>
+        </w:rPr>
+        <w:t>/autoryzacji</w:t>
+      </w:r>
+      <w:r>
+        <w:rPr>
+          <w:lang w:eastAsia="en-US"/>
+        </w:rPr>
+        <w:t xml:space="preserve">. </w:t>
+      </w:r>
+      <w:r>
+        <w:rPr>
+          <w:lang w:eastAsia="en-US"/>
+        </w:rPr>
+        <w:t>Kiedy używamy transferu danych:</w:t>
+      </w:r>
+    </w:p>
+    <w:p>
+      <w:pPr>
+        <w:spacing w:line="276" w:lineRule="auto"/>
+        <w:jc w:val="both"/>
+        <w:rPr>
+          <w:lang w:eastAsia="en-US"/>
+        </w:rPr>
+      </w:pPr>
+    </w:p>
+    <w:p>
+      <w:pPr>
+        <w:pStyle w:val="Akapitzlist"/>
+        <w:numPr>
+          <w:ilvl w:val="0"/>
+          <w:numId w:val="18"/>
+        </w:numPr>
+        <w:jc w:val="both"/>
+      </w:pPr>
+      <w:r>
+        <w:rPr>
+          <w:b/>
+        </w:rPr>
+        <w:t>Podczas tworzenia konta planisty</w:t>
+      </w:r>
+      <w:r>
+        <w:t>. Wydział zatrudnia drugiego planistę, drugi planista powinien mieć takie same uprawnienia co pierwszy planista. W takim przypadku kopiujemy uprawnienia pierwszego planisty drugiemu planiście.</w:t>
+      </w:r>
+    </w:p>
+    <w:p>
+      <w:pPr>
+        <w:spacing w:line="276" w:lineRule="auto"/>
+        <w:jc w:val="both"/>
+        <w:rPr>
+          <w:lang w:eastAsia="en-US"/>
+        </w:rPr>
+      </w:pPr>
+    </w:p>
+    <w:p>
+      <w:pPr>
+        <w:pStyle w:val="Akapitzlist"/>
+        <w:numPr>
+          <w:ilvl w:val="0"/>
+          <w:numId w:val="18"/>
+        </w:numPr>
+        <w:jc w:val="both"/>
+      </w:pPr>
+      <w:r>
+        <w:rPr>
+          <w:b/>
+        </w:rPr>
+        <w:t>Podczas tworzenia autoryzacji</w:t>
+      </w:r>
+      <w:r>
+        <w:t>, gdy</w:t>
+      </w:r>
+      <w:r>
+        <w:t xml:space="preserve"> </w:t>
+      </w:r>
+      <w:r>
+        <w:t>c</w:t>
+      </w:r>
+      <w:r>
+        <w:t>hcemy wyodrębnić uprawnienia danego planisty i udostępnić je w formie autoryzacji innym planistom. Wówczas tworzymy autoryzację, a następnie transferujemy uprawnienia planisty do tej autoryzacji.</w:t>
+      </w:r>
+    </w:p>
+    <w:p>
+      <w:bookmarkStart w:id="30" w:name="_Toc503604158"/>
+      <w:r>
+        <w:rPr>
+          <w:rFonts w:ascii="Calibri" w:eastAsia="Calibri" w:hAnsi="Calibri"/>
+          <w:b/>
+          <w:bCs/>
+          <w:lang w:eastAsia="en-US"/>
+        </w:rPr>
+        <w:t>Aby uruchomić transferu danych</w:t>
+      </w:r>
+      <w:bookmarkEnd w:id="30"/>
+      <w:r>
+        <w:rPr>
+          <w:rFonts w:ascii="Calibri" w:eastAsia="Calibri" w:hAnsi="Calibri"/>
+          <w:b/>
+          <w:bCs/>
+          <w:lang w:eastAsia="en-US"/>
+        </w:rPr>
+        <w:t xml:space="preserve"> wybierz polecenie</w:t>
+      </w:r>
+      <w:r>
+        <w:t xml:space="preserve"> Dane | Uprawnienia | Przycisk Transfer Uprawnień</w:t>
+      </w:r>
+    </w:p>
+    <w:p>
+      <w:pPr>
+        <w:spacing w:line="276" w:lineRule="auto"/>
+        <w:jc w:val="both"/>
+      </w:pPr>
+    </w:p>
+    <w:p>
+      <w:pPr>
+        <w:spacing w:line="276" w:lineRule="auto"/>
+        <w:jc w:val="both"/>
       </w:pPr>
       <w:r>
         <w:rPr>
@@ -7345,10 +8044,10 @@
           <w:lang w:eastAsia="pl-PL"/>
         </w:rPr>
         <w:drawing>
-          <wp:inline distT="0" distB="0" distL="0" distR="0" wp14:anchorId="076D374B" wp14:editId="03EEE8A7">
-            <wp:extent cx="3763896" cy="2715723"/>
-            <wp:effectExtent l="0" t="0" r="8255" b="8890"/>
-            <wp:docPr id="12" name="Obraz 12"/>
+          <wp:inline distT="0" distB="0" distL="0" distR="0" wp14:anchorId="42390BF5" wp14:editId="2C24C2B5">
+            <wp:extent cx="5760720" cy="2073761"/>
+            <wp:effectExtent l="0" t="0" r="0" b="3175"/>
+            <wp:docPr id="7" name="Obraz 7"/>
             <wp:cNvGraphicFramePr>
               <a:graphicFrameLocks xmlns:a="http://schemas.openxmlformats.org/drawingml/2006/main" noChangeAspect="1"/>
             </wp:cNvGraphicFramePr>
@@ -7368,6 +8067,65 @@
                   <pic:spPr>
                     <a:xfrm>
                       <a:off x="0" y="0"/>
+                      <a:ext cx="5760720" cy="2073761"/>
+                    </a:xfrm>
+                    <a:prstGeom prst="rect">
+                      <a:avLst/>
+                    </a:prstGeom>
+                  </pic:spPr>
+                </pic:pic>
+              </a:graphicData>
+            </a:graphic>
+          </wp:inline>
+        </w:drawing>
+      </w:r>
+    </w:p>
+    <w:p>
+      <w:pPr>
+        <w:spacing w:line="276" w:lineRule="auto"/>
+        <w:jc w:val="both"/>
+      </w:pPr>
+    </w:p>
+    <w:p>
+      <w:pPr>
+        <w:spacing w:line="276" w:lineRule="auto"/>
+        <w:jc w:val="both"/>
+      </w:pPr>
+    </w:p>
+    <w:p>
+      <w:pPr>
+        <w:spacing w:line="276" w:lineRule="auto"/>
+        <w:jc w:val="center"/>
+      </w:pPr>
+      <w:r>
+        <w:rPr>
+          <w:noProof/>
+          <w:lang w:eastAsia="pl-PL"/>
+        </w:rPr>
+        <w:drawing>
+          <wp:inline distT="0" distB="0" distL="0" distR="0" wp14:anchorId="076D374B" wp14:editId="03EEE8A7">
+            <wp:extent cx="3763896" cy="2715723"/>
+            <wp:effectExtent l="0" t="0" r="8255" b="8890"/>
+            <wp:docPr id="12" name="Obraz 12"/>
+            <wp:cNvGraphicFramePr>
+              <a:graphicFrameLocks xmlns:a="http://schemas.openxmlformats.org/drawingml/2006/main" noChangeAspect="1"/>
+            </wp:cNvGraphicFramePr>
+            <a:graphic xmlns:a="http://schemas.openxmlformats.org/drawingml/2006/main">
+              <a:graphicData uri="http://schemas.openxmlformats.org/drawingml/2006/picture">
+                <pic:pic xmlns:pic="http://schemas.openxmlformats.org/drawingml/2006/picture">
+                  <pic:nvPicPr>
+                    <pic:cNvPr id="0" name=""/>
+                    <pic:cNvPicPr/>
+                  </pic:nvPicPr>
+                  <pic:blipFill>
+                    <a:blip r:embed="rId32"/>
+                    <a:stretch>
+                      <a:fillRect/>
+                    </a:stretch>
+                  </pic:blipFill>
+                  <pic:spPr>
+                    <a:xfrm>
+                      <a:off x="0" y="0"/>
                       <a:ext cx="3763896" cy="2715723"/>
                     </a:xfrm>
                     <a:prstGeom prst="rect">
@@ -7536,7 +8294,7 @@
                     </pic:cNvPicPr>
                   </pic:nvPicPr>
                   <pic:blipFill>
-                    <a:blip r:embed="rId32">
+                    <a:blip r:embed="rId33">
                       <a:extLst>
                         <a:ext uri="{28A0092B-C50C-407E-A947-70E740481C1C}">
                           <a14:useLocalDpi xmlns:a14="http://schemas.microsoft.com/office/drawing/2010/main" val="0"/>
@@ -7568,9 +8326,11 @@
         </w:drawing>
       </w:r>
     </w:p>
-    <w:p>
-      <w:pPr>
-        <w:spacing w:line="276" w:lineRule="auto"/>
+    <w:bookmarkEnd w:id="26"/>
+    <w:p>
+      <w:pPr>
+        <w:spacing w:line="276" w:lineRule="auto"/>
+        <w:jc w:val="both"/>
       </w:pPr>
     </w:p>
     <w:p>
@@ -7578,239 +8338,15 @@
         <w:pStyle w:val="Nagwek4"/>
         <w:spacing w:line="276" w:lineRule="auto"/>
       </w:pPr>
-      <w:r>
-        <w:t>Ręczne / automatyczne odświeżanie zawartości okna</w:t>
-      </w:r>
-      <w:bookmarkEnd w:id="19"/>
-    </w:p>
-    <w:p>
-      <w:pPr>
-        <w:spacing w:line="276" w:lineRule="auto"/>
-        <w:ind w:firstLine="210"/>
-        <w:jc w:val="both"/>
-      </w:pPr>
-      <w:r>
-        <w:t>Ponieważ przy dużej liczbie zasobów odświeżenie okna może zajęć kilka sekund, okno domyślnie odświeża się ręcznie</w:t>
-      </w:r>
-      <w:r>
-        <w:t>. Jeżeli nie chcesz korzystać z funkcji ręcznego odświeżania zawartości okna, zaznacz pole wyboru Odśwież automatycznie.</w:t>
-      </w:r>
-    </w:p>
-    <w:p>
-      <w:pPr>
-        <w:spacing w:line="276" w:lineRule="auto"/>
-        <w:ind w:firstLine="210"/>
-        <w:jc w:val="both"/>
-      </w:pPr>
-    </w:p>
-    <w:p>
-      <w:pPr>
-        <w:spacing w:line="276" w:lineRule="auto"/>
-        <w:ind w:firstLine="210"/>
-        <w:jc w:val="both"/>
-      </w:pPr>
-      <w:r>
-        <w:rPr>
-          <w:noProof/>
-          <w:lang w:eastAsia="pl-PL"/>
-        </w:rPr>
-        <w:drawing>
-          <wp:inline distT="0" distB="0" distL="0" distR="0" wp14:anchorId="40EF7A34" wp14:editId="3E30014C">
-            <wp:extent cx="5760720" cy="1836130"/>
-            <wp:effectExtent l="0" t="0" r="0" b="0"/>
-            <wp:docPr id="149" name="Obraz 149"/>
-            <wp:cNvGraphicFramePr>
-              <a:graphicFrameLocks xmlns:a="http://schemas.openxmlformats.org/drawingml/2006/main" noChangeAspect="1"/>
-            </wp:cNvGraphicFramePr>
-            <a:graphic xmlns:a="http://schemas.openxmlformats.org/drawingml/2006/main">
-              <a:graphicData uri="http://schemas.openxmlformats.org/drawingml/2006/picture">
-                <pic:pic xmlns:pic="http://schemas.openxmlformats.org/drawingml/2006/picture">
-                  <pic:nvPicPr>
-                    <pic:cNvPr id="0" name=""/>
-                    <pic:cNvPicPr/>
-                  </pic:nvPicPr>
-                  <pic:blipFill>
-                    <a:blip r:embed="rId33"/>
-                    <a:stretch>
-                      <a:fillRect/>
-                    </a:stretch>
-                  </pic:blipFill>
-                  <pic:spPr>
-                    <a:xfrm>
-                      <a:off x="0" y="0"/>
-                      <a:ext cx="5760720" cy="1836130"/>
-                    </a:xfrm>
-                    <a:prstGeom prst="rect">
-                      <a:avLst/>
-                    </a:prstGeom>
-                  </pic:spPr>
-                </pic:pic>
-              </a:graphicData>
-            </a:graphic>
-          </wp:inline>
-        </w:drawing>
-      </w:r>
-    </w:p>
-    <w:p>
-      <w:pPr>
-        <w:spacing w:line="276" w:lineRule="auto"/>
-        <w:jc w:val="both"/>
-      </w:pPr>
-    </w:p>
-    <w:p>
-      <w:pPr>
-        <w:spacing w:line="276" w:lineRule="auto"/>
-        <w:ind w:firstLine="210"/>
-        <w:jc w:val="both"/>
-      </w:pPr>
-      <w:r>
-        <w:t>Praca w trybie ręcznego odświeżania zawartości okna:</w:t>
-      </w:r>
-    </w:p>
-    <w:p>
-      <w:pPr>
-        <w:numPr>
-          <w:ilvl w:val="0"/>
-          <w:numId w:val="8"/>
-        </w:numPr>
-        <w:spacing w:line="276" w:lineRule="auto"/>
-        <w:jc w:val="both"/>
-      </w:pPr>
-      <w:r>
-        <w:t>Każdorazowe odświeżenie zawartości okna wymaga naciśnięcia przycisku Odśwież.</w:t>
-      </w:r>
-    </w:p>
-    <w:p>
-      <w:pPr>
-        <w:numPr>
-          <w:ilvl w:val="0"/>
-          <w:numId w:val="8"/>
-        </w:numPr>
-        <w:spacing w:line="276" w:lineRule="auto"/>
-        <w:jc w:val="both"/>
-      </w:pPr>
-      <w:r>
-        <w:t>Jeżeli w panelu Znajdź nie wpiszemy nazwy wykładowcy, to nie pojawi się żaden wykładowca.</w:t>
-      </w:r>
-    </w:p>
-    <w:p>
-      <w:pPr>
-        <w:numPr>
-          <w:ilvl w:val="0"/>
-          <w:numId w:val="8"/>
-        </w:numPr>
-        <w:spacing w:line="276" w:lineRule="auto"/>
-        <w:jc w:val="both"/>
-      </w:pPr>
-      <w:r>
-        <w:t>Wymagane jest podanie przynajmniej jednego filtra w panelu Znajdź (w przeciwnym razie zobaczymy komunikat „W trybie ręcznego odświeżania należy wpisać nazwy lub fragmenty nazw poszukiwanych obiektów w panelu Znajdź. Jeżeli nie chcesz podawać fragmentów nazw obiektów, zaznacz pole wyboru Odśwież automatycznie”)</w:t>
-      </w:r>
-    </w:p>
-    <w:p>
-      <w:pPr>
-        <w:spacing w:line="276" w:lineRule="auto"/>
-        <w:ind w:firstLine="210"/>
-        <w:jc w:val="both"/>
-      </w:pPr>
-    </w:p>
-    <w:p>
-      <w:pPr>
-        <w:spacing w:line="276" w:lineRule="auto"/>
-        <w:ind w:firstLine="210"/>
-        <w:jc w:val="both"/>
-      </w:pPr>
-      <w:r>
-        <w:t>Praca w trybie automatycznego odświeżania zawartości okna:</w:t>
-      </w:r>
-    </w:p>
-    <w:p>
-      <w:pPr>
-        <w:numPr>
-          <w:ilvl w:val="0"/>
-          <w:numId w:val="9"/>
-        </w:numPr>
-        <w:spacing w:line="276" w:lineRule="auto"/>
-        <w:jc w:val="both"/>
-      </w:pPr>
-      <w:r>
-        <w:t>Pole wyboru Odśwież automatycznie nie jest zaznaczone.</w:t>
-      </w:r>
-    </w:p>
-    <w:p>
-      <w:pPr>
-        <w:numPr>
-          <w:ilvl w:val="0"/>
-          <w:numId w:val="9"/>
-        </w:numPr>
-        <w:spacing w:line="276" w:lineRule="auto"/>
-        <w:jc w:val="both"/>
-      </w:pPr>
-      <w:r>
-        <w:lastRenderedPageBreak/>
-        <w:t>Okno odświeża się automatycznie podczas wpisywania liter w panelu Znajdź.</w:t>
-      </w:r>
-    </w:p>
-    <w:p>
-      <w:pPr>
-        <w:numPr>
-          <w:ilvl w:val="0"/>
-          <w:numId w:val="9"/>
-        </w:numPr>
-        <w:spacing w:line="276" w:lineRule="auto"/>
-        <w:jc w:val="both"/>
-      </w:pPr>
-      <w:r>
-        <w:t>Jeżeli w panelu Znajdź nie wpiszemy nazwy wykładowcy, to pojawią się wszyscy wykładowca.</w:t>
-      </w:r>
-    </w:p>
-    <w:p>
-      <w:pPr>
-        <w:numPr>
-          <w:ilvl w:val="0"/>
-          <w:numId w:val="9"/>
-        </w:numPr>
-        <w:spacing w:line="276" w:lineRule="auto"/>
-        <w:jc w:val="both"/>
-      </w:pPr>
-      <w:r>
-        <w:t>Nie trzeba podawać żadnego filtra w panelu Znajdź.</w:t>
-      </w:r>
-    </w:p>
-    <w:p>
-      <w:pPr>
-        <w:spacing w:line="276" w:lineRule="auto"/>
-        <w:jc w:val="both"/>
-      </w:pPr>
-    </w:p>
-    <w:p>
-      <w:pPr>
-        <w:spacing w:line="276" w:lineRule="auto"/>
-        <w:ind w:firstLine="210"/>
-        <w:jc w:val="both"/>
-      </w:pPr>
-      <w:r>
-        <w:t>Elementy okna omówione w tekście zostały wyróżnione na rysunku poniżej.</w:t>
-      </w:r>
-    </w:p>
-    <w:p>
-      <w:pPr>
-        <w:spacing w:line="276" w:lineRule="auto"/>
-        <w:ind w:firstLine="210"/>
-        <w:jc w:val="both"/>
-      </w:pPr>
-    </w:p>
-    <w:p>
-      <w:pPr>
-        <w:pStyle w:val="Nagwek4"/>
-        <w:spacing w:line="276" w:lineRule="auto"/>
-      </w:pPr>
-      <w:bookmarkStart w:id="23" w:name="_Toc360921044"/>
-      <w:bookmarkStart w:id="24" w:name="_Toc503604155"/>
+      <w:bookmarkStart w:id="31" w:name="_Toc360921044"/>
+      <w:bookmarkStart w:id="32" w:name="_Toc503604155"/>
+      <w:bookmarkStart w:id="33" w:name="_Toc239915737"/>
       <w:r>
         <w:t>Wyszukiwanie wykładowców wg jednostki organizacyjnej</w:t>
       </w:r>
-      <w:bookmarkEnd w:id="23"/>
-      <w:bookmarkEnd w:id="24"/>
+      <w:bookmarkEnd w:id="31"/>
+      <w:bookmarkEnd w:id="32"/>
+      <w:bookmarkEnd w:id="33"/>
     </w:p>
     <w:p>
       <w:pPr>
@@ -7995,6 +8531,7 @@
           <w:noProof/>
           <w:lang w:eastAsia="pl-PL"/>
         </w:rPr>
+        <w:lastRenderedPageBreak/>
         <w:drawing>
           <wp:inline distT="0" distB="0" distL="0" distR="0" wp14:anchorId="028274ED" wp14:editId="61CC4851">
             <wp:extent cx="4238625" cy="2804721"/>
@@ -8053,10 +8590,11 @@
         </w:numPr>
         <w:spacing w:line="276" w:lineRule="auto"/>
       </w:pPr>
-      <w:r>
-        <w:lastRenderedPageBreak/>
+      <w:bookmarkStart w:id="34" w:name="_Toc239915738"/>
+      <w:r>
         <w:t>Użytkownicy portalowi</w:t>
       </w:r>
+      <w:bookmarkEnd w:id="34"/>
     </w:p>
     <w:p>
       <w:pPr>
@@ -8099,14 +8637,16 @@
           <w:rFonts w:ascii="Times New Roman" w:hAnsi="Times New Roman" w:cs="Times New Roman"/>
         </w:rPr>
       </w:pPr>
-      <w:bookmarkStart w:id="25" w:name="_Toc226851773"/>
+      <w:bookmarkStart w:id="35" w:name="_Toc226851773"/>
+      <w:bookmarkStart w:id="36" w:name="_Toc239915739"/>
       <w:r>
         <w:rPr>
           <w:rFonts w:ascii="Times New Roman" w:hAnsi="Times New Roman" w:cs="Times New Roman"/>
         </w:rPr>
         <w:t>Współdzielenie danych (przycisk Dostęp)</w:t>
       </w:r>
-      <w:bookmarkEnd w:id="25"/>
+      <w:bookmarkEnd w:id="35"/>
+      <w:bookmarkEnd w:id="36"/>
     </w:p>
     <w:p>
       <w:pPr>
@@ -8252,7 +8792,7 @@
         <w:t xml:space="preserve"> znajduje się oknie ze szczegółami </w:t>
       </w:r>
       <w:r>
-        <w:t xml:space="preserve">semestru, </w:t>
+        <w:t xml:space="preserve">okresu, </w:t>
       </w:r>
       <w:r>
         <w:t>wykładowcy, grupy, zasobu, przedmiotu lub formy prowadzenia zajęć, który można najszybciej otworzyć korzystając z panelu szybkiego wyszukiwania, wpisując fragment nazwy szukanej danej.</w:t>
@@ -8552,7 +9092,7 @@
         <w:spacing w:line="276" w:lineRule="auto"/>
       </w:pPr>
       <w:r>
-        <w:t>Aby zapobiec przypadkowemu odebraniu dostępu samemu sobie (aktywnej autoryzacji, aktywnemu semestrowi),  na ekranie pojawia się ostrzeżenie „Ostrożnie! Jeżeli odznaczysz to pole wyboru, to obiekt zniknie dla Ciebie”. Komunikat pojawia się o tutaj:</w:t>
+        <w:t>Aby zapobiec przypadkowemu odebraniu dostępu samemu sobie (aktywnej autoryzacji, aktywnemu okresowi), na ekranie pojawia się ostrzeżenie „Ostrożnie! Jeżeli odznaczysz to pole wyboru, to obiekt zniknie dla Ciebie”. Komunikat pojawia się o tutaj:</w:t>
       </w:r>
     </w:p>
     <w:p>
@@ -8641,7 +9181,7 @@
         <w:rPr>
           <w:b/>
         </w:rPr>
-        <w:t>SEMESTR ZIMA 2021</w:t>
+        <w:t>OKRES ZIMA 2021</w:t>
       </w:r>
       <w:r>
         <w:t xml:space="preserve"> i użytkownik odznaczy pole wyboru przy Autoryzacja: </w:t>
@@ -8650,7 +9190,7 @@
         <w:rPr>
           <w:b/>
         </w:rPr>
-        <w:t>SEMESTR ZIMA 2021</w:t>
+        <w:t>OKRES ZIMA 2021</w:t>
       </w:r>
       <w:r>
         <w:t>, to pojawi się poniższe ostrzeżenie.</w:t>
@@ -8731,24 +9271,26 @@
           <w:rFonts w:ascii="Times New Roman" w:hAnsi="Times New Roman" w:cs="Times New Roman"/>
         </w:rPr>
       </w:pPr>
-      <w:bookmarkStart w:id="26" w:name="_Toc503604152"/>
-      <w:bookmarkStart w:id="27" w:name="_Toc101825909"/>
-      <w:bookmarkStart w:id="28" w:name="_Toc226851774"/>
+      <w:bookmarkStart w:id="37" w:name="_Toc503604152"/>
+      <w:bookmarkStart w:id="38" w:name="_Toc101825909"/>
+      <w:bookmarkStart w:id="39" w:name="_Toc226851774"/>
+      <w:bookmarkStart w:id="40" w:name="_Toc239915740"/>
       <w:r>
         <w:rPr>
           <w:rFonts w:ascii="Times New Roman" w:hAnsi="Times New Roman" w:cs="Times New Roman"/>
         </w:rPr>
         <w:t>Blokowanie planowania zajęć</w:t>
       </w:r>
-      <w:bookmarkEnd w:id="26"/>
-      <w:bookmarkEnd w:id="27"/>
+      <w:bookmarkEnd w:id="37"/>
+      <w:bookmarkEnd w:id="38"/>
       <w:r>
         <w:rPr>
           <w:rFonts w:ascii="Times New Roman" w:hAnsi="Times New Roman" w:cs="Times New Roman"/>
         </w:rPr>
-        <w:t xml:space="preserve"> na poziomie semestru</w:t>
-      </w:r>
-      <w:bookmarkEnd w:id="28"/>
+        <w:t xml:space="preserve"> na poziomie okresu</w:t>
+      </w:r>
+      <w:bookmarkEnd w:id="39"/>
+      <w:bookmarkEnd w:id="40"/>
     </w:p>
     <w:p>
       <w:pPr>
@@ -8757,61 +9299,27 @@
         <w:jc w:val="both"/>
       </w:pPr>
       <w:r>
-        <w:t xml:space="preserve">W niektórych sytuacjach pożądane jest zablokowanie możliwości planowania zajęć w określonym oknie czasowym. Wynika to np. z konieczności planowania zajęć w określonej kolejności: dopóki </w:t>
-      </w:r>
-      <w:r>
-        <w:rPr>
-          <w:i/>
-        </w:rPr>
-        <w:t>planista A</w:t>
-      </w:r>
-      <w:r>
-        <w:t xml:space="preserve"> nie zakończy planowania, </w:t>
-      </w:r>
-      <w:r>
-        <w:rPr>
-          <w:i/>
-        </w:rPr>
-        <w:t>planista B</w:t>
-      </w:r>
-      <w:r>
-        <w:t xml:space="preserve"> nie powinien rozpoczynać planowania. Program </w:t>
-      </w:r>
-      <w:r>
-        <w:rPr>
-          <w:i/>
-        </w:rPr>
-        <w:t>Plansoft.org</w:t>
-      </w:r>
-      <w:r>
-        <w:t xml:space="preserve"> pozwala na zablokowanie planowania zajęć w określonym oknie czasowym. W tym celu należy uruchomić okno do definiowania semestrów, zdefiniować nowy semestr i zaznaczyć pole wyboru „Planowanie zablokowane dla innych”.</w:t>
-      </w:r>
-    </w:p>
-    <w:p>
-      <w:pPr>
-        <w:spacing w:line="276" w:lineRule="auto"/>
-        <w:ind w:firstLine="210"/>
-        <w:jc w:val="both"/>
-      </w:pPr>
-    </w:p>
-    <w:p>
-      <w:pPr>
-        <w:keepNext/>
-        <w:spacing w:line="276" w:lineRule="auto"/>
+        <w:t xml:space="preserve">Administrator systemu może zablokować planowanie zajęć w określonym terminie, globalnie. </w:t>
+      </w:r>
+      <w:r>
+        <w:t>Opcja „Planowanie zablokowane dla innych” jest dostępna wyłącznie dla administratora systemu.</w:t>
+      </w:r>
+    </w:p>
+    <w:p>
+      <w:pPr>
         <w:jc w:val="center"/>
       </w:pPr>
       <w:r>
         <w:rPr>
           <w:noProof/>
-          <w:sz w:val="16"/>
           <w:lang w:eastAsia="pl-PL"/>
         </w:rPr>
         <w:lastRenderedPageBreak/>
         <w:drawing>
-          <wp:inline distT="0" distB="0" distL="0" distR="0" wp14:anchorId="503AC86D" wp14:editId="7A27EEA9">
-            <wp:extent cx="5753100" cy="4371975"/>
-            <wp:effectExtent l="19050" t="0" r="0" b="0"/>
-            <wp:docPr id="186" name="Obraz 186"/>
+          <wp:inline distT="0" distB="0" distL="0" distR="0" wp14:anchorId="6677E681" wp14:editId="20D2D91A">
+            <wp:extent cx="3600000" cy="1671946"/>
+            <wp:effectExtent l="0" t="0" r="0" b="0"/>
+            <wp:docPr id="27683" name="Picture 27683"/>
             <wp:cNvGraphicFramePr>
               <a:graphicFrameLocks xmlns:a="http://schemas.openxmlformats.org/drawingml/2006/main" noChangeAspect="1"/>
             </wp:cNvGraphicFramePr>
@@ -8819,109 +9327,11 @@
               <a:graphicData uri="http://schemas.openxmlformats.org/drawingml/2006/picture">
                 <pic:pic xmlns:pic="http://schemas.openxmlformats.org/drawingml/2006/picture">
                   <pic:nvPicPr>
-                    <pic:cNvPr id="0" name="Picture 186"/>
-                    <pic:cNvPicPr>
-                      <a:picLocks noChangeAspect="1" noChangeArrowheads="1"/>
-                    </pic:cNvPicPr>
-                  </pic:nvPicPr>
-                  <pic:blipFill>
-                    <a:blip r:embed="rId42" cstate="print"/>
-                    <a:srcRect/>
-                    <a:stretch>
-                      <a:fillRect/>
-                    </a:stretch>
-                  </pic:blipFill>
-                  <pic:spPr bwMode="auto">
-                    <a:xfrm>
-                      <a:off x="0" y="0"/>
-                      <a:ext cx="5753100" cy="4371975"/>
-                    </a:xfrm>
-                    <a:prstGeom prst="rect">
-                      <a:avLst/>
-                    </a:prstGeom>
-                    <a:noFill/>
-                    <a:ln w="9525">
-                      <a:noFill/>
-                      <a:miter lim="800000"/>
-                      <a:headEnd/>
-                      <a:tailEnd/>
-                    </a:ln>
-                  </pic:spPr>
-                </pic:pic>
-              </a:graphicData>
-            </a:graphic>
-          </wp:inline>
-        </w:drawing>
-      </w:r>
-    </w:p>
-    <w:p>
-      <w:pPr>
-        <w:pStyle w:val="StylLegendaWyrwnanydorodka3"/>
-        <w:spacing w:line="276" w:lineRule="auto"/>
-      </w:pPr>
-      <w:r>
-        <w:t>Widok okna semestry z zaznaczoną opcją planowania zablokowanego dla innych.</w:t>
-      </w:r>
-    </w:p>
-    <w:p>
-      <w:pPr>
-        <w:spacing w:line="276" w:lineRule="auto"/>
-        <w:ind w:firstLine="210"/>
-        <w:jc w:val="both"/>
-      </w:pPr>
-    </w:p>
-    <w:p>
-      <w:pPr>
-        <w:spacing w:line="276" w:lineRule="auto"/>
-        <w:ind w:firstLine="210"/>
-        <w:jc w:val="both"/>
-      </w:pPr>
-      <w:r>
-        <w:t>Rysunek poniżej przedstawia przykładowy komunikat, jak pojawia się podczas próby zaplanowania zajęć w zablokowanym okresie.</w:t>
-      </w:r>
-    </w:p>
-    <w:p>
-      <w:pPr>
-        <w:spacing w:line="276" w:lineRule="auto"/>
-        <w:ind w:firstLine="210"/>
-        <w:jc w:val="both"/>
-      </w:pPr>
-    </w:p>
-    <w:p>
-      <w:pPr>
-        <w:keepNext/>
-        <w:spacing w:line="276" w:lineRule="auto"/>
-        <w:jc w:val="center"/>
-      </w:pPr>
-      <w:r>
-        <w:rPr>
-          <w:noProof/>
-          <w:sz w:val="16"/>
-          <w:lang w:eastAsia="pl-PL"/>
-        </w:rPr>
-        <w:drawing>
-          <wp:inline distT="0" distB="0" distL="0" distR="0" wp14:anchorId="68FBCD44" wp14:editId="1EFE9DEB">
-            <wp:extent cx="5207330" cy="1479158"/>
-            <wp:effectExtent l="0" t="0" r="0" b="0"/>
-            <wp:docPr id="216" name="Obraz 216"/>
-            <wp:cNvGraphicFramePr>
-              <a:graphicFrameLocks xmlns:a="http://schemas.openxmlformats.org/drawingml/2006/main" noChangeAspect="1"/>
-            </wp:cNvGraphicFramePr>
-            <a:graphic xmlns:a="http://schemas.openxmlformats.org/drawingml/2006/main">
-              <a:graphicData uri="http://schemas.openxmlformats.org/drawingml/2006/picture">
-                <pic:pic xmlns:pic="http://schemas.openxmlformats.org/drawingml/2006/picture">
-                  <pic:nvPicPr>
-                    <pic:cNvPr id="0" name="1 kopia.png"/>
+                    <pic:cNvPr id="0" name="01_Planowanie_zablokowane_dla_innych.png"/>
                     <pic:cNvPicPr/>
                   </pic:nvPicPr>
                   <pic:blipFill>
-                    <a:blip r:embed="rId43" cstate="print">
-                      <a:extLst>
-                        <a:ext uri="{28A0092B-C50C-407E-A947-70E740481C1C}">
-                          <a14:useLocalDpi xmlns:a14="http://schemas.microsoft.com/office/drawing/2010/main" val="0"/>
-                        </a:ext>
-                      </a:extLst>
-                    </a:blip>
+                    <a:blip r:embed="rId42"/>
                     <a:stretch>
                       <a:fillRect/>
                     </a:stretch>
@@ -8929,7 +9339,7 @@
                   <pic:spPr>
                     <a:xfrm>
                       <a:off x="0" y="0"/>
-                      <a:ext cx="5214407" cy="1481168"/>
+                      <a:ext cx="3600000" cy="1671946"/>
                     </a:xfrm>
                     <a:prstGeom prst="rect">
                       <a:avLst/>
@@ -8944,15 +9354,6 @@
     </w:p>
     <w:p>
       <w:pPr>
-        <w:pStyle w:val="StylLegendaWyrwnanydorodka3"/>
-        <w:spacing w:line="276" w:lineRule="auto"/>
-      </w:pPr>
-      <w:r>
-        <w:t>Widok okna z komunikatem o blokowaniu zajęć przez użytkownika PLANNER.</w:t>
-      </w:r>
-    </w:p>
-    <w:p>
-      <w:pPr>
         <w:spacing w:line="276" w:lineRule="auto"/>
         <w:ind w:firstLine="210"/>
         <w:jc w:val="both"/>
@@ -8964,9 +9365,6 @@
         <w:ind w:firstLine="210"/>
         <w:jc w:val="both"/>
       </w:pPr>
-      <w:r>
-        <w:t>Tylko planista, który utworzył semestr, może go modyfikować. Dlatego, jeżeli uważasz, że planowanie zajęć dla Ciebie powinno być dozwolone, wówczas musisz skontaktować się z planistą, który zablokował planowanie zajęć w celu zdjęcia blokady. Zdjęcie blokady polega na odznaczeniu pola wyboru „Planowanie zablokowane dla innych” na formularzu semestry.</w:t>
-      </w:r>
     </w:p>
     <w:p>
       <w:pPr>
@@ -8975,8 +9373,13 @@
         <w:jc w:val="both"/>
       </w:pPr>
       <w:r>
-        <w:lastRenderedPageBreak/>
-        <w:t>Blokada działa również wówczas, jeżeli planista utworzy nowy, własny semestr, pokrywający się z zablokowanym semestrem ze względu na datę rozpoczęcia i zakończenia. Jeżeli dla przykładu planista utworzy własny semestr zaczynający się 2012-02-01 a kończący się 2012-04-30, a następnie będzie próbował zaplanować zajęcia w dniu 2012-03-31, to otrzyma komunikat jak poprzednio.</w:t>
+        <w:t>K</w:t>
+      </w:r>
+      <w:r>
+        <w:t>omunikat, jak pojawia się podczas próby zaplanowan</w:t>
+      </w:r>
+      <w:r>
+        <w:t>ia zajęć w zablokowanym okresie:</w:t>
       </w:r>
     </w:p>
     <w:p>
@@ -8986,7 +9389,33 @@
         <w:jc w:val="both"/>
       </w:pPr>
       <w:r>
-        <w:t>W przypadku użytkowników, którzy nie pobiorą aktualizacji programu blokada również będzie działała, komunikat będzie wyglądał nieco inaczej, niż pokazany na rysunku powyżej. Planista, który utworzył semestr będzie jednak mógł bez przeszkód planować zajęcia w podanym semestrze.</w:t>
+        <w:t>„Nie można zapisać zajęcia. Planowanie zajęć w terminie od … do … zostało zablokowane przez użytkownika PLANNER”.</w:t>
+      </w:r>
+    </w:p>
+    <w:p>
+      <w:pPr>
+        <w:spacing w:line="276" w:lineRule="auto"/>
+        <w:jc w:val="both"/>
+      </w:pPr>
+    </w:p>
+    <w:p>
+      <w:pPr>
+        <w:spacing w:line="276" w:lineRule="auto"/>
+        <w:ind w:firstLine="210"/>
+        <w:jc w:val="both"/>
+      </w:pPr>
+      <w:r>
+        <w:t>Zdjęcie blokady polega na odznaczeniu pola wyboru „Planowanie zablokowane dla innych” na formularzu okresy.</w:t>
+      </w:r>
+    </w:p>
+    <w:p>
+      <w:pPr>
+        <w:spacing w:line="276" w:lineRule="auto"/>
+        <w:ind w:firstLine="210"/>
+        <w:jc w:val="both"/>
+      </w:pPr>
+      <w:r>
+        <w:t xml:space="preserve">Blokada działa również wówczas, jeżeli planista utworzy nowy, własny okres, pokrywający się z zablokowanym okresem ze względu na datę rozpoczęcia i zakończenia. </w:t>
       </w:r>
     </w:p>
     <w:p>
@@ -8997,17 +9426,19 @@
           <w:rFonts w:ascii="Times New Roman" w:hAnsi="Times New Roman" w:cs="Times New Roman"/>
         </w:rPr>
       </w:pPr>
-      <w:bookmarkStart w:id="29" w:name="_Toc101825910"/>
-      <w:bookmarkStart w:id="30" w:name="_Toc503604153"/>
-      <w:bookmarkStart w:id="31" w:name="_Toc226851775"/>
+      <w:bookmarkStart w:id="41" w:name="_Toc101825910"/>
+      <w:bookmarkStart w:id="42" w:name="_Toc226851775"/>
+      <w:bookmarkStart w:id="43" w:name="_Toc503604153"/>
+      <w:bookmarkStart w:id="44" w:name="_Toc239915741"/>
       <w:r>
         <w:rPr>
           <w:rFonts w:ascii="Times New Roman" w:hAnsi="Times New Roman" w:cs="Times New Roman"/>
         </w:rPr>
         <w:t>Blokowanie planowania na poziomie zasobu</w:t>
       </w:r>
-      <w:bookmarkEnd w:id="29"/>
-      <w:bookmarkEnd w:id="31"/>
+      <w:bookmarkEnd w:id="41"/>
+      <w:bookmarkEnd w:id="42"/>
+      <w:bookmarkEnd w:id="44"/>
     </w:p>
     <w:p>
       <w:pPr>
@@ -9077,7 +9508,7 @@
         <w:t>ali</w:t>
       </w:r>
       <w:r>
-        <w:t xml:space="preserve">, </w:t>
+        <w:t>,</w:t>
       </w:r>
       <w:r>
         <w:t xml:space="preserve"> przejdź do okna Legenda </w:t>
@@ -9132,8 +9563,13 @@
       </w:pPr>
     </w:p>
     <w:p>
-      <w:pPr>
-        <w:spacing w:line="276" w:lineRule="auto"/>
+      <w:r>
+        <w:t>Odblokować dostęp może teraz również osoba należąca do zespołu planisty (pole „Mój zespół”) — podobnie jak ma to miejsce w przypadku zaplanowanych zajęć.</w:t>
+      </w:r>
+    </w:p>
+    <w:p/>
+    <w:p>
+      <w:pPr>
         <w:jc w:val="center"/>
       </w:pPr>
       <w:r>
@@ -9142,10 +9578,93 @@
           <w:lang w:eastAsia="pl-PL"/>
         </w:rPr>
         <w:drawing>
-          <wp:inline distT="0" distB="0" distL="0" distR="0" wp14:anchorId="28FD0FA6" wp14:editId="0F4E0D87">
-            <wp:extent cx="5972810" cy="1864995"/>
-            <wp:effectExtent l="0" t="0" r="8890" b="1905"/>
-            <wp:docPr id="31" name="Obraz 31"/>
+          <wp:inline distT="0" distB="0" distL="0" distR="0" wp14:anchorId="7334E511" wp14:editId="4F44A0D4">
+            <wp:extent cx="3600000" cy="729730"/>
+            <wp:effectExtent l="0" t="0" r="0" b="0"/>
+            <wp:docPr id="27691" name="Picture 27691"/>
+            <wp:cNvGraphicFramePr>
+              <a:graphicFrameLocks xmlns:a="http://schemas.openxmlformats.org/drawingml/2006/main" noChangeAspect="1"/>
+            </wp:cNvGraphicFramePr>
+            <a:graphic xmlns:a="http://schemas.openxmlformats.org/drawingml/2006/main">
+              <a:graphicData uri="http://schemas.openxmlformats.org/drawingml/2006/picture">
+                <pic:pic xmlns:pic="http://schemas.openxmlformats.org/drawingml/2006/picture">
+                  <pic:nvPicPr>
+                    <pic:cNvPr id="0" name="07_Blokowanie_dostępu_do_zasobu__ulepszenie.png"/>
+                    <pic:cNvPicPr/>
+                  </pic:nvPicPr>
+                  <pic:blipFill>
+                    <a:blip r:embed="rId43"/>
+                    <a:stretch>
+                      <a:fillRect/>
+                    </a:stretch>
+                  </pic:blipFill>
+                  <pic:spPr>
+                    <a:xfrm>
+                      <a:off x="0" y="0"/>
+                      <a:ext cx="3600000" cy="729730"/>
+                    </a:xfrm>
+                    <a:prstGeom prst="rect">
+                      <a:avLst/>
+                    </a:prstGeom>
+                  </pic:spPr>
+                </pic:pic>
+              </a:graphicData>
+            </a:graphic>
+          </wp:inline>
+        </w:drawing>
+      </w:r>
+    </w:p>
+    <w:p>
+      <w:pPr>
+        <w:spacing w:line="276" w:lineRule="auto"/>
+        <w:jc w:val="both"/>
+      </w:pPr>
+    </w:p>
+    <w:p>
+      <w:r>
+        <w:t xml:space="preserve">Każdy planista można sprawdzić, dla których zasobów planowanie zostało zablokowane, sprawdzając wartość w kolumnie </w:t>
+      </w:r>
+      <w:r>
+        <w:rPr>
+          <w:b/>
+        </w:rPr>
+        <w:t>Blokada</w:t>
+      </w:r>
+      <w:r>
+        <w:t xml:space="preserve"> widoczną w oknie do wyboru </w:t>
+      </w:r>
+      <w:r>
+        <w:t xml:space="preserve">Sali, wykładowcy </w:t>
+      </w:r>
+      <w:r>
+        <w:lastRenderedPageBreak/>
+        <w:t>lub grupy</w:t>
+      </w:r>
+      <w:r>
+        <w:t xml:space="preserve">. W kolumnie </w:t>
+      </w:r>
+      <w:r>
+        <w:rPr>
+          <w:b/>
+        </w:rPr>
+        <w:t>Blokada</w:t>
+      </w:r>
+      <w:r>
+        <w:t xml:space="preserve"> wyświetlana jest nazwa okresu, w którym nie można planować zajęć. Jeżeli wartość kolumny Blokada Jest pusta, to znaczy, że nie ma blokady.</w:t>
+      </w:r>
+    </w:p>
+    <w:p/>
+    <w:p>
+      <w:r>
+        <w:rPr>
+          <w:noProof/>
+          <w:lang w:eastAsia="pl-PL"/>
+        </w:rPr>
+        <w:drawing>
+          <wp:inline distT="0" distB="0" distL="0" distR="0" wp14:anchorId="4069ACB0" wp14:editId="3112C211">
+            <wp:extent cx="5972810" cy="3460115"/>
+            <wp:effectExtent l="0" t="0" r="8890" b="6985"/>
+            <wp:docPr id="6" name="Obraz 6"/>
             <wp:cNvGraphicFramePr>
               <a:graphicFrameLocks xmlns:a="http://schemas.openxmlformats.org/drawingml/2006/main" noChangeAspect="1"/>
             </wp:cNvGraphicFramePr>
@@ -9165,7 +9684,7 @@
                   <pic:spPr>
                     <a:xfrm>
                       <a:off x="0" y="0"/>
-                      <a:ext cx="5972810" cy="1864995"/>
+                      <a:ext cx="5972810" cy="3460115"/>
                     </a:xfrm>
                     <a:prstGeom prst="rect">
                       <a:avLst/>
@@ -9178,54 +9697,51 @@
         </w:drawing>
       </w:r>
     </w:p>
-    <w:p>
-      <w:pPr>
-        <w:spacing w:line="276" w:lineRule="auto"/>
-        <w:jc w:val="both"/>
-      </w:pPr>
-    </w:p>
-    <w:p>
-      <w:r>
-        <w:t xml:space="preserve">Każdy planista można sprawdzić, dla których zasobów planowanie zostało zablokowane, sprawdzając wartość w kolumnie </w:t>
-      </w:r>
-      <w:r>
-        <w:rPr>
-          <w:b/>
-        </w:rPr>
-        <w:t>Blokada</w:t>
-      </w:r>
-      <w:r>
-        <w:t xml:space="preserve"> widoczną w oknie do wyboru </w:t>
-      </w:r>
-      <w:r>
-        <w:t>Sali, wykładowcy lub grupy</w:t>
-      </w:r>
-      <w:r>
-        <w:t xml:space="preserve">. W kolumnie </w:t>
-      </w:r>
-      <w:r>
-        <w:rPr>
-          <w:b/>
-        </w:rPr>
-        <w:t>Blokada</w:t>
-      </w:r>
-      <w:r>
-        <w:t xml:space="preserve"> wyświetlana jest nazwa semestru, w którym nie można planować zajęć. Jeżeli wartość kolumny Blokada Jest pusta, to znaczy, że nie ma blokady.</w:t>
-      </w:r>
-    </w:p>
     <w:p/>
     <w:p>
+      <w:r>
+        <w:t>Aby dowiedzieć się, kto założył blokadę, należy wejść na rozkład zasobu i sprawdzić szczegóły blokady w zakładce Notatki (kto utworzył i jaki jest powód założenia blokady)</w:t>
+      </w:r>
+    </w:p>
+    <w:p>
+      <w:pPr>
+        <w:spacing w:line="276" w:lineRule="auto"/>
+        <w:jc w:val="both"/>
+      </w:pPr>
+    </w:p>
+    <w:p>
+      <w:pPr>
+        <w:spacing w:line="276" w:lineRule="auto"/>
+        <w:jc w:val="both"/>
+      </w:pPr>
+      <w:r>
+        <w:t>Blokada obowiązuje w podanym zakresie dat.</w:t>
+      </w:r>
+    </w:p>
+    <w:p>
+      <w:pPr>
+        <w:spacing w:line="276" w:lineRule="auto"/>
+        <w:jc w:val="both"/>
+      </w:pPr>
+      <w:r>
+        <w:t>Próba zaplanowania zajęć przez innego planistę spowoduje wyświetlenie komunikatu z odmową:</w:t>
+      </w:r>
+    </w:p>
+    <w:p>
+      <w:pPr>
+        <w:spacing w:line="276" w:lineRule="auto"/>
+        <w:jc w:val="center"/>
+      </w:pPr>
       <w:r>
         <w:rPr>
           <w:noProof/>
           <w:lang w:eastAsia="pl-PL"/>
         </w:rPr>
-        <w:lastRenderedPageBreak/>
         <w:drawing>
-          <wp:inline distT="0" distB="0" distL="0" distR="0" wp14:anchorId="4069ACB0" wp14:editId="3112C211">
-            <wp:extent cx="5972810" cy="3460115"/>
-            <wp:effectExtent l="0" t="0" r="8890" b="6985"/>
-            <wp:docPr id="6" name="Obraz 6"/>
+          <wp:inline distT="0" distB="0" distL="0" distR="0" wp14:anchorId="37ABCFC2" wp14:editId="554E0730">
+            <wp:extent cx="4023360" cy="1950720"/>
+            <wp:effectExtent l="0" t="0" r="0" b="0"/>
+            <wp:docPr id="62" name="Obraz 62"/>
             <wp:cNvGraphicFramePr>
               <a:graphicFrameLocks xmlns:a="http://schemas.openxmlformats.org/drawingml/2006/main" noChangeAspect="1"/>
             </wp:cNvGraphicFramePr>
@@ -9245,7 +9761,7 @@
                   <pic:spPr>
                     <a:xfrm>
                       <a:off x="0" y="0"/>
-                      <a:ext cx="5972810" cy="3460115"/>
+                      <a:ext cx="4023360" cy="1950720"/>
                     </a:xfrm>
                     <a:prstGeom prst="rect">
                       <a:avLst/>
@@ -9258,40 +9774,92 @@
         </w:drawing>
       </w:r>
     </w:p>
-    <w:p/>
-    <w:p>
-      <w:r>
-        <w:t>Aby dowiedzieć się, kto założył blokadę, należy wejść na rozkład zasobu i sprawdzić szczegóły blokady w zakładce Notatki (kto utworzył i jaki jest powód założenia blokady)</w:t>
-      </w:r>
-    </w:p>
-    <w:p>
-      <w:pPr>
-        <w:spacing w:line="276" w:lineRule="auto"/>
-        <w:jc w:val="both"/>
-      </w:pPr>
-    </w:p>
-    <w:p>
-      <w:pPr>
-        <w:spacing w:line="276" w:lineRule="auto"/>
-        <w:jc w:val="both"/>
-      </w:pPr>
-      <w:r>
-        <w:t>Blokada obowiązuje w podanym zakresie dat.</w:t>
-      </w:r>
-    </w:p>
-    <w:p>
-      <w:pPr>
-        <w:spacing w:line="276" w:lineRule="auto"/>
-        <w:jc w:val="both"/>
-      </w:pPr>
-      <w:r>
-        <w:t>Próba zaplanowania zajęć przez innego planistę spowoduje wyświetlenie komunikatu z odmową:</w:t>
-      </w:r>
-    </w:p>
     <w:p>
       <w:pPr>
         <w:spacing w:line="276" w:lineRule="auto"/>
         <w:jc w:val="center"/>
+      </w:pPr>
+    </w:p>
+    <w:p>
+      <w:pPr>
+        <w:pStyle w:val="Podtytu"/>
+        <w:spacing w:line="276" w:lineRule="auto"/>
+        <w:rPr>
+          <w:rFonts w:ascii="Times New Roman" w:hAnsi="Times New Roman" w:cs="Times New Roman"/>
+        </w:rPr>
+      </w:pPr>
+      <w:r>
+        <w:rPr>
+          <w:rFonts w:ascii="Times New Roman" w:hAnsi="Times New Roman" w:cs="Times New Roman"/>
+        </w:rPr>
+        <w:t>Odblokowanie rozkładu zajęć</w:t>
+      </w:r>
+    </w:p>
+    <w:p>
+      <w:pPr>
+        <w:spacing w:line="276" w:lineRule="auto"/>
+        <w:jc w:val="both"/>
+      </w:pPr>
+    </w:p>
+    <w:p>
+      <w:pPr>
+        <w:spacing w:line="276" w:lineRule="auto"/>
+        <w:jc w:val="both"/>
+      </w:pPr>
+      <w:r>
+        <w:t>Odblokowanie rozkładu wykonuje się przez naciśnięcie przycisku Odblokuj.</w:t>
+      </w:r>
+    </w:p>
+    <w:p>
+      <w:pPr>
+        <w:spacing w:line="276" w:lineRule="auto"/>
+        <w:jc w:val="both"/>
+      </w:pPr>
+      <w:r>
+        <w:t>Odblokowanie może wykonać tylko osoba, która zablokowała rozkład.</w:t>
+      </w:r>
+    </w:p>
+    <w:p>
+      <w:pPr>
+        <w:spacing w:line="276" w:lineRule="auto"/>
+        <w:jc w:val="both"/>
+      </w:pPr>
+    </w:p>
+    <w:p>
+      <w:pPr>
+        <w:pStyle w:val="Podtytu"/>
+        <w:spacing w:line="276" w:lineRule="auto"/>
+        <w:rPr>
+          <w:rFonts w:ascii="Times New Roman" w:hAnsi="Times New Roman" w:cs="Times New Roman"/>
+        </w:rPr>
+      </w:pPr>
+      <w:r>
+        <w:rPr>
+          <w:rFonts w:ascii="Times New Roman" w:hAnsi="Times New Roman" w:cs="Times New Roman"/>
+        </w:rPr>
+        <w:lastRenderedPageBreak/>
+        <w:t>Blokowanie rozkładu zajęć dla kilku planistów</w:t>
+      </w:r>
+    </w:p>
+    <w:p>
+      <w:pPr>
+        <w:spacing w:line="276" w:lineRule="auto"/>
+      </w:pPr>
+      <w:r>
+        <w:t xml:space="preserve">Domyślnie w polu zablokował wpisywany jest bieżący użytkownik. </w:t>
+      </w:r>
+    </w:p>
+    <w:p>
+      <w:pPr>
+        <w:spacing w:line="276" w:lineRule="auto"/>
+      </w:pPr>
+      <w:r>
+        <w:t>Można udostępnić możliwość edycji zablokowanego rozkładu innym użytkownikom przez wpisanie ich nazw użytkowników w polu zablokował jak pokazano to na rysunku poniżej.</w:t>
+      </w:r>
+    </w:p>
+    <w:p>
+      <w:pPr>
+        <w:spacing w:line="276" w:lineRule="auto"/>
       </w:pPr>
       <w:r>
         <w:rPr>
@@ -9299,10 +9867,10 @@
           <w:lang w:eastAsia="pl-PL"/>
         </w:rPr>
         <w:drawing>
-          <wp:inline distT="0" distB="0" distL="0" distR="0" wp14:anchorId="37ABCFC2" wp14:editId="554E0730">
-            <wp:extent cx="4023360" cy="1950720"/>
+          <wp:inline distT="0" distB="0" distL="0" distR="0" wp14:anchorId="2D76A1BE" wp14:editId="3B27BFAE">
+            <wp:extent cx="4251960" cy="533400"/>
             <wp:effectExtent l="0" t="0" r="0" b="0"/>
-            <wp:docPr id="62" name="Obraz 62"/>
+            <wp:docPr id="73" name="Obraz 73"/>
             <wp:cNvGraphicFramePr>
               <a:graphicFrameLocks xmlns:a="http://schemas.openxmlformats.org/drawingml/2006/main" noChangeAspect="1"/>
             </wp:cNvGraphicFramePr>
@@ -9322,7 +9890,7 @@
                   <pic:spPr>
                     <a:xfrm>
                       <a:off x="0" y="0"/>
-                      <a:ext cx="4023360" cy="1950720"/>
+                      <a:ext cx="4251960" cy="533400"/>
                     </a:xfrm>
                     <a:prstGeom prst="rect">
                       <a:avLst/>
@@ -9334,12 +9902,9 @@
           </wp:inline>
         </w:drawing>
       </w:r>
-    </w:p>
-    <w:p>
-      <w:pPr>
-        <w:spacing w:line="276" w:lineRule="auto"/>
-        <w:jc w:val="center"/>
-      </w:pPr>
+      <w:r>
+        <w:t xml:space="preserve"> </w:t>
+      </w:r>
     </w:p>
     <w:p>
       <w:pPr>
@@ -9353,37 +9918,45 @@
         <w:rPr>
           <w:rFonts w:ascii="Times New Roman" w:hAnsi="Times New Roman" w:cs="Times New Roman"/>
         </w:rPr>
-        <w:t>Odblokowanie rozkładu zajęć</w:t>
-      </w:r>
-    </w:p>
-    <w:p>
-      <w:pPr>
-        <w:spacing w:line="276" w:lineRule="auto"/>
-        <w:jc w:val="both"/>
-      </w:pPr>
-    </w:p>
-    <w:p>
-      <w:pPr>
-        <w:spacing w:line="276" w:lineRule="auto"/>
-        <w:jc w:val="both"/>
-      </w:pPr>
-      <w:r>
-        <w:t>Odblokowanie rozkładu wykonuje się przez naciśnięcie przycisku Odblokuj.</w:t>
-      </w:r>
-    </w:p>
-    <w:p>
-      <w:pPr>
-        <w:spacing w:line="276" w:lineRule="auto"/>
-        <w:jc w:val="both"/>
-      </w:pPr>
-      <w:r>
-        <w:t>Odblokowanie może wykonać tylko osoba, która zablokowała rozkład.</w:t>
-      </w:r>
-    </w:p>
-    <w:p>
-      <w:pPr>
-        <w:spacing w:line="276" w:lineRule="auto"/>
-        <w:jc w:val="both"/>
+        <w:t>Inne informacje</w:t>
+      </w:r>
+    </w:p>
+    <w:p>
+      <w:pPr>
+        <w:spacing w:line="276" w:lineRule="auto"/>
+      </w:pPr>
+      <w:r>
+        <w:t>W systemie nie jest dostępny formularz do przeglądania wszystkich blokad w formie listy.</w:t>
+      </w:r>
+    </w:p>
+    <w:p>
+      <w:pPr>
+        <w:spacing w:line="276" w:lineRule="auto"/>
+      </w:pPr>
+      <w:r>
+        <w:t xml:space="preserve">Funkcje pokazujące dostępność zasobów (czerwone kropki, procentowa dostępność w legendzie) nie uwzględniają blokowania </w:t>
+      </w:r>
+      <w:proofErr w:type="spellStart"/>
+      <w:r>
+        <w:t>sal</w:t>
+      </w:r>
+      <w:proofErr w:type="spellEnd"/>
+      <w:r>
+        <w:t>.</w:t>
+      </w:r>
+    </w:p>
+    <w:p>
+      <w:pPr>
+        <w:spacing w:line="276" w:lineRule="auto"/>
+      </w:pPr>
+      <w:r>
+        <w:t>Jeżeli ww. funkcje miałby się okazać korzystne, to prosimy o kontakt.</w:t>
+      </w:r>
+    </w:p>
+    <w:p>
+      <w:pPr>
+        <w:spacing w:line="276" w:lineRule="auto"/>
+        <w:ind w:left="708"/>
       </w:pPr>
     </w:p>
     <w:p>
@@ -9394,33 +9967,44 @@
           <w:rFonts w:ascii="Times New Roman" w:hAnsi="Times New Roman" w:cs="Times New Roman"/>
         </w:rPr>
       </w:pPr>
+      <w:bookmarkStart w:id="45" w:name="_Toc101825911"/>
       <w:r>
         <w:rPr>
           <w:rFonts w:ascii="Times New Roman" w:hAnsi="Times New Roman" w:cs="Times New Roman"/>
         </w:rPr>
-        <w:t>Blokowanie rozkładu zajęć dla kilku planistów</w:t>
-      </w:r>
-    </w:p>
-    <w:p>
-      <w:pPr>
-        <w:spacing w:line="276" w:lineRule="auto"/>
-      </w:pPr>
-      <w:r>
-        <w:t xml:space="preserve">Domyślnie w polu zablokował wpisywany jest bieżący użytkownik. </w:t>
-      </w:r>
-    </w:p>
-    <w:p>
-      <w:pPr>
-        <w:spacing w:line="276" w:lineRule="auto"/>
-      </w:pPr>
-      <w:r>
-        <w:lastRenderedPageBreak/>
-        <w:t>Można udostępnić możliwość edycji zablokowanego rozkładu innym użytkownikom przez wpisanie ich nazw użytkowników w polu zablokował jak pokazano to na rysunku poniżej.</w:t>
-      </w:r>
-    </w:p>
-    <w:p>
-      <w:pPr>
-        <w:spacing w:line="276" w:lineRule="auto"/>
+        <w:t>Tryb administratora: Usuwanie blokad</w:t>
+      </w:r>
+    </w:p>
+    <w:p>
+      <w:pPr>
+        <w:jc w:val="both"/>
+      </w:pPr>
+      <w:r>
+        <w:t xml:space="preserve">Plansoft.org </w:t>
+      </w:r>
+      <w:r>
+        <w:t>posiada</w:t>
+      </w:r>
+      <w:r>
+        <w:t xml:space="preserve"> możliwość zablokowania na wyłączność rozkładów zajęć wskazanych wykładowców, grup i </w:t>
+      </w:r>
+      <w:proofErr w:type="spellStart"/>
+      <w:r>
+        <w:t>sal</w:t>
+      </w:r>
+      <w:proofErr w:type="spellEnd"/>
+      <w:r>
+        <w:t>. Zablokowanie i odblokowanie może wykonać dowolny użytkownik. Po zablokowaniu rozkładu, użytkownik, który dokonał blokady nadal może planować zajęcia, lecz zablokowany rozkład zajęć jest widoczny dla innych planistów w trybie tylko do odczytu.</w:t>
+      </w:r>
+    </w:p>
+    <w:p>
+      <w:pPr>
+        <w:jc w:val="both"/>
+      </w:pPr>
+    </w:p>
+    <w:p>
+      <w:pPr>
+        <w:jc w:val="both"/>
       </w:pPr>
       <w:r>
         <w:rPr>
@@ -9428,10 +10012,10 @@
           <w:lang w:eastAsia="pl-PL"/>
         </w:rPr>
         <w:drawing>
-          <wp:inline distT="0" distB="0" distL="0" distR="0" wp14:anchorId="2D76A1BE" wp14:editId="3B27BFAE">
-            <wp:extent cx="4251960" cy="533400"/>
-            <wp:effectExtent l="0" t="0" r="0" b="0"/>
-            <wp:docPr id="73" name="Obraz 73"/>
+          <wp:inline distT="0" distB="0" distL="0" distR="0" wp14:anchorId="7EF13EE3" wp14:editId="08069204">
+            <wp:extent cx="4735839" cy="1095818"/>
+            <wp:effectExtent l="0" t="0" r="0" b="9525"/>
+            <wp:docPr id="929" name="Obraz 929"/>
             <wp:cNvGraphicFramePr>
               <a:graphicFrameLocks xmlns:a="http://schemas.openxmlformats.org/drawingml/2006/main" noChangeAspect="1"/>
             </wp:cNvGraphicFramePr>
@@ -9451,7 +10035,7 @@
                   <pic:spPr>
                     <a:xfrm>
                       <a:off x="0" y="0"/>
-                      <a:ext cx="4251960" cy="533400"/>
+                      <a:ext cx="4735839" cy="1095818"/>
                     </a:xfrm>
                     <a:prstGeom prst="rect">
                       <a:avLst/>
@@ -9463,43 +10047,63 @@
           </wp:inline>
         </w:drawing>
       </w:r>
-      <w:r>
-        <w:t xml:space="preserve"> </w:t>
-      </w:r>
-    </w:p>
-    <w:p>
-      <w:pPr>
-        <w:pStyle w:val="Podtytu"/>
-        <w:spacing w:line="276" w:lineRule="auto"/>
-        <w:rPr>
-          <w:rFonts w:ascii="Times New Roman" w:hAnsi="Times New Roman" w:cs="Times New Roman"/>
-        </w:rPr>
-      </w:pPr>
-      <w:r>
-        <w:rPr>
-          <w:rFonts w:ascii="Times New Roman" w:hAnsi="Times New Roman" w:cs="Times New Roman"/>
-        </w:rPr>
-        <w:t>Inne informacje</w:t>
-      </w:r>
-    </w:p>
-    <w:p>
-      <w:pPr>
-        <w:spacing w:line="276" w:lineRule="auto"/>
-      </w:pPr>
-      <w:r>
-        <w:t>W systemie nie jest dostępny formularz do przeglądania wszystkich blokad w formie listy.</w:t>
-      </w:r>
-    </w:p>
-    <w:p>
-      <w:pPr>
-        <w:spacing w:line="276" w:lineRule="auto"/>
-      </w:pPr>
-      <w:r>
-        <w:t xml:space="preserve">Funkcje pokazujące dostępność zasobów (czerwone kropki, procentowa dostępność w legendzie) nie uwzględniają blokowania </w:t>
+    </w:p>
+    <w:p>
+      <w:pPr>
+        <w:jc w:val="both"/>
+      </w:pPr>
+    </w:p>
+    <w:p>
+      <w:pPr>
+        <w:jc w:val="both"/>
+      </w:pPr>
+      <w:r>
+        <w:t>Co jednak zrobić, gdy istnieje potrzeba wprowadzenia zmian w rozkładzie, a użytkownik, który dokonał blokady jest niedostępny, nie może odblokować rozkładu?</w:t>
+      </w:r>
+    </w:p>
+    <w:p>
+      <w:pPr>
+        <w:jc w:val="both"/>
+      </w:pPr>
+    </w:p>
+    <w:p>
+      <w:pPr>
+        <w:jc w:val="both"/>
+      </w:pPr>
+      <w:r>
+        <w:t>Blokadę może usunąć użytkownik z prawami administratora, może on:</w:t>
+      </w:r>
+    </w:p>
+    <w:p>
+      <w:pPr>
+        <w:pStyle w:val="Akapitzlist"/>
+        <w:numPr>
+          <w:ilvl w:val="0"/>
+          <w:numId w:val="16"/>
+        </w:numPr>
+        <w:jc w:val="both"/>
+      </w:pPr>
+      <w:r>
+        <w:rPr>
+          <w:b/>
+        </w:rPr>
+        <w:t>Edytować istniejącą blokadę.</w:t>
+      </w:r>
+      <w:r>
+        <w:t xml:space="preserve"> Administrator może dopisać swój login w polu </w:t>
+      </w:r>
+      <w:r>
+        <w:rPr>
+          <w:b/>
+        </w:rPr>
+        <w:t>Zablokował</w:t>
+      </w:r>
+      <w:r>
+        <w:t xml:space="preserve"> i w ten sposób umożliwić sobie lub innym użytkownikom planowanie zajęć. Na rysunku poniżej pokazano, jak umożliwić edycję rozkładu użytkownikowi </w:t>
       </w:r>
       <w:proofErr w:type="spellStart"/>
       <w:r>
-        <w:t>sal</w:t>
+        <w:t>planner</w:t>
       </w:r>
       <w:proofErr w:type="spellEnd"/>
       <w:r>
@@ -9508,64 +10112,29 @@
     </w:p>
     <w:p>
       <w:pPr>
-        <w:spacing w:line="276" w:lineRule="auto"/>
-      </w:pPr>
-      <w:r>
-        <w:t>Jeżeli ww. funkcje miałby się okazać korzystne, to prosimy o kontakt.</w:t>
-      </w:r>
-    </w:p>
-    <w:p>
-      <w:pPr>
-        <w:spacing w:line="276" w:lineRule="auto"/>
-        <w:ind w:left="708"/>
-      </w:pPr>
-    </w:p>
-    <w:p>
-      <w:pPr>
-        <w:pStyle w:val="Podtytu"/>
-        <w:spacing w:line="276" w:lineRule="auto"/>
-        <w:rPr>
-          <w:rFonts w:ascii="Times New Roman" w:hAnsi="Times New Roman" w:cs="Times New Roman"/>
-        </w:rPr>
-      </w:pPr>
-      <w:bookmarkStart w:id="32" w:name="_Toc101825911"/>
-      <w:r>
-        <w:rPr>
-          <w:rFonts w:ascii="Times New Roman" w:hAnsi="Times New Roman" w:cs="Times New Roman"/>
-        </w:rPr>
-        <w:t>Tryb administratora: Usuwanie blokad</w:t>
-      </w:r>
-    </w:p>
-    <w:p>
-      <w:pPr>
-        <w:jc w:val="both"/>
-      </w:pPr>
-      <w:r>
-        <w:t xml:space="preserve">Plansoft.org </w:t>
-      </w:r>
-      <w:r>
-        <w:t>posiada</w:t>
-      </w:r>
-      <w:r>
-        <w:t xml:space="preserve"> możliwość zablokowania na wyłączność rozkładów zajęć wskazanych wykładowców, grup i </w:t>
-      </w:r>
-      <w:proofErr w:type="spellStart"/>
-      <w:r>
-        <w:t>sal</w:t>
-      </w:r>
-      <w:proofErr w:type="spellEnd"/>
-      <w:r>
-        <w:t>. Zablokowanie i odblokowanie może wykonać dowolny użytkownik. Po zablokowaniu rozkładu, użytkownik, który dokonał blokady nadal może planować zajęcia, lecz zablokowany rozkład zajęć jest widoczny dla innych planistów w trybie tylko do odczytu.</w:t>
-      </w:r>
-    </w:p>
-    <w:p>
-      <w:pPr>
-        <w:jc w:val="both"/>
-      </w:pPr>
-    </w:p>
-    <w:p>
-      <w:pPr>
-        <w:jc w:val="both"/>
+        <w:pStyle w:val="Akapitzlist"/>
+        <w:numPr>
+          <w:ilvl w:val="0"/>
+          <w:numId w:val="16"/>
+        </w:numPr>
+        <w:jc w:val="both"/>
+      </w:pPr>
+      <w:r>
+        <w:t xml:space="preserve">Skasować blokadę poprzez naciśnięcie przycisku </w:t>
+      </w:r>
+      <w:r>
+        <w:rPr>
+          <w:b/>
+        </w:rPr>
+        <w:t>Odblokuj</w:t>
+      </w:r>
+      <w:r>
+        <w:t>.</w:t>
+      </w:r>
+    </w:p>
+    <w:p>
+      <w:pPr>
+        <w:jc w:val="center"/>
       </w:pPr>
       <w:r>
         <w:rPr>
@@ -9573,10 +10142,10 @@
           <w:lang w:eastAsia="pl-PL"/>
         </w:rPr>
         <w:drawing>
-          <wp:inline distT="0" distB="0" distL="0" distR="0" wp14:anchorId="7EF13EE3" wp14:editId="08069204">
-            <wp:extent cx="4735839" cy="1095818"/>
-            <wp:effectExtent l="0" t="0" r="0" b="9525"/>
-            <wp:docPr id="929" name="Obraz 929"/>
+          <wp:inline distT="0" distB="0" distL="0" distR="0" wp14:anchorId="7F1C4731" wp14:editId="7AE4154A">
+            <wp:extent cx="4803813" cy="1086577"/>
+            <wp:effectExtent l="0" t="0" r="0" b="0"/>
+            <wp:docPr id="930" name="Obraz 930"/>
             <wp:cNvGraphicFramePr>
               <a:graphicFrameLocks xmlns:a="http://schemas.openxmlformats.org/drawingml/2006/main" noChangeAspect="1"/>
             </wp:cNvGraphicFramePr>
@@ -9596,136 +10165,6 @@
                   <pic:spPr>
                     <a:xfrm>
                       <a:off x="0" y="0"/>
-                      <a:ext cx="4735839" cy="1095818"/>
-                    </a:xfrm>
-                    <a:prstGeom prst="rect">
-                      <a:avLst/>
-                    </a:prstGeom>
-                  </pic:spPr>
-                </pic:pic>
-              </a:graphicData>
-            </a:graphic>
-          </wp:inline>
-        </w:drawing>
-      </w:r>
-    </w:p>
-    <w:p>
-      <w:pPr>
-        <w:jc w:val="both"/>
-      </w:pPr>
-    </w:p>
-    <w:p>
-      <w:pPr>
-        <w:jc w:val="both"/>
-      </w:pPr>
-      <w:r>
-        <w:t>Co jednak zrobić, gdy istnieje potrzeba wprowadzenia zmian w rozkładzie, a użytkownik, który dokonał blokady jest niedostępny, nie może odblokować rozkładu?</w:t>
-      </w:r>
-    </w:p>
-    <w:p>
-      <w:pPr>
-        <w:jc w:val="both"/>
-      </w:pPr>
-    </w:p>
-    <w:p>
-      <w:pPr>
-        <w:jc w:val="both"/>
-      </w:pPr>
-      <w:r>
-        <w:t>Blokadę może usunąć użytkownik z prawami administratora, może on:</w:t>
-      </w:r>
-    </w:p>
-    <w:p>
-      <w:pPr>
-        <w:pStyle w:val="Akapitzlist"/>
-        <w:numPr>
-          <w:ilvl w:val="0"/>
-          <w:numId w:val="16"/>
-        </w:numPr>
-        <w:jc w:val="both"/>
-      </w:pPr>
-      <w:r>
-        <w:rPr>
-          <w:b/>
-        </w:rPr>
-        <w:t>Edytować istniejącą blokadę.</w:t>
-      </w:r>
-      <w:r>
-        <w:t xml:space="preserve"> Administrator może dopisać swój login w polu </w:t>
-      </w:r>
-      <w:r>
-        <w:rPr>
-          <w:b/>
-        </w:rPr>
-        <w:t>Zablokował</w:t>
-      </w:r>
-      <w:r>
-        <w:t xml:space="preserve"> i w ten sposób umożliwić sobie lub innym użytkownikom planowanie zajęć. Na rysunku poniżej pokazano, jak umożliwić edycję rozkładu użytkownikowi </w:t>
-      </w:r>
-      <w:proofErr w:type="spellStart"/>
-      <w:r>
-        <w:t>planner</w:t>
-      </w:r>
-      <w:proofErr w:type="spellEnd"/>
-      <w:r>
-        <w:t>.</w:t>
-      </w:r>
-    </w:p>
-    <w:p>
-      <w:pPr>
-        <w:pStyle w:val="Akapitzlist"/>
-        <w:numPr>
-          <w:ilvl w:val="0"/>
-          <w:numId w:val="16"/>
-        </w:numPr>
-        <w:jc w:val="both"/>
-      </w:pPr>
-      <w:r>
-        <w:t xml:space="preserve">Skasować blokadę poprzez naciśnięcie przycisku </w:t>
-      </w:r>
-      <w:r>
-        <w:rPr>
-          <w:b/>
-        </w:rPr>
-        <w:t>Odblokuj</w:t>
-      </w:r>
-      <w:r>
-        <w:t>.</w:t>
-      </w:r>
-    </w:p>
-    <w:p>
-      <w:pPr>
-        <w:jc w:val="center"/>
-      </w:pPr>
-      <w:r>
-        <w:rPr>
-          <w:noProof/>
-          <w:lang w:eastAsia="pl-PL"/>
-        </w:rPr>
-        <w:drawing>
-          <wp:inline distT="0" distB="0" distL="0" distR="0" wp14:anchorId="7F1C4731" wp14:editId="7AE4154A">
-            <wp:extent cx="4803813" cy="1086577"/>
-            <wp:effectExtent l="0" t="0" r="0" b="0"/>
-            <wp:docPr id="930" name="Obraz 930"/>
-            <wp:cNvGraphicFramePr>
-              <a:graphicFrameLocks xmlns:a="http://schemas.openxmlformats.org/drawingml/2006/main" noChangeAspect="1"/>
-            </wp:cNvGraphicFramePr>
-            <a:graphic xmlns:a="http://schemas.openxmlformats.org/drawingml/2006/main">
-              <a:graphicData uri="http://schemas.openxmlformats.org/drawingml/2006/picture">
-                <pic:pic xmlns:pic="http://schemas.openxmlformats.org/drawingml/2006/picture">
-                  <pic:nvPicPr>
-                    <pic:cNvPr id="0" name=""/>
-                    <pic:cNvPicPr/>
-                  </pic:nvPicPr>
-                  <pic:blipFill>
-                    <a:blip r:embed="rId49"/>
-                    <a:stretch>
-                      <a:fillRect/>
-                    </a:stretch>
-                  </pic:blipFill>
-                  <pic:spPr>
-                    <a:xfrm>
-                      <a:off x="0" y="0"/>
                       <a:ext cx="4803813" cy="1086577"/>
                     </a:xfrm>
                     <a:prstGeom prst="rect">
@@ -9740,8 +10179,8 @@
       </w:r>
     </w:p>
     <w:p/>
-    <w:bookmarkEnd w:id="30"/>
-    <w:bookmarkEnd w:id="32"/>
+    <w:bookmarkEnd w:id="43"/>
+    <w:bookmarkEnd w:id="45"/>
     <w:p>
       <w:pPr>
         <w:spacing w:line="276" w:lineRule="auto"/>
@@ -9766,9 +10205,10 @@
           <w:rFonts w:ascii="Times New Roman" w:hAnsi="Times New Roman" w:cs="Times New Roman"/>
         </w:rPr>
       </w:pPr>
-      <w:bookmarkStart w:id="33" w:name="_Toc503604163"/>
-      <w:bookmarkStart w:id="34" w:name="_Toc101825917"/>
-      <w:bookmarkStart w:id="35" w:name="_Toc226851776"/>
+      <w:bookmarkStart w:id="46" w:name="_Toc226851776"/>
+      <w:bookmarkStart w:id="47" w:name="_Toc503604163"/>
+      <w:bookmarkStart w:id="48" w:name="_Toc101825917"/>
+      <w:bookmarkStart w:id="49" w:name="_Toc239915742"/>
       <w:r>
         <w:rPr>
           <w:rFonts w:ascii="Times New Roman" w:hAnsi="Times New Roman" w:cs="Times New Roman"/>
@@ -9776,16 +10216,30 @@
         <w:lastRenderedPageBreak/>
         <w:t>Program się zawiesił</w:t>
       </w:r>
-      <w:bookmarkEnd w:id="35"/>
-    </w:p>
+      <w:bookmarkEnd w:id="46"/>
+      <w:bookmarkEnd w:id="49"/>
+    </w:p>
+    <w:p>
+      <w:r>
+        <w:t>Jeżeli dwóch planistów jednocześnie próbuje zaplanow</w:t>
+      </w:r>
+      <w:r>
+        <w:t>ać zajęcie temu samemu zasobowi</w:t>
+      </w:r>
+      <w:r>
+        <w:t xml:space="preserve"> </w:t>
+      </w:r>
+      <w:r>
+        <w:t xml:space="preserve">, </w:t>
+      </w:r>
+      <w:r>
+        <w:t>wyświetlany jest komunikat „Spróbuj za chwilę”.</w:t>
+      </w:r>
+    </w:p>
+    <w:p/>
     <w:p>
       <w:r>
         <w:t xml:space="preserve">Program zawiesił się podczas próby wykonania zmiany w rozkładzie zajęć? </w:t>
-      </w:r>
-    </w:p>
-    <w:p>
-      <w:r>
-        <w:t>Prawdopodobną przyczyną jest to, że inny użytkownik właśnie zmienia rozkład.</w:t>
       </w:r>
     </w:p>
     <w:p>
@@ -9819,7 +10273,7 @@
                     <pic:cNvPicPr/>
                   </pic:nvPicPr>
                   <pic:blipFill>
-                    <a:blip r:embed="rId50"/>
+                    <a:blip r:embed="rId49"/>
                     <a:stretch>
                       <a:fillRect/>
                     </a:stretch>
@@ -10260,14 +10714,16 @@
           <w:rFonts w:ascii="Times New Roman" w:hAnsi="Times New Roman" w:cs="Times New Roman"/>
         </w:rPr>
       </w:pPr>
-      <w:bookmarkStart w:id="36" w:name="_Toc226851777"/>
+      <w:bookmarkStart w:id="50" w:name="_Toc226851777"/>
+      <w:bookmarkStart w:id="51" w:name="_Toc239915743"/>
       <w:r>
         <w:rPr>
           <w:rFonts w:ascii="Times New Roman" w:hAnsi="Times New Roman" w:cs="Times New Roman"/>
         </w:rPr>
         <w:t>Kto usunął zajęcia?</w:t>
       </w:r>
-      <w:bookmarkEnd w:id="36"/>
+      <w:bookmarkEnd w:id="50"/>
+      <w:bookmarkEnd w:id="51"/>
     </w:p>
     <w:p>
       <w:r>
@@ -10321,7 +10777,7 @@
                     <pic:cNvPicPr/>
                   </pic:nvPicPr>
                   <pic:blipFill>
-                    <a:blip r:embed="rId51"/>
+                    <a:blip r:embed="rId50"/>
                     <a:stretch>
                       <a:fillRect/>
                     </a:stretch>
@@ -10347,16 +10803,16 @@
       <w:r>
         <w:t xml:space="preserve">Więcej na ten temat napisano w podręczniku użytkownika w rozdziale </w:t>
       </w:r>
-      <w:bookmarkStart w:id="37" w:name="_Toc101825924"/>
-      <w:bookmarkStart w:id="38" w:name="_Toc187991530"/>
+      <w:bookmarkStart w:id="52" w:name="_Toc101825924"/>
+      <w:bookmarkStart w:id="53" w:name="_Toc187991530"/>
       <w:r>
         <w:rPr>
           <w:b/>
         </w:rPr>
         <w:t>Historia zmian rozkładów zajęć</w:t>
       </w:r>
-      <w:bookmarkEnd w:id="37"/>
-      <w:bookmarkEnd w:id="38"/>
+      <w:bookmarkEnd w:id="52"/>
+      <w:bookmarkEnd w:id="53"/>
       <w:r>
         <w:t>.</w:t>
       </w:r>
@@ -10370,16 +10826,19 @@
           <w:rFonts w:ascii="Times New Roman" w:hAnsi="Times New Roman" w:cs="Times New Roman"/>
         </w:rPr>
       </w:pPr>
-      <w:bookmarkStart w:id="39" w:name="_Toc226851778"/>
+      <w:bookmarkStart w:id="54" w:name="_Toc226851778"/>
+      <w:bookmarkStart w:id="55" w:name="_Toc239915744"/>
       <w:r>
         <w:rPr>
           <w:rFonts w:ascii="Times New Roman" w:hAnsi="Times New Roman" w:cs="Times New Roman"/>
         </w:rPr>
+        <w:lastRenderedPageBreak/>
         <w:t>Kasowanie sesji</w:t>
       </w:r>
-      <w:bookmarkEnd w:id="33"/>
-      <w:bookmarkEnd w:id="34"/>
-      <w:bookmarkEnd w:id="39"/>
+      <w:bookmarkEnd w:id="47"/>
+      <w:bookmarkEnd w:id="48"/>
+      <w:bookmarkEnd w:id="54"/>
+      <w:bookmarkEnd w:id="55"/>
     </w:p>
     <w:p>
       <w:pPr>
@@ -10399,11 +10858,7 @@
         <w:t xml:space="preserve">zajęć </w:t>
       </w:r>
       <w:r>
-        <w:t xml:space="preserve">wzajemnie sprzecznych. W normalnej sytuacji jest to wskazane i potrzebne. Jeżeli jednak sieć </w:t>
-      </w:r>
-      <w:r>
-        <w:lastRenderedPageBreak/>
-        <w:t>komputerowa nie działa w sposób stabilny, może dojść do zerwania połączenia stacji roboczej z serwerem. W takiej sytuacji sesja na serwerze blokuje dostęp do danych innym sesjom, pomimo, że planista utracił kontakt z sesją (o utracie połączenia świadczy komunikat wyświetlany na ekranie). W rezultacie planista, po ponownym zalogowaniu nie może kontynuować planowania zajęć do czasu, gdy stara sesja zostanie usunięta z serwera. Planista może się zalogować, ale po wybraniu zasobu Aplikacja „zawiesza się”, czekając na odblokowanie dostępu. Stara sesja jest usuwana automatycznie, jednak może to potrwać do kilkunastu minut.</w:t>
+        <w:t>wzajemnie sprzecznych. W normalnej sytuacji jest to wskazane i potrzebne. Jeżeli jednak sieć komputerowa nie działa w sposób stabilny, może dojść do zerwania połączenia stacji roboczej z serwerem. W takiej sytuacji sesja na serwerze blokuje dostęp do danych innym sesjom, pomimo, że planista utracił kontakt z sesją (o utracie połączenia świadczy komunikat wyświetlany na ekranie). W rezultacie planista, po ponownym zalogowaniu nie może kontynuować planowania zajęć do czasu, gdy stara sesja zostanie usunięta z serwera. Planista może się zalogować, ale po wybraniu zasobu Aplikacja „zawiesza się”, czekając na odblokowanie dostępu. Stara sesja jest usuwana automatycznie, jednak może to potrwać do kilkunastu minut.</w:t>
       </w:r>
     </w:p>
     <w:p>
@@ -10444,7 +10899,7 @@
                     </pic:cNvPicPr>
                   </pic:nvPicPr>
                   <pic:blipFill>
-                    <a:blip r:embed="rId52">
+                    <a:blip r:embed="rId51">
                       <a:extLst>
                         <a:ext uri="{28A0092B-C50C-407E-A947-70E740481C1C}">
                           <a14:useLocalDpi xmlns:a14="http://schemas.microsoft.com/office/drawing/2010/main" val="0"/>
@@ -10511,7 +10966,7 @@
                     <pic:cNvPicPr/>
                   </pic:nvPicPr>
                   <pic:blipFill>
-                    <a:blip r:embed="rId53"/>
+                    <a:blip r:embed="rId52"/>
                     <a:stretch>
                       <a:fillRect/>
                     </a:stretch>
@@ -10544,39 +10999,23 @@
       <w:pPr>
         <w:pStyle w:val="Nagwek3"/>
       </w:pPr>
-      <w:bookmarkStart w:id="40" w:name="_Toc367294852"/>
-      <w:bookmarkStart w:id="41" w:name="_Toc503604159"/>
-      <w:bookmarkStart w:id="42" w:name="_Toc226851779"/>
+      <w:bookmarkStart w:id="56" w:name="_Toc226851779"/>
+      <w:bookmarkStart w:id="57" w:name="_Toc367294852"/>
+      <w:bookmarkStart w:id="58" w:name="_Toc503604159"/>
+      <w:bookmarkStart w:id="59" w:name="_Toc239915745"/>
       <w:r>
         <w:lastRenderedPageBreak/>
         <w:t>Akcja systemu w razie braku uprawnień</w:t>
       </w:r>
-      <w:bookmarkEnd w:id="42"/>
+      <w:bookmarkEnd w:id="56"/>
+      <w:bookmarkEnd w:id="59"/>
     </w:p>
     <w:p>
       <w:pPr>
         <w:spacing w:before="100" w:beforeAutospacing="1" w:after="100" w:afterAutospacing="1"/>
       </w:pPr>
       <w:r>
-        <w:t>M</w:t>
-      </w:r>
-      <w:r>
-        <w:t>oż</w:t>
-      </w:r>
-      <w:r>
-        <w:t>na</w:t>
-      </w:r>
-      <w:r>
-        <w:t xml:space="preserve"> definiowa</w:t>
-      </w:r>
-      <w:r>
-        <w:t>ć</w:t>
-      </w:r>
-      <w:r>
-        <w:t xml:space="preserve"> </w:t>
-      </w:r>
-      <w:r>
-        <w:t>zachowanie</w:t>
+        <w:t>Można definiować zachowanie</w:t>
       </w:r>
       <w:r>
         <w:t xml:space="preserve"> systemu pod</w:t>
@@ -10620,7 +11059,7 @@
         <w:t>SKIP: Pom</w:t>
       </w:r>
       <w:r>
-        <w:t xml:space="preserve">iń i kontynuuj. Pośredni model. Model SKIP przydaje się, gdy NIE chcemy, aby planista miał możliwość sklonowania zajęcia innego planisty z przedmiotem, do którego nie ma dostępu  </w:t>
+        <w:t xml:space="preserve">iń i kontynuuj. Pośredni model. Model SKIP przydaje się, gdy NIE chcemy, aby planista miał możliwość sklonowania zajęcia innego planisty z przedmiotem, do którego nie ma dostępu </w:t>
       </w:r>
     </w:p>
     <w:p>
@@ -11628,13 +12067,15 @@
       <w:pPr>
         <w:pStyle w:val="Nagwek3"/>
       </w:pPr>
-      <w:bookmarkStart w:id="43" w:name="_Toc226851780"/>
+      <w:bookmarkStart w:id="60" w:name="_Toc226851780"/>
+      <w:bookmarkStart w:id="61" w:name="_Toc239915746"/>
       <w:r>
         <w:t>Planiści i użytkownicy zewnętrzni</w:t>
       </w:r>
-      <w:bookmarkEnd w:id="40"/>
-      <w:bookmarkEnd w:id="41"/>
-      <w:bookmarkEnd w:id="43"/>
+      <w:bookmarkEnd w:id="57"/>
+      <w:bookmarkEnd w:id="58"/>
+      <w:bookmarkEnd w:id="60"/>
+      <w:bookmarkEnd w:id="61"/>
     </w:p>
     <w:p>
       <w:pPr>
@@ -11990,7 +12431,7 @@
               <w:spacing w:line="276" w:lineRule="auto"/>
             </w:pPr>
             <w:r>
-              <w:t>O ile planowanie w semestrze nie zostało zablokowane – zawsze.</w:t>
+              <w:t>O ile planowanie w okresie nie zostało zablokowane – zawsze.</w:t>
             </w:r>
           </w:p>
         </w:tc>
@@ -12239,15 +12680,17 @@
         <w:pStyle w:val="Nagwek2"/>
         <w:spacing w:line="276" w:lineRule="auto"/>
       </w:pPr>
-      <w:bookmarkStart w:id="44" w:name="_Toc503604164"/>
-      <w:bookmarkStart w:id="45" w:name="_Toc101825918"/>
-      <w:bookmarkStart w:id="46" w:name="_Toc226851781"/>
+      <w:bookmarkStart w:id="62" w:name="_Toc503604164"/>
+      <w:bookmarkStart w:id="63" w:name="_Toc101825918"/>
+      <w:bookmarkStart w:id="64" w:name="_Toc226851781"/>
+      <w:bookmarkStart w:id="65" w:name="_Toc239915747"/>
       <w:r>
         <w:t>Delegowanie planowania zajęć</w:t>
       </w:r>
-      <w:bookmarkEnd w:id="44"/>
-      <w:bookmarkEnd w:id="45"/>
-      <w:bookmarkEnd w:id="46"/>
+      <w:bookmarkEnd w:id="62"/>
+      <w:bookmarkEnd w:id="63"/>
+      <w:bookmarkEnd w:id="64"/>
+      <w:bookmarkEnd w:id="65"/>
     </w:p>
     <w:p>
       <w:pPr>
@@ -12298,13 +12741,7 @@
       </w:pPr>
       <w:r>
         <w:lastRenderedPageBreak/>
-        <w:t>Planista może w</w:t>
-      </w:r>
-      <w:r>
-        <w:t xml:space="preserve"> </w:t>
-      </w:r>
-      <w:r>
-        <w:t>kazać okno czasowe, w których osoba wyznaczona (</w:t>
+        <w:t>Planista może wskazać okno czasowe, w których osoba wyznaczona (</w:t>
       </w:r>
       <w:proofErr w:type="spellStart"/>
       <w:r>
@@ -12369,7 +12806,7 @@
                     </pic:cNvPicPr>
                   </pic:nvPicPr>
                   <pic:blipFill>
-                    <a:blip r:embed="rId54">
+                    <a:blip r:embed="rId53">
                       <a:extLst>
                         <a:ext uri="{28A0092B-C50C-407E-A947-70E740481C1C}">
                           <a14:useLocalDpi xmlns:a14="http://schemas.microsoft.com/office/drawing/2010/main" val="0"/>
@@ -12511,7 +12948,7 @@
                     <pic:cNvPicPr/>
                   </pic:nvPicPr>
                   <pic:blipFill>
-                    <a:blip r:embed="rId55"/>
+                    <a:blip r:embed="rId54"/>
                     <a:stretch>
                       <a:fillRect/>
                     </a:stretch>
@@ -12542,15 +12979,15 @@
       <w:pPr>
         <w:pStyle w:val="Podtytu"/>
       </w:pPr>
-      <w:bookmarkStart w:id="47" w:name="_Toc473487275"/>
-      <w:bookmarkStart w:id="48" w:name="_Toc503604165"/>
-      <w:bookmarkStart w:id="49" w:name="_Toc101825919"/>
+      <w:bookmarkStart w:id="66" w:name="_Toc473487275"/>
+      <w:bookmarkStart w:id="67" w:name="_Toc503604165"/>
+      <w:bookmarkStart w:id="68" w:name="_Toc101825919"/>
       <w:r>
         <w:t>Konfiguracja</w:t>
       </w:r>
-      <w:bookmarkEnd w:id="47"/>
-      <w:bookmarkEnd w:id="48"/>
-      <w:bookmarkEnd w:id="49"/>
+      <w:bookmarkEnd w:id="66"/>
+      <w:bookmarkEnd w:id="67"/>
+      <w:bookmarkEnd w:id="68"/>
     </w:p>
     <w:p>
       <w:pPr>
@@ -12565,14 +13002,16 @@
         <w:pStyle w:val="Nagwek4"/>
         <w:spacing w:line="276" w:lineRule="auto"/>
       </w:pPr>
-      <w:bookmarkStart w:id="50" w:name="_Toc473487276"/>
-      <w:bookmarkStart w:id="51" w:name="_Toc503604166"/>
+      <w:bookmarkStart w:id="69" w:name="_Toc473487276"/>
+      <w:bookmarkStart w:id="70" w:name="_Toc503604166"/>
+      <w:bookmarkStart w:id="71" w:name="_Toc239915748"/>
       <w:r>
         <w:lastRenderedPageBreak/>
         <w:t>Definiowanie okna czasowego</w:t>
       </w:r>
-      <w:bookmarkEnd w:id="50"/>
-      <w:bookmarkEnd w:id="51"/>
+      <w:bookmarkEnd w:id="69"/>
+      <w:bookmarkEnd w:id="70"/>
+      <w:bookmarkEnd w:id="71"/>
     </w:p>
     <w:p>
       <w:pPr>
@@ -12591,6 +13030,99 @@
             <wp:extent cx="1114425" cy="161925"/>
             <wp:effectExtent l="0" t="0" r="9525" b="9525"/>
             <wp:docPr id="917" name="Obraz 917"/>
+            <wp:cNvGraphicFramePr>
+              <a:graphicFrameLocks xmlns:a="http://schemas.openxmlformats.org/drawingml/2006/main" noChangeAspect="1"/>
+            </wp:cNvGraphicFramePr>
+            <a:graphic xmlns:a="http://schemas.openxmlformats.org/drawingml/2006/main">
+              <a:graphicData uri="http://schemas.openxmlformats.org/drawingml/2006/picture">
+                <pic:pic xmlns:pic="http://schemas.openxmlformats.org/drawingml/2006/picture">
+                  <pic:nvPicPr>
+                    <pic:cNvPr id="0" name=""/>
+                    <pic:cNvPicPr/>
+                  </pic:nvPicPr>
+                  <pic:blipFill>
+                    <a:blip r:embed="rId55"/>
+                    <a:stretch>
+                      <a:fillRect/>
+                    </a:stretch>
+                  </pic:blipFill>
+                  <pic:spPr>
+                    <a:xfrm>
+                      <a:off x="0" y="0"/>
+                      <a:ext cx="1114425" cy="161925"/>
+                    </a:xfrm>
+                    <a:prstGeom prst="rect">
+                      <a:avLst/>
+                    </a:prstGeom>
+                  </pic:spPr>
+                </pic:pic>
+              </a:graphicData>
+            </a:graphic>
+          </wp:inline>
+        </w:drawing>
+      </w:r>
+      <w:r>
+        <w:t xml:space="preserve">w dolnej części okna. </w:t>
+      </w:r>
+    </w:p>
+    <w:p>
+      <w:pPr>
+        <w:spacing w:line="276" w:lineRule="auto"/>
+      </w:pPr>
+      <w:r>
+        <w:t>2. Kliknąć w pole Kalendarz i utworzyć nowy kalendarz, a następnie wybrać go</w:t>
+      </w:r>
+    </w:p>
+    <w:p>
+      <w:pPr>
+        <w:spacing w:line="276" w:lineRule="auto"/>
+      </w:pPr>
+      <w:r>
+        <w:t xml:space="preserve">3. W siatce zaznaczyć terminy, w których </w:t>
+      </w:r>
+      <w:r>
+        <w:rPr>
+          <w:u w:val="single"/>
+        </w:rPr>
+        <w:t>dozwolone będzie planowanie</w:t>
+      </w:r>
+      <w:r>
+        <w:t xml:space="preserve"> (W przypadku kalendarzy używanych przez planistów do planowania zajęć cyklicznych postępujemy odwrotnie – wskazujemy terminy wyłączone z planowania).</w:t>
+      </w:r>
+    </w:p>
+    <w:p>
+      <w:pPr>
+        <w:spacing w:line="276" w:lineRule="auto"/>
+      </w:pPr>
+    </w:p>
+    <w:p>
+      <w:pPr>
+        <w:spacing w:line="276" w:lineRule="auto"/>
+      </w:pPr>
+      <w:r>
+        <w:t>Poniższe okno pokazuje kalendarz, który pozwoli na planowanie zajęć tylko w poniedziałki.</w:t>
+      </w:r>
+    </w:p>
+    <w:p>
+      <w:pPr>
+        <w:spacing w:line="276" w:lineRule="auto"/>
+      </w:pPr>
+    </w:p>
+    <w:p>
+      <w:pPr>
+        <w:spacing w:line="276" w:lineRule="auto"/>
+        <w:jc w:val="center"/>
+      </w:pPr>
+      <w:r>
+        <w:rPr>
+          <w:noProof/>
+          <w:lang w:eastAsia="pl-PL"/>
+        </w:rPr>
+        <w:drawing>
+          <wp:inline distT="0" distB="0" distL="0" distR="0" wp14:anchorId="75F58A12" wp14:editId="1921CFFF">
+            <wp:extent cx="5022437" cy="3713698"/>
+            <wp:effectExtent l="0" t="0" r="6985" b="1270"/>
+            <wp:docPr id="918" name="Obraz 918"/>
             <wp:cNvGraphicFramePr>
               <a:graphicFrameLocks xmlns:a="http://schemas.openxmlformats.org/drawingml/2006/main" noChangeAspect="1"/>
             </wp:cNvGraphicFramePr>
@@ -12610,7 +13142,7 @@
                   <pic:spPr>
                     <a:xfrm>
                       <a:off x="0" y="0"/>
-                      <a:ext cx="1114425" cy="161925"/>
+                      <a:ext cx="5025774" cy="3716166"/>
                     </a:xfrm>
                     <a:prstGeom prst="rect">
                       <a:avLst/>
@@ -12622,56 +13154,75 @@
           </wp:inline>
         </w:drawing>
       </w:r>
-      <w:r>
-        <w:t xml:space="preserve">w dolnej części okna. </w:t>
-      </w:r>
-    </w:p>
-    <w:p>
-      <w:pPr>
-        <w:spacing w:line="276" w:lineRule="auto"/>
-      </w:pPr>
-      <w:r>
-        <w:t>2. Kliknąć w pole Kalendarz i utworzyć nowy kalendarz, a następnie wybrać go</w:t>
-      </w:r>
-    </w:p>
-    <w:p>
-      <w:pPr>
-        <w:spacing w:line="276" w:lineRule="auto"/>
-      </w:pPr>
-      <w:r>
-        <w:t xml:space="preserve">3. W siatce zaznaczyć terminy, w których </w:t>
-      </w:r>
-      <w:r>
-        <w:rPr>
-          <w:u w:val="single"/>
-        </w:rPr>
-        <w:t>dozwolone będzie planowanie</w:t>
-      </w:r>
-      <w:r>
-        <w:t xml:space="preserve"> (W przypadku kalendarzy używanych przez planistów do planowania zajęć cyklicznych postępujemy odwrotnie – wskazujemy terminy wyłączone z planowania).</w:t>
-      </w:r>
-    </w:p>
-    <w:p>
-      <w:pPr>
-        <w:spacing w:line="276" w:lineRule="auto"/>
-      </w:pPr>
-    </w:p>
-    <w:p>
-      <w:pPr>
-        <w:spacing w:line="276" w:lineRule="auto"/>
-      </w:pPr>
-      <w:r>
-        <w:t>Poniższe okno pokazuje kalendarz, który pozwoli na planowanie zajęć tylko w poniedziałki.</w:t>
-      </w:r>
-    </w:p>
-    <w:p>
-      <w:pPr>
-        <w:spacing w:line="276" w:lineRule="auto"/>
-      </w:pPr>
-    </w:p>
-    <w:p>
-      <w:pPr>
-        <w:spacing w:line="276" w:lineRule="auto"/>
+    </w:p>
+    <w:p>
+      <w:pPr>
+        <w:spacing w:line="276" w:lineRule="auto"/>
+      </w:pPr>
+    </w:p>
+    <w:p>
+      <w:pPr>
+        <w:pStyle w:val="Nagwek4"/>
+        <w:spacing w:line="276" w:lineRule="auto"/>
+      </w:pPr>
+      <w:bookmarkStart w:id="72" w:name="_Toc473487277"/>
+      <w:bookmarkStart w:id="73" w:name="_Toc503604167"/>
+      <w:bookmarkStart w:id="74" w:name="_Toc239915749"/>
+      <w:r>
+        <w:t>Założenie konta logowania dla osoby wyznaczonej</w:t>
+      </w:r>
+      <w:bookmarkEnd w:id="72"/>
+      <w:bookmarkEnd w:id="73"/>
+      <w:bookmarkEnd w:id="74"/>
+    </w:p>
+    <w:p>
+      <w:pPr>
+        <w:spacing w:line="276" w:lineRule="auto"/>
+      </w:pPr>
+    </w:p>
+    <w:p>
+      <w:pPr>
+        <w:spacing w:line="276" w:lineRule="auto"/>
+      </w:pPr>
+      <w:r>
+        <w:t>W celu założenia konta logowania:</w:t>
+      </w:r>
+    </w:p>
+    <w:p>
+      <w:pPr>
+        <w:pStyle w:val="Akapitzlist"/>
+        <w:numPr>
+          <w:ilvl w:val="0"/>
+          <w:numId w:val="12"/>
+        </w:numPr>
+        <w:rPr>
+          <w:rFonts w:ascii="Times New Roman" w:hAnsi="Times New Roman"/>
+          <w:sz w:val="24"/>
+          <w:szCs w:val="24"/>
+        </w:rPr>
+      </w:pPr>
+      <w:r>
+        <w:rPr>
+          <w:rFonts w:ascii="Times New Roman" w:hAnsi="Times New Roman"/>
+          <w:sz w:val="24"/>
+          <w:szCs w:val="24"/>
+        </w:rPr>
+        <w:t xml:space="preserve">Uruchamiamy moduł </w:t>
+      </w:r>
+      <w:r>
+        <w:rPr>
+          <w:rFonts w:ascii="Times New Roman" w:hAnsi="Times New Roman"/>
+          <w:i/>
+          <w:sz w:val="24"/>
+          <w:szCs w:val="24"/>
+        </w:rPr>
+        <w:t>Planiści</w:t>
+      </w:r>
+    </w:p>
+    <w:p>
+      <w:pPr>
+        <w:spacing w:line="276" w:lineRule="auto"/>
+        <w:ind w:left="720"/>
         <w:jc w:val="center"/>
       </w:pPr>
       <w:r>
@@ -12680,10 +13231,10 @@
           <w:lang w:eastAsia="pl-PL"/>
         </w:rPr>
         <w:drawing>
-          <wp:inline distT="0" distB="0" distL="0" distR="0" wp14:anchorId="75F58A12" wp14:editId="1921CFFF">
-            <wp:extent cx="5022437" cy="3713698"/>
-            <wp:effectExtent l="0" t="0" r="6985" b="1270"/>
-            <wp:docPr id="918" name="Obraz 918"/>
+          <wp:inline distT="0" distB="0" distL="0" distR="0" wp14:anchorId="1FB4E62F" wp14:editId="79EF5277">
+            <wp:extent cx="2428875" cy="1066800"/>
+            <wp:effectExtent l="0" t="0" r="9525" b="0"/>
+            <wp:docPr id="919" name="Obraz 919"/>
             <wp:cNvGraphicFramePr>
               <a:graphicFrameLocks xmlns:a="http://schemas.openxmlformats.org/drawingml/2006/main" noChangeAspect="1"/>
             </wp:cNvGraphicFramePr>
@@ -12703,7 +13254,7 @@
                   <pic:spPr>
                     <a:xfrm>
                       <a:off x="0" y="0"/>
-                      <a:ext cx="5025774" cy="3716166"/>
+                      <a:ext cx="2428875" cy="1066800"/>
                     </a:xfrm>
                     <a:prstGeom prst="rect">
                       <a:avLst/>
@@ -12723,32 +13274,6 @@
     </w:p>
     <w:p>
       <w:pPr>
-        <w:pStyle w:val="Nagwek4"/>
-        <w:spacing w:line="276" w:lineRule="auto"/>
-      </w:pPr>
-      <w:bookmarkStart w:id="52" w:name="_Toc473487277"/>
-      <w:bookmarkStart w:id="53" w:name="_Toc503604167"/>
-      <w:r>
-        <w:t>Założenie konta logowania dla osoby wyznaczonej</w:t>
-      </w:r>
-      <w:bookmarkEnd w:id="52"/>
-      <w:bookmarkEnd w:id="53"/>
-    </w:p>
-    <w:p>
-      <w:pPr>
-        <w:spacing w:line="276" w:lineRule="auto"/>
-      </w:pPr>
-    </w:p>
-    <w:p>
-      <w:pPr>
-        <w:spacing w:line="276" w:lineRule="auto"/>
-      </w:pPr>
-      <w:r>
-        <w:t>W celu założenia konta logowania:</w:t>
-      </w:r>
-    </w:p>
-    <w:p>
-      <w:pPr>
         <w:pStyle w:val="Akapitzlist"/>
         <w:numPr>
           <w:ilvl w:val="0"/>
@@ -12766,34 +13291,105 @@
           <w:sz w:val="24"/>
           <w:szCs w:val="24"/>
         </w:rPr>
-        <w:t xml:space="preserve">Uruchamiamy moduł </w:t>
+        <w:lastRenderedPageBreak/>
+        <w:t xml:space="preserve">Naciskamy przycisk </w:t>
       </w:r>
       <w:r>
         <w:rPr>
           <w:rFonts w:ascii="Times New Roman" w:hAnsi="Times New Roman"/>
-          <w:i/>
+          <w:b/>
           <w:sz w:val="24"/>
           <w:szCs w:val="24"/>
         </w:rPr>
-        <w:t>Planiści</w:t>
-      </w:r>
-    </w:p>
-    <w:p>
-      <w:pPr>
-        <w:spacing w:line="276" w:lineRule="auto"/>
-        <w:ind w:left="720"/>
-        <w:jc w:val="center"/>
-      </w:pPr>
-      <w:r>
-        <w:rPr>
+        <w:t>Dodaj</w:t>
+      </w:r>
+      <w:r>
+        <w:rPr>
+          <w:rFonts w:ascii="Times New Roman" w:hAnsi="Times New Roman"/>
+          <w:sz w:val="24"/>
+          <w:szCs w:val="24"/>
+        </w:rPr>
+        <w:t>, tworzymy nowe konto.</w:t>
+      </w:r>
+    </w:p>
+    <w:p>
+      <w:pPr>
+        <w:pStyle w:val="Akapitzlist"/>
+        <w:rPr>
+          <w:rFonts w:ascii="Times New Roman" w:hAnsi="Times New Roman"/>
+          <w:sz w:val="24"/>
+          <w:szCs w:val="24"/>
+        </w:rPr>
+      </w:pPr>
+      <w:r>
+        <w:rPr>
+          <w:rFonts w:ascii="Times New Roman" w:hAnsi="Times New Roman"/>
+          <w:sz w:val="24"/>
+          <w:szCs w:val="24"/>
+        </w:rPr>
+        <w:t xml:space="preserve">Koniecznie w polu </w:t>
+      </w:r>
+      <w:r>
+        <w:rPr>
+          <w:rFonts w:ascii="Times New Roman" w:hAnsi="Times New Roman"/>
+          <w:b/>
+          <w:sz w:val="24"/>
+          <w:szCs w:val="24"/>
+        </w:rPr>
+        <w:t>Planowanie ograniczone</w:t>
+      </w:r>
+      <w:r>
+        <w:rPr>
+          <w:rFonts w:ascii="Times New Roman" w:hAnsi="Times New Roman"/>
+          <w:sz w:val="24"/>
+          <w:szCs w:val="24"/>
+        </w:rPr>
+        <w:t xml:space="preserve"> wybieramy nazwę kalendarza, który poprzednio utworzyliśmy.</w:t>
+      </w:r>
+    </w:p>
+    <w:p>
+      <w:pPr>
+        <w:pStyle w:val="Akapitzlist"/>
+        <w:jc w:val="both"/>
+        <w:rPr>
+          <w:rFonts w:ascii="Times New Roman" w:hAnsi="Times New Roman"/>
+          <w:sz w:val="24"/>
+          <w:szCs w:val="24"/>
+        </w:rPr>
+      </w:pPr>
+    </w:p>
+    <w:p>
+      <w:pPr>
+        <w:pStyle w:val="Akapitzlist"/>
+        <w:rPr>
+          <w:rFonts w:ascii="Times New Roman" w:hAnsi="Times New Roman"/>
+          <w:sz w:val="24"/>
+          <w:szCs w:val="24"/>
+        </w:rPr>
+      </w:pPr>
+    </w:p>
+    <w:p>
+      <w:pPr>
+        <w:pStyle w:val="Akapitzlist"/>
+        <w:rPr>
+          <w:rFonts w:ascii="Times New Roman" w:hAnsi="Times New Roman"/>
+          <w:sz w:val="24"/>
+          <w:szCs w:val="24"/>
+        </w:rPr>
+      </w:pPr>
+      <w:r>
+        <w:rPr>
+          <w:rFonts w:ascii="Times New Roman" w:hAnsi="Times New Roman"/>
           <w:noProof/>
+          <w:sz w:val="24"/>
+          <w:szCs w:val="24"/>
           <w:lang w:eastAsia="pl-PL"/>
         </w:rPr>
         <w:drawing>
-          <wp:inline distT="0" distB="0" distL="0" distR="0" wp14:anchorId="1FB4E62F" wp14:editId="79EF5277">
-            <wp:extent cx="2428875" cy="1066800"/>
-            <wp:effectExtent l="0" t="0" r="9525" b="0"/>
-            <wp:docPr id="919" name="Obraz 919"/>
+          <wp:inline distT="0" distB="0" distL="0" distR="0" wp14:anchorId="6D3BA4AD" wp14:editId="66847F13">
+            <wp:extent cx="5155421" cy="1074275"/>
+            <wp:effectExtent l="0" t="0" r="7620" b="0"/>
+            <wp:docPr id="920" name="Obraz 920"/>
             <wp:cNvGraphicFramePr>
               <a:graphicFrameLocks xmlns:a="http://schemas.openxmlformats.org/drawingml/2006/main" noChangeAspect="1"/>
             </wp:cNvGraphicFramePr>
@@ -12813,7 +13409,7 @@
                   <pic:spPr>
                     <a:xfrm>
                       <a:off x="0" y="0"/>
-                      <a:ext cx="2428875" cy="1066800"/>
+                      <a:ext cx="5158846" cy="1074989"/>
                     </a:xfrm>
                     <a:prstGeom prst="rect">
                       <a:avLst/>
@@ -12828,114 +13424,38 @@
     </w:p>
     <w:p>
       <w:pPr>
-        <w:spacing w:line="276" w:lineRule="auto"/>
-      </w:pPr>
-    </w:p>
-    <w:p>
-      <w:pPr>
         <w:pStyle w:val="Akapitzlist"/>
-        <w:numPr>
-          <w:ilvl w:val="0"/>
-          <w:numId w:val="12"/>
-        </w:numPr>
         <w:rPr>
           <w:rFonts w:ascii="Times New Roman" w:hAnsi="Times New Roman"/>
           <w:sz w:val="24"/>
           <w:szCs w:val="24"/>
         </w:rPr>
       </w:pPr>
-      <w:r>
+    </w:p>
+    <w:p>
+      <w:pPr>
+        <w:pStyle w:val="Akapitzlist"/>
+        <w:pBdr>
+          <w:top w:val="single" w:sz="4" w:space="1" w:color="auto"/>
+          <w:left w:val="single" w:sz="4" w:space="4" w:color="auto"/>
+          <w:bottom w:val="single" w:sz="4" w:space="1" w:color="auto"/>
+          <w:right w:val="single" w:sz="4" w:space="4" w:color="auto"/>
+        </w:pBdr>
+        <w:jc w:val="both"/>
         <w:rPr>
           <w:rFonts w:ascii="Times New Roman" w:hAnsi="Times New Roman"/>
           <w:sz w:val="24"/>
           <w:szCs w:val="24"/>
         </w:rPr>
-        <w:lastRenderedPageBreak/>
-        <w:t xml:space="preserve">Naciskamy przycisk </w:t>
-      </w:r>
-      <w:r>
-        <w:rPr>
-          <w:rFonts w:ascii="Times New Roman" w:hAnsi="Times New Roman"/>
-          <w:b/>
-          <w:sz w:val="24"/>
-          <w:szCs w:val="24"/>
-        </w:rPr>
-        <w:t>Dodaj</w:t>
-      </w:r>
+      </w:pPr>
       <w:r>
         <w:rPr>
           <w:rFonts w:ascii="Times New Roman" w:hAnsi="Times New Roman"/>
           <w:sz w:val="24"/>
           <w:szCs w:val="24"/>
         </w:rPr>
-        <w:t>, tworzymy nowe konto.</w:t>
-      </w:r>
-    </w:p>
-    <w:p>
-      <w:pPr>
-        <w:pStyle w:val="Akapitzlist"/>
-        <w:rPr>
-          <w:rFonts w:ascii="Times New Roman" w:hAnsi="Times New Roman"/>
-          <w:sz w:val="24"/>
-          <w:szCs w:val="24"/>
-        </w:rPr>
-      </w:pPr>
-      <w:r>
-        <w:rPr>
-          <w:rFonts w:ascii="Times New Roman" w:hAnsi="Times New Roman"/>
-          <w:sz w:val="24"/>
-          <w:szCs w:val="24"/>
-        </w:rPr>
-        <w:t xml:space="preserve">Koniecznie w polu </w:t>
-      </w:r>
-      <w:r>
-        <w:rPr>
-          <w:rFonts w:ascii="Times New Roman" w:hAnsi="Times New Roman"/>
-          <w:b/>
-          <w:sz w:val="24"/>
-          <w:szCs w:val="24"/>
-        </w:rPr>
-        <w:t>Planowanie ograniczone</w:t>
-      </w:r>
-      <w:r>
-        <w:rPr>
-          <w:rFonts w:ascii="Times New Roman" w:hAnsi="Times New Roman"/>
-          <w:sz w:val="24"/>
-          <w:szCs w:val="24"/>
-        </w:rPr>
-        <w:t xml:space="preserve"> wybieramy nazwę kalendarza, który poprzednio utworzyliśmy.</w:t>
-      </w:r>
-    </w:p>
-    <w:p>
-      <w:pPr>
-        <w:pStyle w:val="Akapitzlist"/>
-        <w:jc w:val="both"/>
-        <w:rPr>
-          <w:rFonts w:ascii="Times New Roman" w:hAnsi="Times New Roman"/>
-          <w:sz w:val="24"/>
-          <w:szCs w:val="24"/>
-        </w:rPr>
-      </w:pPr>
-    </w:p>
-    <w:p>
-      <w:pPr>
-        <w:pStyle w:val="Akapitzlist"/>
-        <w:rPr>
-          <w:rFonts w:ascii="Times New Roman" w:hAnsi="Times New Roman"/>
-          <w:sz w:val="24"/>
-          <w:szCs w:val="24"/>
-        </w:rPr>
-      </w:pPr>
-    </w:p>
-    <w:p>
-      <w:pPr>
-        <w:pStyle w:val="Akapitzlist"/>
-        <w:rPr>
-          <w:rFonts w:ascii="Times New Roman" w:hAnsi="Times New Roman"/>
-          <w:sz w:val="24"/>
-          <w:szCs w:val="24"/>
-        </w:rPr>
-      </w:pPr>
+        <w:t xml:space="preserve">Naciśnięcie przycisku </w:t>
+      </w:r>
       <w:r>
         <w:rPr>
           <w:rFonts w:ascii="Times New Roman" w:hAnsi="Times New Roman"/>
@@ -12945,10 +13465,10 @@
           <w:lang w:eastAsia="pl-PL"/>
         </w:rPr>
         <w:drawing>
-          <wp:inline distT="0" distB="0" distL="0" distR="0" wp14:anchorId="6D3BA4AD" wp14:editId="66847F13">
-            <wp:extent cx="5155421" cy="1074275"/>
-            <wp:effectExtent l="0" t="0" r="7620" b="0"/>
-            <wp:docPr id="920" name="Obraz 920"/>
+          <wp:inline distT="0" distB="0" distL="0" distR="0" wp14:anchorId="646E8251" wp14:editId="7E8A48B8">
+            <wp:extent cx="200025" cy="190500"/>
+            <wp:effectExtent l="0" t="0" r="9525" b="0"/>
+            <wp:docPr id="921" name="Obraz 921"/>
             <wp:cNvGraphicFramePr>
               <a:graphicFrameLocks xmlns:a="http://schemas.openxmlformats.org/drawingml/2006/main" noChangeAspect="1"/>
             </wp:cNvGraphicFramePr>
@@ -12968,7 +13488,7 @@
                   <pic:spPr>
                     <a:xfrm>
                       <a:off x="0" y="0"/>
-                      <a:ext cx="5158846" cy="1074989"/>
+                      <a:ext cx="200025" cy="190500"/>
                     </a:xfrm>
                     <a:prstGeom prst="rect">
                       <a:avLst/>
@@ -12980,16 +13500,14 @@
           </wp:inline>
         </w:drawing>
       </w:r>
-    </w:p>
-    <w:p>
-      <w:pPr>
-        <w:pStyle w:val="Akapitzlist"/>
+      <w:r>
         <w:rPr>
           <w:rFonts w:ascii="Times New Roman" w:hAnsi="Times New Roman"/>
           <w:sz w:val="24"/>
           <w:szCs w:val="24"/>
         </w:rPr>
-      </w:pPr>
+        <w:t xml:space="preserve"> wyświetli szczegółowe informacje na temat ograniczeń nałożonych na konto. </w:t>
+      </w:r>
     </w:p>
     <w:p>
       <w:pPr>
@@ -13007,13 +13525,275 @@
           <w:szCs w:val="24"/>
         </w:rPr>
       </w:pPr>
-      <w:r>
+    </w:p>
+    <w:p>
+      <w:pPr>
+        <w:pStyle w:val="Akapitzlist"/>
+        <w:pBdr>
+          <w:top w:val="single" w:sz="4" w:space="1" w:color="auto"/>
+          <w:left w:val="single" w:sz="4" w:space="4" w:color="auto"/>
+          <w:bottom w:val="single" w:sz="4" w:space="1" w:color="auto"/>
+          <w:right w:val="single" w:sz="4" w:space="4" w:color="auto"/>
+        </w:pBdr>
+        <w:jc w:val="both"/>
         <w:rPr>
           <w:rFonts w:ascii="Times New Roman" w:hAnsi="Times New Roman"/>
           <w:sz w:val="24"/>
           <w:szCs w:val="24"/>
         </w:rPr>
-        <w:t xml:space="preserve">Naciśnięcie przycisku </w:t>
+      </w:pPr>
+      <w:r>
+        <w:rPr>
+          <w:rFonts w:ascii="Times New Roman" w:hAnsi="Times New Roman"/>
+          <w:sz w:val="24"/>
+          <w:szCs w:val="24"/>
+        </w:rPr>
+        <w:t>Wprowadzenie wartości w polu Planowanie ograniczone spowoduje, że następujące funkcje zostaną wyłączone:</w:t>
+      </w:r>
+    </w:p>
+    <w:p>
+      <w:pPr>
+        <w:pStyle w:val="Akapitzlist"/>
+        <w:pBdr>
+          <w:top w:val="single" w:sz="4" w:space="1" w:color="auto"/>
+          <w:left w:val="single" w:sz="4" w:space="4" w:color="auto"/>
+          <w:bottom w:val="single" w:sz="4" w:space="1" w:color="auto"/>
+          <w:right w:val="single" w:sz="4" w:space="4" w:color="auto"/>
+        </w:pBdr>
+        <w:jc w:val="both"/>
+        <w:rPr>
+          <w:rFonts w:ascii="Times New Roman" w:hAnsi="Times New Roman"/>
+          <w:sz w:val="24"/>
+          <w:szCs w:val="24"/>
+        </w:rPr>
+      </w:pPr>
+      <w:r>
+        <w:rPr>
+          <w:rFonts w:ascii="Times New Roman" w:hAnsi="Times New Roman"/>
+          <w:sz w:val="24"/>
+          <w:szCs w:val="24"/>
+        </w:rPr>
+        <w:t>- Użytkownik będzie mógł planować zajęcia tylko w określonym oknie czasowym;</w:t>
+      </w:r>
+    </w:p>
+    <w:p>
+      <w:pPr>
+        <w:pStyle w:val="Akapitzlist"/>
+        <w:pBdr>
+          <w:top w:val="single" w:sz="4" w:space="1" w:color="auto"/>
+          <w:left w:val="single" w:sz="4" w:space="4" w:color="auto"/>
+          <w:bottom w:val="single" w:sz="4" w:space="1" w:color="auto"/>
+          <w:right w:val="single" w:sz="4" w:space="4" w:color="auto"/>
+        </w:pBdr>
+        <w:jc w:val="both"/>
+        <w:rPr>
+          <w:rFonts w:ascii="Times New Roman" w:hAnsi="Times New Roman"/>
+          <w:sz w:val="24"/>
+          <w:szCs w:val="24"/>
+        </w:rPr>
+      </w:pPr>
+      <w:r>
+        <w:rPr>
+          <w:rFonts w:ascii="Times New Roman" w:hAnsi="Times New Roman"/>
+          <w:sz w:val="24"/>
+          <w:szCs w:val="24"/>
+        </w:rPr>
+        <w:t>- Nie będzie mógł edytować kalendarzy szczególnych,</w:t>
+      </w:r>
+    </w:p>
+    <w:p>
+      <w:pPr>
+        <w:pStyle w:val="Akapitzlist"/>
+        <w:pBdr>
+          <w:top w:val="single" w:sz="4" w:space="1" w:color="auto"/>
+          <w:left w:val="single" w:sz="4" w:space="4" w:color="auto"/>
+          <w:bottom w:val="single" w:sz="4" w:space="1" w:color="auto"/>
+          <w:right w:val="single" w:sz="4" w:space="4" w:color="auto"/>
+        </w:pBdr>
+        <w:jc w:val="both"/>
+        <w:rPr>
+          <w:rFonts w:ascii="Times New Roman" w:hAnsi="Times New Roman"/>
+          <w:sz w:val="24"/>
+          <w:szCs w:val="24"/>
+        </w:rPr>
+      </w:pPr>
+      <w:r>
+        <w:rPr>
+          <w:rFonts w:ascii="Times New Roman" w:hAnsi="Times New Roman"/>
+          <w:sz w:val="24"/>
+          <w:szCs w:val="24"/>
+        </w:rPr>
+        <w:t>- Nie będzie mógł dodawać/edytować ani kasować wykładowców, grupy, zasobów, przedmiotów ani form zajęć. Nie będzie mógł także importować danych z programu Excel ani scalać rekordów;</w:t>
+      </w:r>
+    </w:p>
+    <w:p>
+      <w:pPr>
+        <w:pStyle w:val="Akapitzlist"/>
+        <w:pBdr>
+          <w:top w:val="single" w:sz="4" w:space="1" w:color="auto"/>
+          <w:left w:val="single" w:sz="4" w:space="4" w:color="auto"/>
+          <w:bottom w:val="single" w:sz="4" w:space="1" w:color="auto"/>
+          <w:right w:val="single" w:sz="4" w:space="4" w:color="auto"/>
+        </w:pBdr>
+        <w:jc w:val="both"/>
+        <w:rPr>
+          <w:rFonts w:ascii="Times New Roman" w:hAnsi="Times New Roman"/>
+          <w:sz w:val="24"/>
+          <w:szCs w:val="24"/>
+        </w:rPr>
+      </w:pPr>
+      <w:r>
+        <w:rPr>
+          <w:rFonts w:ascii="Times New Roman" w:hAnsi="Times New Roman"/>
+          <w:sz w:val="24"/>
+          <w:szCs w:val="24"/>
+        </w:rPr>
+        <w:t>- Nie będzie mógł wprowadzać notatek do planu zajęć;</w:t>
+      </w:r>
+    </w:p>
+    <w:p>
+      <w:pPr>
+        <w:pStyle w:val="Akapitzlist"/>
+        <w:pBdr>
+          <w:top w:val="single" w:sz="4" w:space="1" w:color="auto"/>
+          <w:left w:val="single" w:sz="4" w:space="4" w:color="auto"/>
+          <w:bottom w:val="single" w:sz="4" w:space="1" w:color="auto"/>
+          <w:right w:val="single" w:sz="4" w:space="4" w:color="auto"/>
+        </w:pBdr>
+        <w:jc w:val="both"/>
+        <w:rPr>
+          <w:rFonts w:ascii="Times New Roman" w:hAnsi="Times New Roman"/>
+          <w:sz w:val="24"/>
+          <w:szCs w:val="24"/>
+        </w:rPr>
+      </w:pPr>
+      <w:r>
+        <w:rPr>
+          <w:rFonts w:ascii="Times New Roman" w:hAnsi="Times New Roman"/>
+          <w:sz w:val="24"/>
+          <w:szCs w:val="24"/>
+        </w:rPr>
+        <w:t>- Nie będzie mógł ustawiać preferencji poza określonym oknem czasowym;</w:t>
+      </w:r>
+    </w:p>
+    <w:p>
+      <w:pPr>
+        <w:pStyle w:val="Akapitzlist"/>
+        <w:pBdr>
+          <w:top w:val="single" w:sz="4" w:space="1" w:color="auto"/>
+          <w:left w:val="single" w:sz="4" w:space="4" w:color="auto"/>
+          <w:bottom w:val="single" w:sz="4" w:space="1" w:color="auto"/>
+          <w:right w:val="single" w:sz="4" w:space="4" w:color="auto"/>
+        </w:pBdr>
+        <w:jc w:val="both"/>
+        <w:rPr>
+          <w:rFonts w:ascii="Times New Roman" w:hAnsi="Times New Roman"/>
+          <w:sz w:val="24"/>
+          <w:szCs w:val="24"/>
+        </w:rPr>
+      </w:pPr>
+      <w:r>
+        <w:rPr>
+          <w:rFonts w:ascii="Times New Roman" w:hAnsi="Times New Roman"/>
+          <w:sz w:val="24"/>
+          <w:szCs w:val="24"/>
+        </w:rPr>
+        <w:t>- Nie będzie mógł używać funkcji kopiowania rozkładów zajęć.</w:t>
+      </w:r>
+    </w:p>
+    <w:p>
+      <w:pPr>
+        <w:pStyle w:val="Akapitzlist"/>
+        <w:rPr>
+          <w:rFonts w:ascii="Times New Roman" w:hAnsi="Times New Roman"/>
+          <w:sz w:val="24"/>
+          <w:szCs w:val="24"/>
+        </w:rPr>
+      </w:pPr>
+    </w:p>
+    <w:p>
+      <w:pPr>
+        <w:pStyle w:val="Akapitzlist"/>
+        <w:rPr>
+          <w:rFonts w:ascii="Times New Roman" w:hAnsi="Times New Roman"/>
+          <w:sz w:val="24"/>
+          <w:szCs w:val="24"/>
+        </w:rPr>
+      </w:pPr>
+    </w:p>
+    <w:p>
+      <w:pPr>
+        <w:pStyle w:val="Akapitzlist"/>
+        <w:rPr>
+          <w:rFonts w:ascii="Times New Roman" w:hAnsi="Times New Roman"/>
+          <w:sz w:val="24"/>
+          <w:szCs w:val="24"/>
+        </w:rPr>
+      </w:pPr>
+      <w:r>
+        <w:rPr>
+          <w:rFonts w:ascii="Times New Roman" w:hAnsi="Times New Roman"/>
+          <w:sz w:val="24"/>
+          <w:szCs w:val="24"/>
+        </w:rPr>
+        <w:t xml:space="preserve">Następnie naciskamy przycisk </w:t>
+      </w:r>
+      <w:r>
+        <w:rPr>
+          <w:rFonts w:ascii="Times New Roman" w:hAnsi="Times New Roman"/>
+          <w:b/>
+          <w:sz w:val="24"/>
+          <w:szCs w:val="24"/>
+        </w:rPr>
+        <w:t>Zapisz</w:t>
+      </w:r>
+      <w:r>
+        <w:rPr>
+          <w:rFonts w:ascii="Times New Roman" w:hAnsi="Times New Roman"/>
+          <w:sz w:val="24"/>
+          <w:szCs w:val="24"/>
+        </w:rPr>
+        <w:t>. Od tego momentu osoba wyznaczona może planować zajęcia.</w:t>
+      </w:r>
+    </w:p>
+    <w:p>
+      <w:pPr>
+        <w:pStyle w:val="Akapitzlist"/>
+        <w:rPr>
+          <w:rFonts w:ascii="Times New Roman" w:hAnsi="Times New Roman"/>
+          <w:sz w:val="24"/>
+          <w:szCs w:val="24"/>
+        </w:rPr>
+      </w:pPr>
+    </w:p>
+    <w:p>
+      <w:pPr>
+        <w:spacing w:line="276" w:lineRule="auto"/>
+      </w:pPr>
+      <w:r>
+        <w:t>Uwagi:</w:t>
+      </w:r>
+    </w:p>
+    <w:p>
+      <w:pPr>
+        <w:pStyle w:val="Akapitzlist"/>
+        <w:numPr>
+          <w:ilvl w:val="0"/>
+          <w:numId w:val="13"/>
+        </w:numPr>
+        <w:rPr>
+          <w:rFonts w:ascii="Times New Roman" w:hAnsi="Times New Roman"/>
+          <w:sz w:val="24"/>
+          <w:szCs w:val="24"/>
+        </w:rPr>
+      </w:pPr>
+      <w:r>
+        <w:rPr>
+          <w:rFonts w:ascii="Times New Roman" w:hAnsi="Times New Roman"/>
+          <w:sz w:val="24"/>
+          <w:szCs w:val="24"/>
+        </w:rPr>
+        <w:t xml:space="preserve">Domyślnie hasło dostępu do konta jest takie samo jak nazwa użytkownika. Po zalogowaniu do systemu użytkownik może zmienić hasło za pomocą polecenia </w:t>
       </w:r>
       <w:r>
         <w:rPr>
@@ -13024,10 +13804,10 @@
           <w:lang w:eastAsia="pl-PL"/>
         </w:rPr>
         <w:drawing>
-          <wp:inline distT="0" distB="0" distL="0" distR="0" wp14:anchorId="646E8251" wp14:editId="7E8A48B8">
-            <wp:extent cx="200025" cy="190500"/>
+          <wp:inline distT="0" distB="0" distL="0" distR="0" wp14:anchorId="1A14BF3F" wp14:editId="28F985DE">
+            <wp:extent cx="1000125" cy="304800"/>
             <wp:effectExtent l="0" t="0" r="9525" b="0"/>
-            <wp:docPr id="921" name="Obraz 921"/>
+            <wp:docPr id="922" name="Obraz 922"/>
             <wp:cNvGraphicFramePr>
               <a:graphicFrameLocks xmlns:a="http://schemas.openxmlformats.org/drawingml/2006/main" noChangeAspect="1"/>
             </wp:cNvGraphicFramePr>
@@ -13047,7 +13827,7 @@
                   <pic:spPr>
                     <a:xfrm>
                       <a:off x="0" y="0"/>
-                      <a:ext cx="200025" cy="190500"/>
+                      <a:ext cx="1000125" cy="304800"/>
                     </a:xfrm>
                     <a:prstGeom prst="rect">
                       <a:avLst/>
@@ -13065,273 +13845,18 @@
           <w:sz w:val="24"/>
           <w:szCs w:val="24"/>
         </w:rPr>
-        <w:t xml:space="preserve"> wyświetli szczegółowe informacje na temat ograniczeń nałożonych na konto. </w:t>
+        <w:t>.</w:t>
       </w:r>
     </w:p>
     <w:p>
       <w:pPr>
         <w:pStyle w:val="Akapitzlist"/>
-        <w:pBdr>
-          <w:top w:val="single" w:sz="4" w:space="1" w:color="auto"/>
-          <w:left w:val="single" w:sz="4" w:space="4" w:color="auto"/>
-          <w:bottom w:val="single" w:sz="4" w:space="1" w:color="auto"/>
-          <w:right w:val="single" w:sz="4" w:space="4" w:color="auto"/>
-        </w:pBdr>
-        <w:jc w:val="both"/>
         <w:rPr>
           <w:rFonts w:ascii="Times New Roman" w:hAnsi="Times New Roman"/>
           <w:sz w:val="24"/>
           <w:szCs w:val="24"/>
         </w:rPr>
       </w:pPr>
-    </w:p>
-    <w:p>
-      <w:pPr>
-        <w:pStyle w:val="Akapitzlist"/>
-        <w:pBdr>
-          <w:top w:val="single" w:sz="4" w:space="1" w:color="auto"/>
-          <w:left w:val="single" w:sz="4" w:space="4" w:color="auto"/>
-          <w:bottom w:val="single" w:sz="4" w:space="1" w:color="auto"/>
-          <w:right w:val="single" w:sz="4" w:space="4" w:color="auto"/>
-        </w:pBdr>
-        <w:jc w:val="both"/>
-        <w:rPr>
-          <w:rFonts w:ascii="Times New Roman" w:hAnsi="Times New Roman"/>
-          <w:sz w:val="24"/>
-          <w:szCs w:val="24"/>
-        </w:rPr>
-      </w:pPr>
-      <w:r>
-        <w:rPr>
-          <w:rFonts w:ascii="Times New Roman" w:hAnsi="Times New Roman"/>
-          <w:sz w:val="24"/>
-          <w:szCs w:val="24"/>
-        </w:rPr>
-        <w:t>Wprowadzenie wartości w polu Planowanie ograniczone spowoduje, że następujące funkcje zostaną wyłączone:</w:t>
-      </w:r>
-    </w:p>
-    <w:p>
-      <w:pPr>
-        <w:pStyle w:val="Akapitzlist"/>
-        <w:pBdr>
-          <w:top w:val="single" w:sz="4" w:space="1" w:color="auto"/>
-          <w:left w:val="single" w:sz="4" w:space="4" w:color="auto"/>
-          <w:bottom w:val="single" w:sz="4" w:space="1" w:color="auto"/>
-          <w:right w:val="single" w:sz="4" w:space="4" w:color="auto"/>
-        </w:pBdr>
-        <w:jc w:val="both"/>
-        <w:rPr>
-          <w:rFonts w:ascii="Times New Roman" w:hAnsi="Times New Roman"/>
-          <w:sz w:val="24"/>
-          <w:szCs w:val="24"/>
-        </w:rPr>
-      </w:pPr>
-      <w:r>
-        <w:rPr>
-          <w:rFonts w:ascii="Times New Roman" w:hAnsi="Times New Roman"/>
-          <w:sz w:val="24"/>
-          <w:szCs w:val="24"/>
-        </w:rPr>
-        <w:t>- Użytkownik będzie mógł planować zajęcia tylko w określonym oknie czasowym;</w:t>
-      </w:r>
-    </w:p>
-    <w:p>
-      <w:pPr>
-        <w:pStyle w:val="Akapitzlist"/>
-        <w:pBdr>
-          <w:top w:val="single" w:sz="4" w:space="1" w:color="auto"/>
-          <w:left w:val="single" w:sz="4" w:space="4" w:color="auto"/>
-          <w:bottom w:val="single" w:sz="4" w:space="1" w:color="auto"/>
-          <w:right w:val="single" w:sz="4" w:space="4" w:color="auto"/>
-        </w:pBdr>
-        <w:jc w:val="both"/>
-        <w:rPr>
-          <w:rFonts w:ascii="Times New Roman" w:hAnsi="Times New Roman"/>
-          <w:sz w:val="24"/>
-          <w:szCs w:val="24"/>
-        </w:rPr>
-      </w:pPr>
-      <w:r>
-        <w:rPr>
-          <w:rFonts w:ascii="Times New Roman" w:hAnsi="Times New Roman"/>
-          <w:sz w:val="24"/>
-          <w:szCs w:val="24"/>
-        </w:rPr>
-        <w:t>- Nie będzie mógł edytować kalendarzy szczególnych,</w:t>
-      </w:r>
-    </w:p>
-    <w:p>
-      <w:pPr>
-        <w:pStyle w:val="Akapitzlist"/>
-        <w:pBdr>
-          <w:top w:val="single" w:sz="4" w:space="1" w:color="auto"/>
-          <w:left w:val="single" w:sz="4" w:space="4" w:color="auto"/>
-          <w:bottom w:val="single" w:sz="4" w:space="1" w:color="auto"/>
-          <w:right w:val="single" w:sz="4" w:space="4" w:color="auto"/>
-        </w:pBdr>
-        <w:jc w:val="both"/>
-        <w:rPr>
-          <w:rFonts w:ascii="Times New Roman" w:hAnsi="Times New Roman"/>
-          <w:sz w:val="24"/>
-          <w:szCs w:val="24"/>
-        </w:rPr>
-      </w:pPr>
-      <w:r>
-        <w:rPr>
-          <w:rFonts w:ascii="Times New Roman" w:hAnsi="Times New Roman"/>
-          <w:sz w:val="24"/>
-          <w:szCs w:val="24"/>
-        </w:rPr>
-        <w:t>- Nie będzie mógł dodawać/edytować ani kasować wykładowców, grupy, zasobów, przedmiotów ani form zajęć. Nie będzie mógł także importować danych z programu Excel ani scalać rekordów;</w:t>
-      </w:r>
-    </w:p>
-    <w:p>
-      <w:pPr>
-        <w:pStyle w:val="Akapitzlist"/>
-        <w:pBdr>
-          <w:top w:val="single" w:sz="4" w:space="1" w:color="auto"/>
-          <w:left w:val="single" w:sz="4" w:space="4" w:color="auto"/>
-          <w:bottom w:val="single" w:sz="4" w:space="1" w:color="auto"/>
-          <w:right w:val="single" w:sz="4" w:space="4" w:color="auto"/>
-        </w:pBdr>
-        <w:jc w:val="both"/>
-        <w:rPr>
-          <w:rFonts w:ascii="Times New Roman" w:hAnsi="Times New Roman"/>
-          <w:sz w:val="24"/>
-          <w:szCs w:val="24"/>
-        </w:rPr>
-      </w:pPr>
-      <w:r>
-        <w:rPr>
-          <w:rFonts w:ascii="Times New Roman" w:hAnsi="Times New Roman"/>
-          <w:sz w:val="24"/>
-          <w:szCs w:val="24"/>
-        </w:rPr>
-        <w:t>- Nie będzie mógł wprowadzać notatek do planu zajęć;</w:t>
-      </w:r>
-    </w:p>
-    <w:p>
-      <w:pPr>
-        <w:pStyle w:val="Akapitzlist"/>
-        <w:pBdr>
-          <w:top w:val="single" w:sz="4" w:space="1" w:color="auto"/>
-          <w:left w:val="single" w:sz="4" w:space="4" w:color="auto"/>
-          <w:bottom w:val="single" w:sz="4" w:space="1" w:color="auto"/>
-          <w:right w:val="single" w:sz="4" w:space="4" w:color="auto"/>
-        </w:pBdr>
-        <w:jc w:val="both"/>
-        <w:rPr>
-          <w:rFonts w:ascii="Times New Roman" w:hAnsi="Times New Roman"/>
-          <w:sz w:val="24"/>
-          <w:szCs w:val="24"/>
-        </w:rPr>
-      </w:pPr>
-      <w:r>
-        <w:rPr>
-          <w:rFonts w:ascii="Times New Roman" w:hAnsi="Times New Roman"/>
-          <w:sz w:val="24"/>
-          <w:szCs w:val="24"/>
-        </w:rPr>
-        <w:t>- Nie będzie mógł ustawiać preferencji poza określonym oknem czasowym;</w:t>
-      </w:r>
-    </w:p>
-    <w:p>
-      <w:pPr>
-        <w:pStyle w:val="Akapitzlist"/>
-        <w:pBdr>
-          <w:top w:val="single" w:sz="4" w:space="1" w:color="auto"/>
-          <w:left w:val="single" w:sz="4" w:space="4" w:color="auto"/>
-          <w:bottom w:val="single" w:sz="4" w:space="1" w:color="auto"/>
-          <w:right w:val="single" w:sz="4" w:space="4" w:color="auto"/>
-        </w:pBdr>
-        <w:jc w:val="both"/>
-        <w:rPr>
-          <w:rFonts w:ascii="Times New Roman" w:hAnsi="Times New Roman"/>
-          <w:sz w:val="24"/>
-          <w:szCs w:val="24"/>
-        </w:rPr>
-      </w:pPr>
-      <w:r>
-        <w:rPr>
-          <w:rFonts w:ascii="Times New Roman" w:hAnsi="Times New Roman"/>
-          <w:sz w:val="24"/>
-          <w:szCs w:val="24"/>
-        </w:rPr>
-        <w:t>- Nie będzie mógł używać funkcji kopiowania rozkładów zajęć.</w:t>
-      </w:r>
-    </w:p>
-    <w:p>
-      <w:pPr>
-        <w:pStyle w:val="Akapitzlist"/>
-        <w:rPr>
-          <w:rFonts w:ascii="Times New Roman" w:hAnsi="Times New Roman"/>
-          <w:sz w:val="24"/>
-          <w:szCs w:val="24"/>
-        </w:rPr>
-      </w:pPr>
-    </w:p>
-    <w:p>
-      <w:pPr>
-        <w:pStyle w:val="Akapitzlist"/>
-        <w:rPr>
-          <w:rFonts w:ascii="Times New Roman" w:hAnsi="Times New Roman"/>
-          <w:sz w:val="24"/>
-          <w:szCs w:val="24"/>
-        </w:rPr>
-      </w:pPr>
-    </w:p>
-    <w:p>
-      <w:pPr>
-        <w:pStyle w:val="Akapitzlist"/>
-        <w:rPr>
-          <w:rFonts w:ascii="Times New Roman" w:hAnsi="Times New Roman"/>
-          <w:sz w:val="24"/>
-          <w:szCs w:val="24"/>
-        </w:rPr>
-      </w:pPr>
-      <w:r>
-        <w:rPr>
-          <w:rFonts w:ascii="Times New Roman" w:hAnsi="Times New Roman"/>
-          <w:sz w:val="24"/>
-          <w:szCs w:val="24"/>
-        </w:rPr>
-        <w:t xml:space="preserve">Następnie naciskamy przycisk </w:t>
-      </w:r>
-      <w:r>
-        <w:rPr>
-          <w:rFonts w:ascii="Times New Roman" w:hAnsi="Times New Roman"/>
-          <w:b/>
-          <w:sz w:val="24"/>
-          <w:szCs w:val="24"/>
-        </w:rPr>
-        <w:t>Zapisz</w:t>
-      </w:r>
-      <w:r>
-        <w:rPr>
-          <w:rFonts w:ascii="Times New Roman" w:hAnsi="Times New Roman"/>
-          <w:sz w:val="24"/>
-          <w:szCs w:val="24"/>
-        </w:rPr>
-        <w:t>. Od tego momentu osoba wyznaczona może planować zajęcia.</w:t>
-      </w:r>
-    </w:p>
-    <w:p>
-      <w:pPr>
-        <w:pStyle w:val="Akapitzlist"/>
-        <w:rPr>
-          <w:rFonts w:ascii="Times New Roman" w:hAnsi="Times New Roman"/>
-          <w:sz w:val="24"/>
-          <w:szCs w:val="24"/>
-        </w:rPr>
-      </w:pPr>
-    </w:p>
-    <w:p>
-      <w:pPr>
-        <w:spacing w:line="276" w:lineRule="auto"/>
-      </w:pPr>
-      <w:r>
-        <w:t>Uwagi:</w:t>
-      </w:r>
     </w:p>
     <w:p>
       <w:pPr>
@@ -13352,21 +13877,114 @@
           <w:sz w:val="24"/>
           <w:szCs w:val="24"/>
         </w:rPr>
-        <w:t xml:space="preserve">Domyślnie hasło dostępu do konta jest takie samo jak nazwa użytkownika. Po zalogowaniu do systemu użytkownik może zmienić hasło za pomocą polecenia </w:t>
-      </w:r>
-      <w:r>
+        <w:t>Należy zwrócić uwagę, żeby tworzonemu użytkownikowi nie nadać uprawnień administracyjnych, bo wówczas mógłby on odłączyć ograniczenie.</w:t>
+      </w:r>
+    </w:p>
+    <w:p>
+      <w:pPr>
+        <w:pStyle w:val="Akapitzlist"/>
+        <w:numPr>
+          <w:ilvl w:val="0"/>
+          <w:numId w:val="13"/>
+        </w:numPr>
         <w:rPr>
           <w:rFonts w:ascii="Times New Roman" w:hAnsi="Times New Roman"/>
-          <w:noProof/>
           <w:sz w:val="24"/>
           <w:szCs w:val="24"/>
+        </w:rPr>
+      </w:pPr>
+      <w:r>
+        <w:rPr>
+          <w:rFonts w:ascii="Times New Roman" w:hAnsi="Times New Roman"/>
+          <w:sz w:val="24"/>
+          <w:szCs w:val="24"/>
+        </w:rPr>
+        <w:t xml:space="preserve">Osoba wyznaczona musi mieć zainstalowane odpowiednie oprogramowanie na swojej stacji roboczej. </w:t>
+      </w:r>
+    </w:p>
+    <w:p>
+      <w:pPr>
+        <w:pStyle w:val="Akapitzlist"/>
+        <w:numPr>
+          <w:ilvl w:val="0"/>
+          <w:numId w:val="13"/>
+        </w:numPr>
+        <w:rPr>
+          <w:rFonts w:ascii="Times New Roman" w:hAnsi="Times New Roman"/>
+          <w:sz w:val="24"/>
+          <w:szCs w:val="24"/>
+        </w:rPr>
+      </w:pPr>
+      <w:r>
+        <w:rPr>
+          <w:rFonts w:ascii="Times New Roman" w:hAnsi="Times New Roman"/>
+          <w:sz w:val="24"/>
+          <w:szCs w:val="24"/>
+        </w:rPr>
+        <w:t>Uczelnia musi posiadać wykupioną odpowiednią liczbę licencji użytkownika.</w:t>
+      </w:r>
+    </w:p>
+    <w:p>
+      <w:pPr>
+        <w:pStyle w:val="Nagwek4"/>
+        <w:spacing w:line="276" w:lineRule="auto"/>
+      </w:pPr>
+      <w:bookmarkStart w:id="75" w:name="_Toc239915750"/>
+      <w:r>
+        <w:lastRenderedPageBreak/>
+        <w:t>Mój zespół</w:t>
+      </w:r>
+      <w:bookmarkEnd w:id="75"/>
+    </w:p>
+    <w:p>
+      <w:pPr>
+        <w:spacing w:line="276" w:lineRule="auto"/>
+      </w:pPr>
+    </w:p>
+    <w:p>
+      <w:pPr>
+        <w:spacing w:line="276" w:lineRule="auto"/>
+      </w:pPr>
+      <w:r>
+        <w:t xml:space="preserve">W polu </w:t>
+      </w:r>
+      <w:r>
+        <w:rPr>
+          <w:b/>
+        </w:rPr>
+        <w:t>Mój Zespół</w:t>
+      </w:r>
+      <w:r>
+        <w:t xml:space="preserve"> wybierz planistę/planistów, którzy mogą zmieniać zajęcia planisty.</w:t>
+      </w:r>
+    </w:p>
+    <w:p>
+      <w:pPr>
+        <w:spacing w:line="276" w:lineRule="auto"/>
+      </w:pPr>
+      <w:r>
+        <w:t>Możesz także wskazać rolę, wybranie której spowoduje że będzie można zmieniać zajęcia planisty.</w:t>
+      </w:r>
+    </w:p>
+    <w:p>
+      <w:pPr>
+        <w:spacing w:line="276" w:lineRule="auto"/>
+      </w:pPr>
+    </w:p>
+    <w:p>
+      <w:pPr>
+        <w:spacing w:line="276" w:lineRule="auto"/>
+      </w:pPr>
+      <w:r>
+        <w:rPr>
+          <w:noProof/>
           <w:lang w:eastAsia="pl-PL"/>
         </w:rPr>
         <w:drawing>
-          <wp:inline distT="0" distB="0" distL="0" distR="0" wp14:anchorId="1A14BF3F" wp14:editId="28F985DE">
-            <wp:extent cx="1000125" cy="304800"/>
-            <wp:effectExtent l="0" t="0" r="9525" b="0"/>
-            <wp:docPr id="922" name="Obraz 922"/>
+          <wp:inline distT="0" distB="0" distL="0" distR="0" wp14:anchorId="07914F0C" wp14:editId="6C923814">
+            <wp:extent cx="5760720" cy="1803670"/>
+            <wp:effectExtent l="0" t="0" r="0" b="0"/>
+            <wp:docPr id="419" name="Obraz 419"/>
             <wp:cNvGraphicFramePr>
               <a:graphicFrameLocks xmlns:a="http://schemas.openxmlformats.org/drawingml/2006/main" noChangeAspect="1"/>
             </wp:cNvGraphicFramePr>
@@ -13386,7 +14004,7 @@
                   <pic:spPr>
                     <a:xfrm>
                       <a:off x="0" y="0"/>
-                      <a:ext cx="1000125" cy="304800"/>
+                      <a:ext cx="5760720" cy="1803670"/>
                     </a:xfrm>
                     <a:prstGeom prst="rect">
                       <a:avLst/>
@@ -13398,144 +14016,86 @@
           </wp:inline>
         </w:drawing>
       </w:r>
-      <w:r>
-        <w:rPr>
-          <w:rFonts w:ascii="Times New Roman" w:hAnsi="Times New Roman"/>
-          <w:sz w:val="24"/>
-          <w:szCs w:val="24"/>
-        </w:rPr>
-        <w:t>.</w:t>
-      </w:r>
-    </w:p>
-    <w:p>
-      <w:pPr>
-        <w:pStyle w:val="Akapitzlist"/>
-        <w:rPr>
-          <w:rFonts w:ascii="Times New Roman" w:hAnsi="Times New Roman"/>
-          <w:sz w:val="24"/>
-          <w:szCs w:val="24"/>
-        </w:rPr>
-      </w:pPr>
-    </w:p>
-    <w:p>
-      <w:pPr>
-        <w:pStyle w:val="Akapitzlist"/>
-        <w:numPr>
-          <w:ilvl w:val="0"/>
-          <w:numId w:val="13"/>
-        </w:numPr>
-        <w:rPr>
-          <w:rFonts w:ascii="Times New Roman" w:hAnsi="Times New Roman"/>
-          <w:sz w:val="24"/>
-          <w:szCs w:val="24"/>
-        </w:rPr>
-      </w:pPr>
-      <w:r>
-        <w:rPr>
-          <w:rFonts w:ascii="Times New Roman" w:hAnsi="Times New Roman"/>
-          <w:sz w:val="24"/>
-          <w:szCs w:val="24"/>
-        </w:rPr>
-        <w:t>Należy zwrócić uwagę, żeby tworzonemu użytkownikowi nie nadać uprawnień administracyjnych, bo wówczas mógłby on odłączyć ograniczenie.</w:t>
-      </w:r>
-    </w:p>
-    <w:p>
-      <w:pPr>
-        <w:pStyle w:val="Akapitzlist"/>
-        <w:numPr>
-          <w:ilvl w:val="0"/>
-          <w:numId w:val="13"/>
-        </w:numPr>
-        <w:rPr>
-          <w:rFonts w:ascii="Times New Roman" w:hAnsi="Times New Roman"/>
-          <w:sz w:val="24"/>
-          <w:szCs w:val="24"/>
-        </w:rPr>
-      </w:pPr>
-      <w:r>
-        <w:rPr>
-          <w:rFonts w:ascii="Times New Roman" w:hAnsi="Times New Roman"/>
-          <w:sz w:val="24"/>
-          <w:szCs w:val="24"/>
-        </w:rPr>
-        <w:t xml:space="preserve">Osoba wyznaczona musi mieć zainstalowane odpowiednie oprogramowanie na swojej stacji roboczej. </w:t>
-      </w:r>
-    </w:p>
-    <w:p>
-      <w:pPr>
-        <w:pStyle w:val="Akapitzlist"/>
-        <w:numPr>
-          <w:ilvl w:val="0"/>
-          <w:numId w:val="13"/>
-        </w:numPr>
-        <w:rPr>
-          <w:rFonts w:ascii="Times New Roman" w:hAnsi="Times New Roman"/>
-          <w:sz w:val="24"/>
-          <w:szCs w:val="24"/>
-        </w:rPr>
-      </w:pPr>
-      <w:r>
-        <w:rPr>
-          <w:rFonts w:ascii="Times New Roman" w:hAnsi="Times New Roman"/>
-          <w:sz w:val="24"/>
-          <w:szCs w:val="24"/>
-        </w:rPr>
-        <w:t>Uczelnia musi posiadać wykupioną odpowiednią liczbę licencji użytkownika.</w:t>
-      </w:r>
+    </w:p>
+    <w:p>
+      <w:pPr>
+        <w:spacing w:line="276" w:lineRule="auto"/>
+      </w:pPr>
     </w:p>
     <w:p>
       <w:pPr>
         <w:pStyle w:val="Nagwek4"/>
         <w:spacing w:line="276" w:lineRule="auto"/>
       </w:pPr>
-      <w:bookmarkStart w:id="54" w:name="_Toc473487278"/>
-      <w:bookmarkStart w:id="55" w:name="_Toc503604168"/>
-      <w:r>
-        <w:lastRenderedPageBreak/>
-        <w:t>Wskazanie osoby nadzorującej</w:t>
-      </w:r>
-      <w:bookmarkEnd w:id="54"/>
-      <w:bookmarkEnd w:id="55"/>
-    </w:p>
-    <w:p>
-      <w:pPr>
-        <w:spacing w:line="276" w:lineRule="auto"/>
-      </w:pPr>
-    </w:p>
-    <w:p>
-      <w:pPr>
-        <w:spacing w:line="276" w:lineRule="auto"/>
-      </w:pPr>
-      <w:r>
-        <w:t>Osoba nadzorująca może wprowadzać zmiany w zajęciach zaplanowanych przez osobę, która została oddelegowana do planowania zajęć.</w:t>
-      </w:r>
-    </w:p>
-    <w:p>
-      <w:pPr>
-        <w:spacing w:line="276" w:lineRule="auto"/>
-      </w:pPr>
-      <w:r>
-        <w:t>Osobę nadzorującą wskazujemy w polu</w:t>
+      <w:bookmarkStart w:id="76" w:name="_Toc473487279"/>
+      <w:bookmarkStart w:id="77" w:name="_Toc503604169"/>
+      <w:bookmarkStart w:id="78" w:name="_Toc239915751"/>
+      <w:r>
+        <w:t>Nadanie dostęp</w:t>
+      </w:r>
+      <w:r>
+        <w:t>u</w:t>
+      </w:r>
+      <w:r>
+        <w:t xml:space="preserve"> do wykładowców, grup, </w:t>
+      </w:r>
+      <w:proofErr w:type="spellStart"/>
+      <w:r>
+        <w:t>sal</w:t>
+      </w:r>
+      <w:bookmarkEnd w:id="76"/>
+      <w:bookmarkEnd w:id="77"/>
+      <w:bookmarkEnd w:id="78"/>
+      <w:proofErr w:type="spellEnd"/>
+    </w:p>
+    <w:p>
+      <w:pPr>
+        <w:spacing w:line="276" w:lineRule="auto"/>
+      </w:pPr>
+    </w:p>
+    <w:p>
+      <w:pPr>
+        <w:spacing w:line="276" w:lineRule="auto"/>
+      </w:pPr>
+      <w:r>
+        <w:t xml:space="preserve">Uprawnienia dostępu do wykładowców, grup i </w:t>
+      </w:r>
+      <w:proofErr w:type="spellStart"/>
+      <w:r>
+        <w:t>sal</w:t>
+      </w:r>
+      <w:proofErr w:type="spellEnd"/>
+      <w:r>
+        <w:t xml:space="preserve"> definiujemy za pomocą polecenia </w:t>
       </w:r>
       <w:r>
         <w:rPr>
           <w:i/>
         </w:rPr>
-        <w:t xml:space="preserve"> </w:t>
+        <w:t>Uprawnienia</w:t>
+      </w:r>
+      <w:r>
+        <w:t xml:space="preserve">, pozwalającego na wskazanie, które rekordy widzi użytkownik. Szczegółowy opis funkcjonowania polecenia </w:t>
       </w:r>
       <w:r>
         <w:rPr>
           <w:i/>
         </w:rPr>
-        <w:t>Mój Zespół</w:t>
-      </w:r>
-      <w:r>
-        <w:t xml:space="preserve"> na formularzu Planiści.</w:t>
-      </w:r>
-    </w:p>
-    <w:p>
-      <w:pPr>
-        <w:spacing w:line="276" w:lineRule="auto"/>
+        <w:t xml:space="preserve">Uprawnienia </w:t>
+      </w:r>
+      <w:r>
+        <w:t>opisuje odrębny rozdział w podręczniku użytkownika.</w:t>
+      </w:r>
+    </w:p>
+    <w:p>
+      <w:pPr>
+        <w:spacing w:line="276" w:lineRule="auto"/>
+      </w:pPr>
+    </w:p>
+    <w:p>
+      <w:pPr>
+        <w:spacing w:line="276" w:lineRule="auto"/>
+        <w:jc w:val="center"/>
       </w:pPr>
       <w:r>
         <w:rPr>
@@ -13543,10 +14103,10 @@
           <w:lang w:eastAsia="pl-PL"/>
         </w:rPr>
         <w:drawing>
-          <wp:inline distT="0" distB="0" distL="0" distR="0" wp14:anchorId="07914F0C" wp14:editId="6C923814">
-            <wp:extent cx="5760720" cy="1803670"/>
-            <wp:effectExtent l="0" t="0" r="0" b="0"/>
-            <wp:docPr id="419" name="Obraz 419"/>
+          <wp:inline distT="0" distB="0" distL="0" distR="0" wp14:anchorId="407E445D" wp14:editId="4711693E">
+            <wp:extent cx="2428875" cy="1133475"/>
+            <wp:effectExtent l="0" t="0" r="9525" b="9525"/>
+            <wp:docPr id="924" name="Obraz 924"/>
             <wp:cNvGraphicFramePr>
               <a:graphicFrameLocks xmlns:a="http://schemas.openxmlformats.org/drawingml/2006/main" noChangeAspect="1"/>
             </wp:cNvGraphicFramePr>
@@ -13566,7 +14126,7 @@
                   <pic:spPr>
                     <a:xfrm>
                       <a:off x="0" y="0"/>
-                      <a:ext cx="5760720" cy="1803670"/>
+                      <a:ext cx="2428875" cy="1133475"/>
                     </a:xfrm>
                     <a:prstGeom prst="rect">
                       <a:avLst/>
@@ -13589,69 +14149,114 @@
         <w:spacing w:line="276" w:lineRule="auto"/>
       </w:pPr>
       <w:r>
-        <w:t xml:space="preserve">Zajęcia mogą być modyfikowane przez osobę wyznaczoną nawet po tym, gdy zostaną one zaktualizowane przez planistę nadzorującego (tzn. po zmianie zajęć przez planistę nadzorującego właścicielem zajęć pozostaje nadal osoba wyznaczona).  Aby odebrać osobie wyznaczonej możliwość edycji zajęć, należy zmienić właściciela zajęć.  </w:t>
-      </w:r>
-    </w:p>
-    <w:p>
-      <w:pPr>
-        <w:pStyle w:val="Nagwek4"/>
-        <w:spacing w:line="276" w:lineRule="auto"/>
-      </w:pPr>
-      <w:bookmarkStart w:id="56" w:name="_Toc473487279"/>
-      <w:bookmarkStart w:id="57" w:name="_Toc503604169"/>
-      <w:r>
-        <w:t xml:space="preserve">Nadanie dostęp do wykładowców, grup, </w:t>
-      </w:r>
+        <w:t xml:space="preserve">Najszybszą metodą nadania uprawnień jest skopiowanie własnych uprawnień za pomocą funkcji Transfer uprawnień, która jest dostępna w oknie </w:t>
+      </w:r>
+      <w:r>
+        <w:rPr>
+          <w:i/>
+        </w:rPr>
+        <w:t>Uprawnienia</w:t>
+      </w:r>
+      <w:r>
+        <w:t>.</w:t>
+      </w:r>
+    </w:p>
+    <w:p>
+      <w:pPr>
+        <w:spacing w:line="276" w:lineRule="auto"/>
+      </w:pPr>
+    </w:p>
+    <w:p>
+      <w:pPr>
+        <w:spacing w:line="276" w:lineRule="auto"/>
+      </w:pPr>
+      <w:r>
+        <w:t>Jeżeli grupa osób będzie miała zawsze te same uprawnienia to należy zdefiniować autoryzację dla tej grupy osób.</w:t>
+      </w:r>
+    </w:p>
+    <w:p>
+      <w:pPr>
+        <w:spacing w:line="276" w:lineRule="auto"/>
+      </w:pPr>
+    </w:p>
+    <w:p>
+      <w:pPr>
+        <w:pStyle w:val="Nagwek2"/>
+        <w:spacing w:line="276" w:lineRule="auto"/>
+      </w:pPr>
+      <w:bookmarkStart w:id="79" w:name="_Toc101825921"/>
+      <w:bookmarkStart w:id="80" w:name="_Toc226851782"/>
+      <w:bookmarkStart w:id="81" w:name="_Toc503604170"/>
+      <w:bookmarkStart w:id="82" w:name="_Toc239915752"/>
+      <w:r>
+        <w:lastRenderedPageBreak/>
+        <w:t>Inne wskazówki</w:t>
+      </w:r>
+      <w:bookmarkEnd w:id="79"/>
+      <w:bookmarkEnd w:id="80"/>
+      <w:bookmarkEnd w:id="82"/>
+    </w:p>
+    <w:p>
+      <w:pPr>
+        <w:pStyle w:val="Nagwek3"/>
+      </w:pPr>
+      <w:bookmarkStart w:id="83" w:name="_Toc101825920"/>
+      <w:bookmarkStart w:id="84" w:name="_Toc226851783"/>
+      <w:bookmarkStart w:id="85" w:name="_Toc101825922"/>
+      <w:bookmarkStart w:id="86" w:name="_Toc239915753"/>
       <w:proofErr w:type="spellStart"/>
       <w:r>
-        <w:t>sal</w:t>
-      </w:r>
-      <w:bookmarkEnd w:id="56"/>
-      <w:bookmarkEnd w:id="57"/>
+        <w:t>Autozapis</w:t>
+      </w:r>
       <w:proofErr w:type="spellEnd"/>
-    </w:p>
-    <w:p>
-      <w:pPr>
-        <w:spacing w:line="276" w:lineRule="auto"/>
-      </w:pPr>
-    </w:p>
-    <w:p>
-      <w:pPr>
-        <w:spacing w:line="276" w:lineRule="auto"/>
-      </w:pPr>
-      <w:r>
-        <w:t xml:space="preserve">Uprawnienia dostępu do wykładowców, grup i </w:t>
-      </w:r>
-      <w:proofErr w:type="spellStart"/>
-      <w:r>
-        <w:t>sal</w:t>
-      </w:r>
-      <w:proofErr w:type="spellEnd"/>
-      <w:r>
-        <w:t xml:space="preserve"> definiujemy za pomocą polecenia </w:t>
+      <w:r>
+        <w:t xml:space="preserve"> danych</w:t>
+      </w:r>
+      <w:bookmarkEnd w:id="83"/>
+      <w:bookmarkEnd w:id="84"/>
+      <w:bookmarkEnd w:id="86"/>
+    </w:p>
+    <w:p>
+      <w:pPr>
+        <w:spacing w:line="276" w:lineRule="auto"/>
+      </w:pPr>
+      <w:r>
+        <w:t xml:space="preserve">Wszelkie zmiany (wstawienie, skasowanie, modyfikacja) w rozkładach zapisywane są na trwałe w bazie danych po 20sekundach. Przed upływem 20 sekund zmiany można anulować za pomocą polecenia </w:t>
       </w:r>
       <w:r>
         <w:rPr>
           <w:i/>
         </w:rPr>
-        <w:t>Uprawnienia</w:t>
-      </w:r>
-      <w:r>
-        <w:t xml:space="preserve">, pozwalającego na wskazanie, które rekordy widzi użytkownik. Szczegółowy opis funkcjonowania polecenia </w:t>
+        <w:t>Edycja</w:t>
       </w:r>
       <w:r>
         <w:rPr>
           <w:i/>
         </w:rPr>
-        <w:t xml:space="preserve">Uprawnienia </w:t>
-      </w:r>
-      <w:r>
-        <w:t>opisuje odrębny rozdział w podręczniku użytkownika.</w:t>
-      </w:r>
-    </w:p>
-    <w:p>
-      <w:pPr>
-        <w:spacing w:line="276" w:lineRule="auto"/>
+        <w:t xml:space="preserve"> |</w:t>
+      </w:r>
+      <w:r>
+        <w:rPr>
+          <w:i/>
+        </w:rPr>
+        <w:t xml:space="preserve"> Cofnij</w:t>
+      </w:r>
+      <w:r>
+        <w:t xml:space="preserve">. Zmiana ma na celu uniknięcie sytuacji, w której planista wykonał zmianę, nie zapisał jej, a inny planista nie może wskutek nie zapisanej zmiany planować zajęć. </w:t>
+      </w:r>
+    </w:p>
+    <w:p>
+      <w:pPr>
+        <w:spacing w:line="276" w:lineRule="auto"/>
+      </w:pPr>
+      <w:r>
+        <w:t>Istnienie nie zapisanych zmian jest sygnalizowany w pasku statusu, o tutaj:</w:t>
+      </w:r>
+    </w:p>
+    <w:p>
+      <w:pPr>
+        <w:spacing w:line="276" w:lineRule="auto"/>
+        <w:jc w:val="both"/>
       </w:pPr>
     </w:p>
     <w:p>
@@ -13665,10 +14270,10 @@
           <w:lang w:eastAsia="pl-PL"/>
         </w:rPr>
         <w:drawing>
-          <wp:inline distT="0" distB="0" distL="0" distR="0" wp14:anchorId="407E445D" wp14:editId="4711693E">
-            <wp:extent cx="2428875" cy="1133475"/>
-            <wp:effectExtent l="0" t="0" r="9525" b="9525"/>
-            <wp:docPr id="924" name="Obraz 924"/>
+          <wp:inline distT="0" distB="0" distL="0" distR="0" wp14:anchorId="62AD1302" wp14:editId="3788CF29">
+            <wp:extent cx="4058355" cy="4493462"/>
+            <wp:effectExtent l="0" t="0" r="0" b="2540"/>
+            <wp:docPr id="64" name="Obraz 64"/>
             <wp:cNvGraphicFramePr>
               <a:graphicFrameLocks xmlns:a="http://schemas.openxmlformats.org/drawingml/2006/main" noChangeAspect="1"/>
             </wp:cNvGraphicFramePr>
@@ -13688,7 +14293,7 @@
                   <pic:spPr>
                     <a:xfrm>
                       <a:off x="0" y="0"/>
-                      <a:ext cx="2428875" cy="1133475"/>
+                      <a:ext cx="4060110" cy="4495405"/>
                     </a:xfrm>
                     <a:prstGeom prst="rect">
                       <a:avLst/>
@@ -13704,134 +14309,109 @@
     <w:p>
       <w:pPr>
         <w:spacing w:line="276" w:lineRule="auto"/>
-      </w:pPr>
-    </w:p>
-    <w:p>
-      <w:pPr>
-        <w:spacing w:line="276" w:lineRule="auto"/>
-      </w:pPr>
-      <w:r>
-        <w:t xml:space="preserve">Najszybszą metodą nadania uprawnień jest skopiowanie własnych uprawnień za pomocą funkcji Transfer uprawnień, która jest dostępna w oknie </w:t>
-      </w:r>
+        <w:jc w:val="both"/>
+      </w:pPr>
+    </w:p>
+    <w:p>
+      <w:pPr>
+        <w:spacing w:line="276" w:lineRule="auto"/>
+      </w:pPr>
+    </w:p>
+    <w:p>
+      <w:pPr>
+        <w:pStyle w:val="Nagwek3"/>
+        <w:spacing w:line="276" w:lineRule="auto"/>
+      </w:pPr>
+      <w:bookmarkStart w:id="87" w:name="_Toc226851784"/>
+      <w:bookmarkStart w:id="88" w:name="_Toc239915754"/>
+      <w:r>
+        <w:t>Szybkie zamykanie okien</w:t>
+      </w:r>
+      <w:bookmarkEnd w:id="85"/>
+      <w:bookmarkEnd w:id="87"/>
+      <w:bookmarkEnd w:id="88"/>
+    </w:p>
+    <w:p>
+      <w:pPr>
+        <w:spacing w:line="276" w:lineRule="auto"/>
+        <w:ind w:firstLine="210"/>
+        <w:jc w:val="both"/>
+      </w:pPr>
+      <w:r>
+        <w:t>Okna</w:t>
+      </w:r>
+      <w:r>
+        <w:t xml:space="preserve"> w programie można zamykać przez naciśniecie klawisza </w:t>
+      </w:r>
+      <w:proofErr w:type="spellStart"/>
       <w:r>
         <w:rPr>
           <w:i/>
         </w:rPr>
-        <w:t>Uprawnienia</w:t>
-      </w:r>
-      <w:r>
-        <w:t>.</w:t>
-      </w:r>
-    </w:p>
-    <w:p>
-      <w:pPr>
-        <w:spacing w:line="276" w:lineRule="auto"/>
-      </w:pPr>
-    </w:p>
-    <w:p>
-      <w:pPr>
-        <w:spacing w:line="276" w:lineRule="auto"/>
-      </w:pPr>
-      <w:r>
-        <w:t>Jeżeli grupa osób będzie miała zawsze te same uprawnienia to należy zdefiniować autoryzację dla tej grupy osób.</w:t>
-      </w:r>
-    </w:p>
-    <w:p>
-      <w:pPr>
-        <w:spacing w:line="276" w:lineRule="auto"/>
-      </w:pPr>
-    </w:p>
-    <w:p>
-      <w:pPr>
-        <w:pStyle w:val="Nagwek2"/>
-        <w:spacing w:line="276" w:lineRule="auto"/>
-      </w:pPr>
-      <w:bookmarkStart w:id="58" w:name="_Toc101825921"/>
-      <w:bookmarkStart w:id="59" w:name="_Toc503604170"/>
-      <w:bookmarkStart w:id="60" w:name="_Toc226851782"/>
+        <w:t>Esc</w:t>
+      </w:r>
+      <w:proofErr w:type="spellEnd"/>
+      <w:r>
+        <w:t xml:space="preserve">. </w:t>
+      </w:r>
+    </w:p>
+    <w:p>
+      <w:pPr>
+        <w:pStyle w:val="Nagwek3"/>
+        <w:spacing w:line="276" w:lineRule="auto"/>
+      </w:pPr>
+      <w:bookmarkStart w:id="89" w:name="_Toc101825923"/>
+      <w:bookmarkStart w:id="90" w:name="_Toc226851785"/>
+      <w:bookmarkStart w:id="91" w:name="_Toc239915755"/>
       <w:r>
         <w:lastRenderedPageBreak/>
-        <w:t>Inne wskazówki</w:t>
-      </w:r>
-      <w:bookmarkEnd w:id="58"/>
-      <w:bookmarkEnd w:id="60"/>
-    </w:p>
-    <w:p>
-      <w:pPr>
-        <w:pStyle w:val="Nagwek3"/>
-      </w:pPr>
-      <w:bookmarkStart w:id="61" w:name="_Toc101825920"/>
-      <w:bookmarkStart w:id="62" w:name="_Toc101825922"/>
-      <w:bookmarkStart w:id="63" w:name="_Toc226851783"/>
-      <w:proofErr w:type="spellStart"/>
-      <w:r>
-        <w:t>Autozapis</w:t>
-      </w:r>
-      <w:proofErr w:type="spellEnd"/>
-      <w:r>
-        <w:t xml:space="preserve"> danych</w:t>
-      </w:r>
-      <w:bookmarkEnd w:id="61"/>
-      <w:bookmarkEnd w:id="63"/>
-    </w:p>
-    <w:p>
-      <w:pPr>
-        <w:spacing w:line="276" w:lineRule="auto"/>
-      </w:pPr>
-      <w:r>
-        <w:t xml:space="preserve">Wszelkie zmiany (wstawienie, skasowanie, modyfikacja) w rozkładach zapisywane są na trwałe w bazie danych po 20sekundach. Przed upływem 20 sekund zmiany można anulować za pomocą polecenia </w:t>
-      </w:r>
-      <w:r>
-        <w:rPr>
-          <w:i/>
-        </w:rPr>
-        <w:t xml:space="preserve">Edycja </w:t>
-      </w:r>
-      <w:r>
-        <w:rPr>
-          <w:i/>
-        </w:rPr>
-        <w:t xml:space="preserve"> | </w:t>
-      </w:r>
-      <w:r>
-        <w:rPr>
-          <w:i/>
-        </w:rPr>
-        <w:t xml:space="preserve"> Cofnij</w:t>
-      </w:r>
-      <w:r>
-        <w:t xml:space="preserve">. Zmiana ma na celu uniknięcie sytuacji, w której planista wykonał zmianę, nie zapisał jej, a inny planista nie może wskutek nie zapisanej zmiany planować zajęć. </w:t>
-      </w:r>
-    </w:p>
-    <w:p>
-      <w:pPr>
-        <w:spacing w:line="276" w:lineRule="auto"/>
-      </w:pPr>
-      <w:r>
-        <w:t>Istnienie nie zapisanych zmian jest sygnalizowany w pasku statusu, o tutaj:</w:t>
-      </w:r>
-    </w:p>
-    <w:p>
-      <w:pPr>
-        <w:spacing w:line="276" w:lineRule="auto"/>
-        <w:jc w:val="both"/>
+        <w:t>Nazwa użytkownika</w:t>
+      </w:r>
+      <w:bookmarkEnd w:id="89"/>
+      <w:bookmarkEnd w:id="90"/>
+      <w:bookmarkEnd w:id="91"/>
+    </w:p>
+    <w:p>
+      <w:pPr>
+        <w:spacing w:line="276" w:lineRule="auto"/>
+        <w:rPr>
+          <w:rFonts w:eastAsiaTheme="minorHAnsi"/>
+        </w:rPr>
+      </w:pPr>
+      <w:r>
+        <w:rPr>
+          <w:rFonts w:eastAsiaTheme="minorHAnsi"/>
+        </w:rPr>
+        <w:t>W oknie Pomoc | Informacje dodano nazwę aktualnie zalogowanego użytkownika oraz wersję Aplikacji.</w:t>
+      </w:r>
+    </w:p>
+    <w:p>
+      <w:pPr>
+        <w:spacing w:line="276" w:lineRule="auto"/>
+        <w:rPr>
+          <w:rFonts w:eastAsiaTheme="minorHAnsi"/>
+        </w:rPr>
       </w:pPr>
     </w:p>
     <w:p>
       <w:pPr>
         <w:spacing w:line="276" w:lineRule="auto"/>
         <w:jc w:val="center"/>
-      </w:pPr>
-      <w:r>
-        <w:rPr>
+        <w:rPr>
+          <w:rFonts w:eastAsiaTheme="minorHAnsi"/>
+        </w:rPr>
+      </w:pPr>
+      <w:r>
+        <w:rPr>
+          <w:rFonts w:eastAsiaTheme="minorHAnsi"/>
           <w:noProof/>
           <w:lang w:eastAsia="pl-PL"/>
         </w:rPr>
         <w:drawing>
-          <wp:inline distT="0" distB="0" distL="0" distR="0" wp14:anchorId="62AD1302" wp14:editId="3788CF29">
-            <wp:extent cx="4058355" cy="4493462"/>
-            <wp:effectExtent l="0" t="0" r="0" b="2540"/>
-            <wp:docPr id="64" name="Obraz 64"/>
+          <wp:inline distT="0" distB="0" distL="0" distR="0" wp14:anchorId="6D747893" wp14:editId="3BF49F3B">
+            <wp:extent cx="3012471" cy="2320892"/>
+            <wp:effectExtent l="0" t="0" r="0" b="3810"/>
+            <wp:docPr id="360" name="Obraz 360"/>
             <wp:cNvGraphicFramePr>
               <a:graphicFrameLocks xmlns:a="http://schemas.openxmlformats.org/drawingml/2006/main" noChangeAspect="1"/>
             </wp:cNvGraphicFramePr>
@@ -13851,140 +14431,6 @@
                   <pic:spPr>
                     <a:xfrm>
                       <a:off x="0" y="0"/>
-                      <a:ext cx="4060110" cy="4495405"/>
-                    </a:xfrm>
-                    <a:prstGeom prst="rect">
-                      <a:avLst/>
-                    </a:prstGeom>
-                  </pic:spPr>
-                </pic:pic>
-              </a:graphicData>
-            </a:graphic>
-          </wp:inline>
-        </w:drawing>
-      </w:r>
-    </w:p>
-    <w:p>
-      <w:pPr>
-        <w:spacing w:line="276" w:lineRule="auto"/>
-        <w:jc w:val="both"/>
-      </w:pPr>
-    </w:p>
-    <w:p>
-      <w:pPr>
-        <w:spacing w:line="276" w:lineRule="auto"/>
-      </w:pPr>
-    </w:p>
-    <w:p>
-      <w:pPr>
-        <w:pStyle w:val="Nagwek3"/>
-        <w:spacing w:line="276" w:lineRule="auto"/>
-      </w:pPr>
-      <w:bookmarkStart w:id="64" w:name="_Toc226851784"/>
-      <w:r>
-        <w:t>Szybkie zamykanie okien</w:t>
-      </w:r>
-      <w:bookmarkEnd w:id="62"/>
-      <w:bookmarkEnd w:id="64"/>
-    </w:p>
-    <w:p>
-      <w:pPr>
-        <w:spacing w:line="276" w:lineRule="auto"/>
-        <w:ind w:firstLine="210"/>
-        <w:jc w:val="both"/>
-      </w:pPr>
-      <w:r>
-        <w:t>Okna</w:t>
-      </w:r>
-      <w:r>
-        <w:t xml:space="preserve"> w programie można zamykać przez naciśniecie klawisza </w:t>
-      </w:r>
-      <w:proofErr w:type="spellStart"/>
-      <w:r>
-        <w:rPr>
-          <w:i/>
-        </w:rPr>
-        <w:t>Esc</w:t>
-      </w:r>
-      <w:proofErr w:type="spellEnd"/>
-      <w:r>
-        <w:t xml:space="preserve">. </w:t>
-      </w:r>
-    </w:p>
-    <w:p>
-      <w:pPr>
-        <w:pStyle w:val="Nagwek3"/>
-        <w:spacing w:line="276" w:lineRule="auto"/>
-      </w:pPr>
-      <w:bookmarkStart w:id="65" w:name="_Toc101825923"/>
-      <w:bookmarkStart w:id="66" w:name="_Toc226851785"/>
-      <w:r>
-        <w:lastRenderedPageBreak/>
-        <w:t>Nazwa użytkownika</w:t>
-      </w:r>
-      <w:bookmarkEnd w:id="65"/>
-      <w:bookmarkEnd w:id="66"/>
-    </w:p>
-    <w:p>
-      <w:pPr>
-        <w:spacing w:line="276" w:lineRule="auto"/>
-        <w:rPr>
-          <w:rFonts w:eastAsiaTheme="minorHAnsi"/>
-        </w:rPr>
-      </w:pPr>
-      <w:r>
-        <w:rPr>
-          <w:rFonts w:eastAsiaTheme="minorHAnsi"/>
-        </w:rPr>
-        <w:t>W oknie Pomoc | Informacje dodano nazwę aktualnie zalogowanego użytkownika oraz wersję Aplikacji.</w:t>
-      </w:r>
-    </w:p>
-    <w:p>
-      <w:pPr>
-        <w:spacing w:line="276" w:lineRule="auto"/>
-        <w:rPr>
-          <w:rFonts w:eastAsiaTheme="minorHAnsi"/>
-        </w:rPr>
-      </w:pPr>
-    </w:p>
-    <w:p>
-      <w:pPr>
-        <w:spacing w:line="276" w:lineRule="auto"/>
-        <w:jc w:val="center"/>
-        <w:rPr>
-          <w:rFonts w:eastAsiaTheme="minorHAnsi"/>
-        </w:rPr>
-      </w:pPr>
-      <w:r>
-        <w:rPr>
-          <w:rFonts w:eastAsiaTheme="minorHAnsi"/>
-          <w:noProof/>
-          <w:lang w:eastAsia="pl-PL"/>
-        </w:rPr>
-        <w:drawing>
-          <wp:inline distT="0" distB="0" distL="0" distR="0" wp14:anchorId="6D747893" wp14:editId="3BF49F3B">
-            <wp:extent cx="3012471" cy="2320892"/>
-            <wp:effectExtent l="0" t="0" r="0" b="3810"/>
-            <wp:docPr id="360" name="Obraz 360"/>
-            <wp:cNvGraphicFramePr>
-              <a:graphicFrameLocks xmlns:a="http://schemas.openxmlformats.org/drawingml/2006/main" noChangeAspect="1"/>
-            </wp:cNvGraphicFramePr>
-            <a:graphic xmlns:a="http://schemas.openxmlformats.org/drawingml/2006/main">
-              <a:graphicData uri="http://schemas.openxmlformats.org/drawingml/2006/picture">
-                <pic:pic xmlns:pic="http://schemas.openxmlformats.org/drawingml/2006/picture">
-                  <pic:nvPicPr>
-                    <pic:cNvPr id="0" name=""/>
-                    <pic:cNvPicPr/>
-                  </pic:nvPicPr>
-                  <pic:blipFill>
-                    <a:blip r:embed="rId65"/>
-                    <a:stretch>
-                      <a:fillRect/>
-                    </a:stretch>
-                  </pic:blipFill>
-                  <pic:spPr>
-                    <a:xfrm>
-                      <a:off x="0" y="0"/>
                       <a:ext cx="3013551" cy="2321724"/>
                     </a:xfrm>
                     <a:prstGeom prst="rect">
@@ -14005,16 +14451,16 @@
         <w:jc w:val="both"/>
       </w:pPr>
     </w:p>
-    <w:bookmarkEnd w:id="59"/>
+    <w:bookmarkEnd w:id="81"/>
     <w:p>
       <w:pPr>
         <w:spacing w:line="276" w:lineRule="auto"/>
       </w:pPr>
     </w:p>
     <w:sectPr>
-      <w:headerReference w:type="default" r:id="rId66"/>
-      <w:footerReference w:type="even" r:id="rId67"/>
-      <w:footerReference w:type="default" r:id="rId68"/>
+      <w:headerReference w:type="default" r:id="rId65"/>
+      <w:footerReference w:type="even" r:id="rId66"/>
+      <w:footerReference w:type="default" r:id="rId67"/>
       <w:pgSz w:w="11906" w:h="16838"/>
       <w:pgMar w:top="883" w:right="1417" w:bottom="1417" w:left="1417" w:header="708" w:footer="708" w:gutter="0"/>
       <w:pgNumType w:start="1"/>
@@ -19689,7 +20135,7 @@
 </file>
 
 <file path=customXml/itemProps1.xml><?xml version="1.0" encoding="utf-8"?>
-<ds:datastoreItem xmlns:ds="http://schemas.openxmlformats.org/officeDocument/2006/customXml" ds:itemID="{5F8A10A4-1546-4E14-80F4-26064E720BD0}">
+<ds:datastoreItem xmlns:ds="http://schemas.openxmlformats.org/officeDocument/2006/customXml" ds:itemID="{28488D49-2191-4F4A-80A3-CB2845AEF6B9}">
   <ds:schemaRefs>
     <ds:schemaRef ds:uri="http://schemas.openxmlformats.org/officeDocument/2006/bibliography"/>
   </ds:schemaRefs>
